--- a/01_《三人行》全24集全流程标杆成品库/05_核心人物一人一档/人物09_戴娟（长林八中教导主任兼数学老师）.docx
+++ b/01_《三人行》全24集全流程标杆成品库/05_核心人物一人一档/人物09_戴娟（长林八中教导主任兼数学老师）.docx
@@ -1427,245 +1427,6 @@
     </w:p>
     <w:p>
       <w:pPr>
-        <w:spacing w:before="160" w:after="80" w:line="384" w:lineRule="auto"/>
-        <w:jc w:val="left"/>
-      </w:pPr>
-      <w:r>
-        <w:rPr>
-          <w:rFonts w:ascii="Arial" w:hAnsi="Arial" w:eastAsia="黑体"/>
-          <w:b/>
-          <w:color w:val="141414"/>
-          <w:sz w:val="22"/>
-        </w:rPr>
-        <w:t>（附）本角色全剧登场场次、具体行动与核心台词逐集纪实（100%对齐定稿文学剧本）</w:t>
-      </w:r>
-    </w:p>
-    <w:p>
-      <w:pPr>
-        <w:spacing w:before="40" w:after="80" w:line="384" w:lineRule="auto"/>
-        <w:ind w:firstLine="400"/>
-        <w:jc w:val="left"/>
-      </w:pPr>
-      <w:r>
-        <w:rPr>
-          <w:rFonts w:ascii="Times New Roman" w:hAnsi="Times New Roman" w:eastAsia="宋体"/>
-          <w:b w:val="0"/>
-          <w:color w:val="141414"/>
-          <w:sz w:val="20"/>
-        </w:rPr>
-        <w:t>◆ EP01《夺回人生》：【1-12　外　长林八中·操场看台楼梯与黑色铁围栏 — 日】：情节与动作调度：2008年深冬，长林市第八中学操场看台侧面。16岁的少年赵左右身穿袖侧带有两条鲜红条纹的米白色厚款连帽羽绒服、内搭八中深藏蓝运动校服，正躲在朱红色铁扶手的水泥折梯转角处，小心翼翼地将一袋刚从围栏外买来的红油麻辣烫递给身旁穿棕褐色羊羔毛翻领棉服的死党罗爱文。 罗爱文迫不及待地接过透明塑料袋，挑起一筷子沾满麻酱与红油的麻辣烫塞进嘴里，幸福得直眯眼。赵左右靠在台阶栏杆旁笑着看他吃。 罗爱文嚼着麻辣烫，目光无意间越过赵左右的肩膀，定格在几米外的黑色铁围栏外。 赵左右和罗爱文吓得魂飞魄散，手里的麻辣烫差点飞出去。只见留着齐颌卷短发、身穿炭灰色长款毛呢大衣的教导主任戴娟正站在结冰的水泥台阶上方，抓着红色铁扶手一步步往下走。两个少年条件反射般贴墙站得笔直。 就在戴主任伸手去夺杂志、赵左右退无可退之际，围栏方向突然传来一声沉稳的喝止。；核心台词实录：戴主任：“我。” ／ 戴主任：“站好了！一会儿就期末考试了，不抓紧时间在教室复习，还跑来偷吃麻辣烫、看闲书——真是一点紧迫感都没有！” ／ 戴主任：“赵左右，你是不是脑子有病啊？你赶紧回去复习。再考倒数第一，都没法跟你爸交代。好了，赶紧把你的破杂志拿出来。听见没有？” ／ 戴主任：“拿出来。” ／ 戴主任：“拿出来！” ／ 戴主任：“你是哪位学生的家长？”　【1-13　内　长林八中·教导主任办公室及门外走廊 — 日】：情节与动作调度：教导主任办公室门外，赵左右、罗爱文和几个男生正把脑袋叠罗汉似的挤在门缝与走廊玻璃窗边，屏住呼吸往里偷看。 偷看男生甲神色微动，看着对方继续说道。 办公室内，宽大的办公桌上堆满了期末试卷。荀未来站在办公桌前，早已收起了刚才在看台上的锋芒，用一副历经社会毒打的中年人语重心长的语气，对着坐在桌后的戴主任侃侃而谈。 戴主任原本紧绷严肃的脸庞在荀未来这番直击灵魂的体己话里一点点软化下来，眼圈真的微微泛红。荀未来朝她微微颔首，转身从容地推门走出了办公室。 办公室里只剩下戴主任一人。她拿起桌面上那张刚刚登记的身份证——上面印着姓名「苟未来」与「1988年1月21日」的出生日期。戴主任端详着身份证上的照片，实在没忍住，噗嗤一声笑了出来。；核心台词实录：戴主任：“苟未来。好久没有碰到这么有挑战、有意思的学生了。就是……长得太着急了点。”　【1-15　内　长林八中·高一二班教室 — 日】：情节与动作调度：高一二班教室内，黑板上方挂着圆形石英钟与红底黄字校训横幅「持志用力 渐进精思」。一名值日生正在黑板前擦掉残留的粉笔画，全班学生忙着把课桌上的复习资料收进后排备品柜里，腾出期末考场。 荀未来走进教室，沿着过道缓缓走到教室最后排的图书角书架前，随手抽出一本课外书翻看。当他从书页上方抬起眼眸时，目光忽然定格在斜前方座位上的那个少年身上——16岁的陈明身穿深蓝校服，正安安静静地低头演算习题，外面的喧嚣与他毫无关系。 荀未来的脑海中瞬间闪过2033年墓园里那块写着「陈明 先生 1990—2033」的冰冷电子墓碑。他的眼眶微微一热，喉间不由自主地轻轻溢出一声呼唤。 荀未来深吸一口气，收敛起翻涌的思绪，跟着赵左右在座位上坐下。讲台上，戴主任拍了拍黑板擦，开始训话。 赵左右惊讶地转头看他，讲台上的戴主任果然紧接着宣布了这桩消息，黑板上清晰写着「数学 9:00—11:00」。；核心台词实录：戴主任（画外）：“大家都抓紧时间。整理一下桌子和书架，东西都放到备品柜里。” ／ 戴主任：“看看你们一个个的，什么时候能向陈明多学习学习。甭说平时了，连考试之前都不知道复习复习，像什么样子。” ／ 戴主任：“寒假前的这几天呢，由我来带。两个事。第一，先考数学，再考语文，大家看好时间和各自的考场。第二，考试期间的自习课——全改上数学。”　【1-16　内　长林八中·数学期末考场 — 日】：情节与动作调度：单人单列拉开的数学期末考场内气氛肃杀。荀未来坐在考位上，刚拿到发下来的数学试卷，便满脸堆笑地朝着斜前方的邻座男生双手合十小声商量。 荀未来讨了个没趣，只得转回身低头看向试卷上的立体几何与函数大题，原本自信满满的表情在三秒钟内彻底凝固，眉头拧成了疙瘩。 就在荀未来对着数学卷子抓耳挠腮之际，考场另一侧的赵左右一直在焦躁地左顾右盼，望着斜前方一个空荡荡的座位出神。片刻后，赵左右突然高高举起了手。 荀未来连忙起身追出考场。他刚走，后排又有一名男生举起了手，戴主任顿时火冒三丈地一拍讲台。；核心台词实录：戴主任：“你看着点时间啊。考试时间可是你自己的。抓紧去。” ／ 戴主任：“你们这考场怎么回事？一考试就尿频，肾不好是吧？抓紧去，快去快回啊。” ／ 戴主任：“你坐那儿，不许去！还尿上瘾了！”　【1-23　内　长林八中·数学补考教室 — 日】：情节与动作调度：明亮的补考教室内，赵左右、荀未来与恢复精神的王一漫分坐三列单人考位。戴主任站在讲台前交代补考事宜。 试卷发下，荀未来正准备提笔，坐在他右侧相邻列的王一漫忽然轻轻唤了他一声，探身将一支红色水笔递到他的桌角。 荀未来转头接过那支带着少女善意的红笔，唇角微扬。；核心台词实录：戴主任：“鉴于你两个离开考场，是为了帮助一漫同学——给你们安排一次补考。跟上进度，下午还和大家一起考语文。”　【1-26　内　长林八中·学校食堂 — 日】：情节与动作调度：中午的学校食堂人声鼎沸，不锈钢打饭窗口前却排起了长龙，队伍停滞不前。窗口隔断玻璃下方的白色刷卡消费机屏幕黑着，戴主任正站在窗口旁焦急地同食堂工作人员交涉。 就在双方僵持不下时，荀未来从围观的学生人群里漫步走出，挽起袖口走到故障的刷卡机前。 在戴主任、食堂员工与一众学生好奇的围观下，做过二十年程序员的荀未来熟练地检查线路接口、敲击终端按键重启调试。不过片刻工夫，只听「滴」的一声轻响，刷卡机屏幕重新亮起绿灯。排在第一位的低年级男生刷卡成功，惊喜地道谢。 荀未来拍了拍手，转头看向戴主任，语气老练得像个甲方技术总监。 周围的学生们哄然叫好鼓掌，戴主任既好气又好笑地瞪了他一眼。；核心台词实录：戴主任：“这怎么回事啊？这外包团队就是不行，这刷卡机刚修好，没一周又坏了。今天先记账吧。怎么？这么大学校，还能跑了你的饭费？”　【1-38　内/外　2008冬夜多空间群像（漫画屋房间·罗爱文家·办公室·赵家主卧·家属院） — 夜/晨】：情节与动作调度：开始音乐蒙太奇： 漫画屋狭小的房间里，荀未来摩挲着身份证，在心底向16岁的自己低声告解。 赵家生日餐桌前，父母笑着祝福儿子，少年赵左右开心地向爸妈道谢。 学校办公室里，深夜未归的戴主任在台灯下翻开白天从赵左右手里没收的那本《心惊肉跳》杂志，一张写着「To: 王一漫」的粉色信纸从书页间滑落出来。戴主任拿起信纸看了看，严厉的眉眼间漾开一抹温和怀念的笑意。；核心台词实录：戴主任：“怪不得早上一直护着这破杂志，不肯让我没收。青春，真好。”</w:t>
-      </w:r>
-    </w:p>
-    <w:p>
-      <w:pPr>
-        <w:spacing w:before="40" w:after="80" w:line="384" w:lineRule="auto"/>
-        <w:ind w:firstLine="400"/>
-        <w:jc w:val="left"/>
-      </w:pPr>
-      <w:r>
-        <w:rPr>
-          <w:rFonts w:ascii="Times New Roman" w:hAnsi="Times New Roman" w:eastAsia="宋体"/>
-          <w:b w:val="0"/>
-          <w:color w:val="141414"/>
-          <w:sz w:val="20"/>
-        </w:rPr>
-        <w:t>◆ EP02《第三个雪人》：【2-20　内　长林八中·教导主任办公室 — 日】：情节与动作调度：教导主任办公室内。赵左右与荀未来垂手并排站在铁皮文件柜前，衣服领口还带着扭打后的凌乱。教导主任戴娟双手背在身后，面沉似水地审视着两人。 赵左右嘴唇动了动刚要开口，身旁的荀未来却抢先一步，平静而干脆地吐出一个字。 赵左右猛地转过头，满脸愕然地看向荀未来。 戴娟转过身，气极反笑地盯着荀未来。 站在一旁的16岁赵左右静静听着这番话，原本紧绷的神情微微动容。戴娟皱眉打量着荀未来。；核心台词实录：戴娟：“谁先动的手？” ／ 戴娟：“你还真的是很会制造惊喜。” ／ 戴娟：“提前交卷很潇洒，是吧？真能装啊！期末考试成绩出来了，你——倒数第一！” ／ 戴娟：“别给我玩深沉忧郁这一套！从今天起，把你列为重点观察对象！乱七八糟的，没有一点点学生的样子！明天放假前，把你爸妈叫过来！” ／ 戴娟：“父母来不了，那就找个能管你的人来！” ／ 戴娟：“没规矩！”　【2-25　内/外　长林八中·教导主任办公室、走廊与广播室外雪地（倒叙：数小时前） — 日】：情节与动作调度：黑屏打出白色大字：“数小时前”。 2008年1月21日午间。66岁的赵了身穿深色大衣、围着红绿条纹围巾，轻轻敲响教导主任办公室的门。 戴娟打开门，见是一位气质儒雅的长者，连忙满脸堆笑地迎进屋里倒水。 戴娟神色微动，看着对方继续说道。；核心台词实录：戴娟：“您好！怎么称呼您？” ／ 戴娟：“赵先生，您要为图书馆捐款的事啊，校长已经给我说过了。等他下周回来，会再和您见面。” ／ 戴娟：“我带您去！” ／ 戴娟：“好，好。”</w:t>
-      </w:r>
-    </w:p>
-    <w:p>
-      <w:pPr>
-        <w:spacing w:before="40" w:after="80" w:line="384" w:lineRule="auto"/>
-        <w:ind w:firstLine="400"/>
-        <w:jc w:val="left"/>
-      </w:pPr>
-      <w:r>
-        <w:rPr>
-          <w:rFonts w:ascii="Times New Roman" w:hAnsi="Times New Roman" w:eastAsia="宋体"/>
-          <w:b w:val="0"/>
-          <w:color w:val="141414"/>
-          <w:sz w:val="20"/>
-        </w:rPr>
-        <w:t>◆ EP03《少年的决定》：【3-7　内　长林八中·教学楼内走廊 — 日】：情节与动作调度：教学楼内走廊里阳光明亮，两名男学生正站在窗台旁擦拭玻璃。头发花白、戴着眼镜的数学老师傅老师拦住背着双肩书包的王一漫，语重心长地比划着手指。 不远处的走廊拐角处，身穿灰白厚羽绒服套蓝白校服的16岁赵左右手里紧紧攥着那支酒红色金夹钢笔，眼巴巴地等着傅老师讲完。好不容易等到傅老师转身离开，王一漫抬起头看见了站在走廊边的赵左右，两人目光交汇。 赵左右刚鼓起勇气迈出半步，身穿炭灰色宽翻领毛呢大衣的教导主任戴娟突然从走廊侧面大步走来，一把叫住了赵左右。 赵左右被戴娟训得苦着脸低下头。等戴娟转身走远，赵左右连忙抬起头望向走廊尽头——那里只剩下两名擦玻璃的男学生，王一漫早已离开了走廊。赵左右握着红钢笔懊恼地叹了口气。；核心台词实录：戴娟：“赵左右！这次期末考试虽然有点进步，但还是不能松懈啊！应该向陈明同学多学习学习，往上努努力，别整天跟他们俩混，近朱者赤，近墨者黑……我说话你看着我，别左耳朵进右耳朵出的，老师这都是为了你好！你也来我办公室，写个寒假计划再走！”</w:t>
-      </w:r>
-    </w:p>
-    <w:p>
-      <w:pPr>
-        <w:spacing w:before="40" w:after="80" w:line="384" w:lineRule="auto"/>
-        <w:ind w:firstLine="400"/>
-        <w:jc w:val="left"/>
-      </w:pPr>
-      <w:r>
-        <w:rPr>
-          <w:rFonts w:ascii="Times New Roman" w:hAnsi="Times New Roman" w:eastAsia="宋体"/>
-          <w:b w:val="0"/>
-          <w:color w:val="141414"/>
-          <w:sz w:val="20"/>
-        </w:rPr>
-        <w:t>◆ EP06《暖雪》：【6-7　外/内　长林八中·铁栏杆外、美营租车行、保卫室与储藏室 — 夜】：情节与动作调度：学校保安挂断电话，对照桌上的号码拨打教导主任戴娟的电话，听筒里却传来“您好，您拨打的电话正在通话中，请稍后再拨”的提示音——与此同时，街头的荀未来正举着手机给戴娟打电话拜年占线。</w:t>
-      </w:r>
-    </w:p>
-    <w:p>
-      <w:pPr>
-        <w:spacing w:before="40" w:after="80" w:line="384" w:lineRule="auto"/>
-        <w:ind w:firstLine="400"/>
-        <w:jc w:val="left"/>
-      </w:pPr>
-      <w:r>
-        <w:rPr>
-          <w:rFonts w:ascii="Times New Roman" w:hAnsi="Times New Roman" w:eastAsia="宋体"/>
-          <w:b w:val="0"/>
-          <w:color w:val="141414"/>
-          <w:sz w:val="20"/>
-        </w:rPr>
-        <w:t>◆ EP09《人生失控》：【9-5　内　长林八中·高一十班（文科班）教室 — 日】：情节与动作调度：重新分班后的高一十班（文科班）教室内，黑板正中央贴着一张写满名字的文科班新座位表。脱下羽绒服抱在胸前的荀未来与罗爱文并排站在黑板前，仰头看着讲台正前方第一排紧挨着的“荀未来”、“罗爱文”、“赵左右”三个名字，荀未来苦着脸连连叹气。 罗爱文伸手指着黑板上的座位表从左到右找了一圈，满脸疑惑地挠了挠头。 荀未来没好气地转头白了罗爱文一眼。 话音刚落，身穿深蓝色针织开衫、系着花丝巾的教导主任兼新班主任戴娟夹着红色备课本走进教室，抬手朝黑板前扎堆的学生们挥了挥。荀未来与罗爱文对视一眼，异口同声地苦笑吐出两个字：“果然。” 戴娟把红色备课本放在讲桌上，笑眯眯地看着走到第一排眼皮子底下的荀未来和罗爱文，抬手指了指黑板上的三角分布。；核心台词实录：戴娟：“都按表上的位置赶紧坐下昂。” ／ 戴娟：“够意思吧，给你俩特别安排的雅座。你们哥几个正好一个三角形，铁三角嘛。” ／ 戴娟：“不客气，快请坐吧。” ／ 戴娟：“大家都认识我了哈，不介绍了。咱们有的本来就是十班的，有的呢是其他班来的。未来两年半，你们就是新战友了。我是你们历史科目的任课老师，也是你们的班主任。你们也知道我是教导主任，平时呢，没那么多时间管自己班里的事，很多事我会交给班长去做。有意向竞选班长的同学请举手。” ／ 戴娟：“先别着急啊，我带的班呢一直有一个规矩：如果班长开学考没考到前五名——直接免职，还要擦一个月的黑板，扫一个月的地，抬一个月的水。” ／ 戴娟：“胆儿都这么小啊？行，那班长就由王——”</w:t>
-      </w:r>
-    </w:p>
-    <w:p>
-      <w:pPr>
-        <w:spacing w:before="40" w:after="80" w:line="384" w:lineRule="auto"/>
-        <w:ind w:firstLine="400"/>
-        <w:jc w:val="left"/>
-      </w:pPr>
-      <w:r>
-        <w:rPr>
-          <w:rFonts w:ascii="Times New Roman" w:hAnsi="Times New Roman" w:eastAsia="宋体"/>
-          <w:b w:val="0"/>
-          <w:color w:val="141414"/>
-          <w:sz w:val="20"/>
-        </w:rPr>
-        <w:t>◆ EP10《只要我想》：【10-8　内　长林八中·高一十班教室（开学考放榜与历史课） — 日】：情节与动作调度：几天后的清晨，高一十班教室内阳光明媚。班主任戴娟身穿深灰色毛呢大衣站在讲台前，手里拿着刚批改出来的开学考成绩单，神情严肃地向全班通报。 第一排的罗爱文兴奋地带头高呼一声“好！”，全班同学热烈鼓掌，戴娟脸上也露出了欣慰的笑容。 掌声落下，戴娟环视全班，目光投向教室左后方，语气里满是惊喜与赞赏。座位上的赵左右自信地抬起头望向讲台。 第一排正等着看赵左右考砸出丑的荀未来猛地转过头看向后排。讲台上的戴娟一字一顿地宣布了令全班沸腾的成绩！ 白天的历史课上，戴娟在黑板上写下板书，转过身面向全班讲授秦代历史。；核心台词实录：戴娟：“这次开学考，我们班数学虽然考不过理科班，但无论是语文还是文综，都是文科班第一！” ／ 戴娟：“但这次最令我惊喜的是——赵左右同学。” ／ 戴娟：“虽然班长的数学成绩并不出色，但这次文综他是咱们班第一，总分也是全班第一！” ／ 戴娟：“法治使秦国走向强盛，但秦法的极端残酷，焚书、坑儒，这些思想专制手段反而会出现什么？出现奸邪并生、天下愁怨、溃而叛之的局面。好，接下来翻开校本作业第五页，名词解释专项练习。下面我请同学回答一下。——荀未来，请你回答，什么是禁军？” ／ 戴娟：“你这样答还想拿分不？” ／ 戴娟：“赵左右。”　【10-9　内/外　学校食堂·教学楼走廊·高一十班与主任办公室 — 日】：情节与动作调度：大雪纷飞的校园里，孔子汉白玉雕像静立在风雪中。中午的学校食堂长桌旁，赵左右与王一漫隔桌相对而坐，两人都在一边吃饭一边争分夺秒地翻阅资料刷题。赵左右抬起头偷偷看了一眼对面专注写字的王一漫，眼神里带着渴望与自我激励。 对面的王一漫笔尖不停地在试卷上书写，神情平静而清冷，心底却回响着另一番残酷的认知。 课间休息的教学楼走廊上人流穿梭，赵左右手里拿着试卷正与罗爱文说话，荀未来快步跑过来在拐角处截住两人，热情地张罗着去广播室捧场。 高一十班课堂上，脸色铁青的班主任戴娟大步走进教室，将教案重重往讲台上一拍，全班瞬间鸦雀无声。戴娟厉声点名。 王一漫看了一眼讲台上盛怒的戴主任，小声回应。；核心台词实录：戴娟：“荀未来、罗爱文，起立！外面站着去！” ／ 戴娟：“你俩，给赵左右道歉！” ／ 戴娟：“好了！罗爱文，你三千字检查，明天给我！荀未来，你一万字，必须深刻反省，写到赵左右满意为止！” ／ 戴娟：“好了，左右，这事就告一段落了。一会儿我有点事要先走，放学之前呢，你帮我收齐校本作业，放到这，然后把门锁上。钥匙在这。”　【10-10　内　长林八中·教学楼走廊·高一十班与主任办公室 — 日/夜】：情节与动作调度：“咔哒”一声，门锁转动，十六岁的赵左右用戴娟留给他的钥匙打开主任办公室的门走了进来。他没有开大灯，借着窗外透进来的微弱夜光，将怀里那沓收齐的校本作业轻轻放在戴主任的办公桌上。</w:t>
-      </w:r>
-    </w:p>
-    <w:p>
-      <w:pPr>
-        <w:spacing w:before="40" w:after="80" w:line="384" w:lineRule="auto"/>
-        <w:ind w:firstLine="400"/>
-        <w:jc w:val="left"/>
-      </w:pPr>
-      <w:r>
-        <w:rPr>
-          <w:rFonts w:ascii="Times New Roman" w:hAnsi="Times New Roman" w:eastAsia="宋体"/>
-          <w:b w:val="0"/>
-          <w:color w:val="141414"/>
-          <w:sz w:val="20"/>
-        </w:rPr>
-        <w:t>◆ EP11《YOU WIN》：【11-5　内　长林八中·高一十班教室与主任办公室（完整放榜与谈话） — 日】：情节与动作调度：白天的长林八中高一十班教室内，班主任戴娟身穿深灰色呢子大衣站在讲台前，双手按在讲桌两侧，满面春风地向全班公布开学考完整排名（补全上一集闪回的放榜全貌）。 全班爆发出热烈的掌声，坐在前排的方志杰满面红光地站起身，连连向四周欠身拱手致谢。 掌声渐息，戴娟拿起成绩单开始逐一念出班级前五名的名字；后排座位上的赵左右神情高度紧绷，随着每一个名字念出，他的眼神一点点往下沉。 听到第五名是黄宇晨，没有进前五的赵左右眼神一暗，失落地缓缓低下头；中排的王一漫也脸色苍白地怔在座位上。就在这时，讲台上的戴娟话锋一转，欣慰的目光投向了后排的赵左右！ 赵左右闻声猛地抬起头，前排的徐图图开心地转过头朝他微笑；赵左右放在课桌下的双手紧紧扣在一起，拇指紧张地用力摩挲着。讲台上的戴娟微笑着给出了破格留任的裁定！；核心台词实录：戴娟：“这次开学考，大家表现都挺不错。虽然我们的数学没考过理科班，但无论是语文、文综，咱们都是文科班第一！咱们班总分第一的是——方志杰同学！” ／ 戴娟：“前五名的是：方志杰、余楚楚、李珂、陈子墨，和——黄宇晨。” ／ 戴娟：“但这次最令我惊喜的是——赵左右同学！虽然他这次是第九名，但比分班前进步了十名！虽然赵左右的数学成绩并不出色，但这次文综，他是咱班第三！” ／ 戴娟：“其实啊我并不意外，这周我都在观察赵左右同学，他真的是付出了很大的努力。我是说班长要考前五名，但没说是总分！所以，班长继续由赵左右同学担任！” ／ 戴娟：“一漫。” ／ 戴娟：“分班前你一直是年级第二，但这次你连班级前五都没进。老师没想批评你，但你这次知道了，一个寒假，甚至一周会带来多大的变化。赵左右的文综可是考过你了。”　【11-6　内/外　教学楼楼梯拐角·主任办公室与室外红砖连廊 — 日】：情节与动作调度：教学楼偏僻的器材室走廊窗边，王一漫独自一人背靠着窗台站立，一边默默流着眼泪，一边大口大口机械地咬着手里的一只红苹果，试图用吞咽动作把委屈硬生生咽回肚子里。十六岁的徐图图正好从楼梯间拾级而上，听到隐约的抽泣声，看到王一漫的身影后体贴地停下脚步，悄悄躲在转角墙后没有上前打扰。 就在这时，头戴发夹的闺蜜尚雪快步走到王一漫身旁，伸手搭住她的肩膀哄劝。王一漫连忙擦了擦眼泪，勉强扯出一丝微笑。 王一漫双手紧握着被咬出缺口的红苹果，眼泪顺着脸颊滑落，却依然真诚而克制地替赵左右说话；墙角后的徐图图静静听着。 教导主任办公室内，尚雪推门冲进去，站在戴娟办公桌前义正辞严地举报。戴娟从电脑屏幕前抬起头，神色顿时凝重起来。 戴娟调出电脑上的“行政楼走廊1”监控录像——只见黑白监控画面里，考试前一天晚上九点，身穿黑羽绒服的赵左右独自推开主任办公室的门走了进去并关上了门。戴娟指着屏幕向尚雪解释，眉头却紧紧蹙起。；核心台词实录：戴娟：“那天是我让赵左右帮我收作业送到办公室的，但他确实在里面待了将近十分钟。” ／ 戴娟：“同学，这事没调查清楚还不能下定论，请你先保密，我会查清楚的。”　【11-7　内　高一十班地理课·学校食堂与教导主任办公室 — 日】：情节与动作调度：下午的高一十班地理试卷讲评课上，黑板上画着“海陆热力性质差异”与气压环流图。地理男老师站在讲台前整理了一下试卷，抬头扫视全班。 全班同学的目光齐刷刷投向后排。赵左右停顿了两秒，从座位上站起身来——那道题其实正是他考试前夜从绝密试卷袋里抽出来不小心瞄到的第一道选择题！面对全班的注视，赵左右目视前方，面不改色地撒了谎；前排的荀未来猛然回过头，死死盯住他。 而在教室后门外的走廊窗边，班主任戴娟正面色阴沉地透过门窗玻璃缝隙紧盯着撒谎的赵左右，听到地理老师说“你运气不错啊，坐吧”，戴娟冷着脸转身离去。 就在这时，教导主任戴娟面沉似水地出现在食堂门口，冷冷地点名传唤。 教导主任办公室内，办公电脑屏幕上正暂停着考试前夜“行政楼走廊1”的监控录像画面。戴娟靠在椅背上，指着屏幕严厉审问低头罚站的赵左右。；核心台词实录：戴娟：“赵左右，你来一下。” ／ 戴娟：“你一个人在里面这么久，你在干什么？” ／ 戴娟：“是吗？说说你是怎么发现自己漏写的？” ／ 戴娟：“你是说在这儿补完的是吗？可我办公室只有圆珠笔啊！” ／ 戴娟：“赵左右，你还在狡辩！这次文综考第三，我还真以为你开窍了，没想到你会干这种事！” ／ 戴娟：“别说了，明天把你家长叫过来！出去！”　【11-9　外/内　长林八中雪地步道·主任办公室·学校食堂与广播室 — 日】：情节与动作调度：次日清晨，刀子嘴豆腐心的父亲赵东来还是穿戴整齐，双手插在灰绿色连帽羽绒服兜里，阴沉着脸跟在儿子赵左右身后走进长林八中校园。迎面抱书走过的陈明看到父子俩的背影，停下脚步回头深深看了一眼。 教导主任办公室内，戴娟端坐在办公桌后，赵东来一改昨晚在家里的暴脾气，局促不安地坐在对面赔着笑脸，赵左右低头站在父亲身旁。戴娟开门见山地开口。 赵东来尴尬地干笑了两声，转头狠狠瞪了身旁的儿子一眼，随即收起笑容，身体前倾诚恳地替儿子向戴主任辩解；旁边的赵左右余光看着维护自己的父亲，眼波微动。 戴娟神色严肃，逐条列出监控与课堂提问的铁证；赵东来听得脸色愈发凝重。 戴娟一听这话更是气极反笑，指着赵左右步步紧逼地反问；赵东来顿时面色灰败、哑口无言。；核心台词实录：戴娟：“赵左右的事情，你应该已经知道了吧？” ／ 戴娟：“走廊的监控你也看了，而且我也不是没有相信过他，但是，他说不出地理考题的解题思路，跟我解释的时候也是支支吾吾、自相矛盾，我很难再相信他。” ／ 戴娟：“看了一道题？你不是说在我办公室补作业大题吗？一头一个说法！赵爸爸，您说说，就这样我还怎么相信他说的话？谁知道他到底是看了一道题，还是一半，还是都拍了照了？” ／ 戴娟：“我当了十五年的主任，学生干出什么事我都见过，但是对于作弊，我一向是零容忍。给赵左右留校察看处分、全校通报批评是一定要的！” ／ 戴娟：“陈明啊，你找我有事啊？” ／ 戴娟（广播画外音）：“这次开学考试，也发生了一件非常恶劣的事情——”　【11-10　内/外　高一十班走廊·主任办公室重考与走廊掌掴 — 日/夜】：情节与动作调度：高一十班安静的自习课上，班主任戴娟走到教室后门，平静地唤出赵左右。 赵左右站起身走出教室。走廊宣传栏旁，荀未来、罗爱文、徐图图三人像叠罗汉一样扒在教室后门框边探头偷听。走廊窗前，戴娟双手交叠看着赵左右，宣布了学校的最终决定（正是66岁赵了昨晚在雪地长椅支的那一招）。 赵左右非但没有先关心自己的处分，反而第一时间急切地追问陈明的情况。 戴娟板起脸孔，不悦地打断他。 赵左右低下头又猛地抬起眼眸，语气无比坚决地向戴娟请求。；核心台词实录：戴娟：“赵左右，出来一下。” ／ 戴娟：“鉴于陈明说的，情况特殊，学校决定再给你一张难度系数相同的文综试卷。如果你能证明自己，留校察看就降为严重警告。” ／ 戴娟：“你先别管他，刚才我说的你听明白了吗？” ／ 戴娟：“这是陈明给你争来的机会，你自己好好想想。” ／ 戴娟：“不错，比开学考还高了两分。鉴于目前的情况，你的处分降为严重警告，但是按照校规，班长的职务必须撤销。”</w:t>
-      </w:r>
-    </w:p>
-    <w:p>
-      <w:pPr>
-        <w:spacing w:before="40" w:after="80" w:line="384" w:lineRule="auto"/>
-        <w:ind w:firstLine="400"/>
-        <w:jc w:val="left"/>
-      </w:pPr>
-      <w:r>
-        <w:rPr>
-          <w:rFonts w:ascii="Times New Roman" w:hAnsi="Times New Roman" w:eastAsia="宋体"/>
-          <w:b w:val="0"/>
-          <w:color w:val="141414"/>
-          <w:sz w:val="20"/>
-        </w:rPr>
-        <w:t>◆ EP13《我与我的宣战》：【13-4　内　长林八中·高一十班教室·主任办公室与学校食堂 — 日】：情节与动作调度：早自习前的高一十班教室里，同学们陆续进班。身穿蓝白校服内搭酒红连帽卫衣的赵左右坐在座位上写字；四十一岁的荀未来背着黑色双肩包从后门大摇大摆地走进教室，在第一排坐下后从书包里掏出一本红色封面的《读者》杂志津津有味地翻看。 后排的赵左右合上笔盖站起身，不动声色地走到第一排荀未来的课桌前，居高临下地开口试探。 荀未来眼皮都没抬，翻过一页《读者》杂志，语气淡漠地挡了回去。 课间，教导主任办公室内，坐在办公桌后的戴娟斩钉截铁地吐出两个字。 戴娟一拍桌子，毫不留情地拿成绩单说话。；核心台词实录：戴娟：“不行！” ／ 戴娟：“赵左右现在什么成绩，你什么成绩啊？你和那个罗爱文回回考试垫底，我还能让你俩去搞什么杂志？”　【13-5　内/外　罗爱文家书房·学校过街天桥·红砖通道与复印店 — 夜/日】：情节与动作调度：赵左右暗暗观察着他激烈的反应，表面上却装出一副听爸爸话、幡然悔悟的失落模样，转身作势要去找戴主任。　【13-6　内　八中校长办公室·高一十班教室·洗手间隔间与心理社活动室 — 日】：情节与动作调度：白天的长林八中校长办公室内，沙发茶几上正放着一本《三人行》创刊号。身穿深灰色大衣的教导主任戴娟站在茶几旁，忐忑地向从书架前踱步走回的校长询问。 身穿深色西装的校长指了指茶几上的《三人行》杂志，在沙发上坐下。 戴娟心里咯噔一下，连忙低头指着杂志撇清责任，生怕校长怪罪。 校长推了推鼻梁上的眼镜，故意板着脸沉吟了一声“嗯——”，下一秒，脸上突然绽放出无比灿烂自豪的笑容，激动地一拍大腿！戴娟当场愣住。 戴娟松了一口气，连忙在旁边的沙发上坐下拿起杂志翻看。校长好奇地身体前倾询问。；核心台词实录：戴娟：“校长，你有什么事吗？” ／ 戴娟：“我是反对来着，谁知道他这么快就搞出来了。是不是……产生什么不好的影响？” ／ 戴娟：“荀同学学习不理想，我就没让他办。”</w:t>
-      </w:r>
-    </w:p>
-    <w:p>
-      <w:pPr>
-        <w:spacing w:before="40" w:after="80" w:line="384" w:lineRule="auto"/>
-        <w:ind w:firstLine="400"/>
-        <w:jc w:val="left"/>
-      </w:pPr>
-      <w:r>
-        <w:rPr>
-          <w:rFonts w:ascii="Times New Roman" w:hAnsi="Times New Roman" w:eastAsia="宋体"/>
-          <w:b w:val="0"/>
-          <w:color w:val="141414"/>
-          <w:sz w:val="20"/>
-        </w:rPr>
-        <w:t>◆ EP14《继承》：【14-1　内　长林八中·高一十班教室·罗爱文家书房与未来杂志社活动室 — 日/夜】：情节与动作调度：白天的长林八中高一十班教室内，墙面贴着“惜时如金 勤奋进取”的标语。教导主任戴娟手里捏着半截粉笔站在讲台前，向全班同学宣布即将开展的学工实践活动通知。 戴娟话音刚落，全班同学顿时一片哀嚎，纷纷瘫靠在椅背上齐声叹气。 坐在教室中排的罗爱文往前探出脑袋，大声向准备离开讲台的戴娟提议。 戴娟停下脚步转过头，似笑非笑地看着罗爱文反问了一句。 戴娟懒得再搭理他，夹起讲义夹干脆利落地一挥手，转身走出教室；同学们纷纷起立收拾课桌。；核心台词实录：戴娟：“下课前说个事儿啊。学工实践活动，咱们班和九班是第一轮。这周六上午八点校门口集合出发，要住一晚，东西都带好了，周日下午集体返回学校。下课。” ／ 戴娟：“咋的，周一周二你家厂子不用上班，是吧？” ／ 戴娟：“下课！”　【14-5　内/外　高一十班教室·罗爱文家客厅·校园林荫道·食堂与微机室 — 日/夜】：情节与动作调度：荀未来闻言先是一愣，随即狂喜地从座位上蹦了起来，高举双臂在教室过道里兴奋地转圈欢呼！恰逢一名男同学从前门跑进教室大喊“老戴来了！”，荀未来连忙收住动作溜回座位。</w:t>
-      </w:r>
-    </w:p>
-    <w:p>
-      <w:pPr>
-        <w:spacing w:before="40" w:after="80" w:line="384" w:lineRule="auto"/>
-        <w:ind w:firstLine="400"/>
-        <w:jc w:val="left"/>
-      </w:pPr>
-      <w:r>
-        <w:rPr>
-          <w:rFonts w:ascii="Times New Roman" w:hAnsi="Times New Roman" w:eastAsia="宋体"/>
-          <w:b w:val="0"/>
-          <w:color w:val="141414"/>
-          <w:sz w:val="20"/>
-        </w:rPr>
-        <w:t>◆ EP15《左或右》：【15-3　外/内　长林八中校门大巴车旁与爱荣机械制造厂车间 — 日】：情节与动作调度：周六上午八点，长林市第八中学校门外停着几辆印有“皇家商务 VIP（吉A·6360U）”字样的大巴车，画面浮现本集片名：第 15 集 左或右。 高一十班和九班的学生们背着行李包在大巴车旁列队集合。站在队列里的罗爱文凑到赵左右身旁，小声检查拍摄设备。 赵左右拍了拍胸口掛着的DV包，自信满满地回答。 站在大巴车门旁的教导主任戴娟看到他们三个凑在一起嘀咕，立刻招手把三人叫出队列训话。；核心台词实录：戴娟：“哎，你们仨过来过来过来！你们仨啊，别我一不在就无法无天放飞自我了。听老师的话，服从安排，轮流拍摄，以学习为重。记住了？”</w:t>
-      </w:r>
-    </w:p>
-    <w:p>
-      <w:pPr>
-        <w:spacing w:before="40" w:after="80" w:line="384" w:lineRule="auto"/>
-        <w:ind w:firstLine="400"/>
-        <w:jc w:val="left"/>
-      </w:pPr>
-      <w:r>
-        <w:rPr>
-          <w:rFonts w:ascii="Times New Roman" w:hAnsi="Times New Roman" w:eastAsia="宋体"/>
-          <w:b w:val="0"/>
-          <w:color w:val="141414"/>
-          <w:sz w:val="20"/>
-        </w:rPr>
-        <w:t>◆ EP16《再见，老同学》：【16-3　外/内　长林八中校门口·教导主任办公室·高一十班教室与岁月潭雪夜（闪回） — 日/夜】：情节与动作调度：周日返校的清晨，印有“吉A·6795D”车牌的学工大巴车停在长林市第八中学内，画面浮现本集片名：第 16 集 再见，老同学。 十六岁的赵左右背着书包走下大巴车，无意间瞥见四十一岁的荀未来独自一人朝着行政楼方向走去，神色有些异样，便悄悄跟了上去。 挂满“教书育人 桃李满天下”锦旗的教导主任办公室内，四十一岁的荀未来笔直地站在办公桌前，向教导主任戴娟正式提出了退学申请；尾随而至的赵左右躲在半掩的办公室门缝外，震惊地捂住嘴偷听。 戴娟皱起眉头，关切地仰头看着这个才转来几个月却聪明绝顶的学生。 戴娟还是有些惋惜，试图用刚火起来的《三人行》杂志挽留他。；核心台词实录：戴娟：“退学？你家长同意了吗？” ／ 戴娟：“小荀啊，是不是我成绩抓得紧，让你有什么压力？” ／ 戴娟：“你是说办校园杂志吗？那更应该趁《三人行》刚有起色，继续办下去呀。” ／ 戴娟：“社会和学校很不同，这种影响你人生的选择，不能冲动。” ／ 戴娟：“没大没小的孩子。要走了，反倒知道叫戴主任了。” ／ 戴娟：“把书读完，老戴下辈子也认得出你来！”</w:t>
-      </w:r>
-    </w:p>
-    <w:p>
-      <w:pPr>
-        <w:spacing w:before="40" w:after="80" w:line="384" w:lineRule="auto"/>
-        <w:ind w:firstLine="400"/>
-        <w:jc w:val="left"/>
-      </w:pPr>
-      <w:r>
-        <w:rPr>
-          <w:rFonts w:ascii="Times New Roman" w:hAnsi="Times New Roman" w:eastAsia="宋体"/>
-          <w:b w:val="0"/>
-          <w:color w:val="141414"/>
-          <w:sz w:val="20"/>
-        </w:rPr>
-        <w:t>◆ EP18《一夜剧变》：【18-7　内　长林八中高一十班教室·五楼楼梯间·501室客厅与502室赵了家 — 日/夜】：情节与动作调度：下午，高一十班教室内正在上历史课。历史女老师背对学生在黑板上书写“唐朝的荣衰与民族交融（突厥、回纥、靺鞨、吐蕃）”的板书，台下的赵左右、徐图图、王一漫等人正低头认真记笔记。突然，教室前排传来一阵断断续续的“嗡嗡、咔咔”小型马达与齿轮运转声！ 历史老师停下粉笔转过身：“什么声音？”全班同学茫然四顾；等老师转回身继续写字，那阵机械运转声又响了起来！历史老师放下粉笔径直走下讲台，停在第一排罗爱文的课桌前，伸手敲了敲桌面。 正在课桌膛里鼓捣发明的罗爱文心虚地抬起头，乖乖从桌膛里捧出一辆自己手工焊制的“太阳能电路板四驱小车”放到讲桌上。不料历史老师拿起小车端详了一眼，非但没有没收批评，反而温和地递还给他，为这位立志走技术路线的少年开了绿灯！ 罗爱文喜出望外（“真的啊？那太好了！”），在全班同学羡慕的目光中抱着零件兴冲冲地准备跑去技术教室；恰逢教导主任戴娟经过教室门口，笑着叫住了他。 戴娟笑盈盈地打趣他：“行，到时候把你爸给你的生活费都还给他。”罗爱文却一脸认真地挺直腰板回答，随后向戴娟深深鞠了一躬，欢快地奔向技术教室！；核心台词实录：戴娟：“你之前做的那些玩具，能在五月跳蚤市场卖钱不？给咱们班挣点班费。”</w:t>
-      </w:r>
-    </w:p>
-    <w:p>
-      <w:pPr>
-        <w:spacing w:before="40" w:after="80" w:line="384" w:lineRule="auto"/>
-        <w:ind w:firstLine="400"/>
-        <w:jc w:val="left"/>
-      </w:pPr>
-      <w:r>
-        <w:rPr>
-          <w:rFonts w:ascii="Times New Roman" w:hAnsi="Times New Roman" w:eastAsia="宋体"/>
-          <w:b w:val="0"/>
-          <w:color w:val="141414"/>
-          <w:sz w:val="20"/>
-        </w:rPr>
-        <w:t>◆ EP21《当雪落下》：【21-3　外/内　长林八中教学楼与高二（2）班教室·学校食堂 — 日】：情节与动作调度：公元2008年9月，新学期开学。长林市第八中学宏伟的教学楼外墙上镌刻着“养德 修业 正己 树人”八个大字，楼前高高悬挂着“新学期 新气象”的红色横幅。阳光洒在喧闹的校园里，画面浮现本集片名花字：第 21 集 当雪落下。 升入高二（2）班的教室内一片欢腾，同学们背着书包兴奋地对照黑板上的座位表寻找新座位。烫着卷发的罗爱文一屁股坐到靠窗最后一排，高举双手欢呼雀跃。 过道另一侧，身穿蓝白相间八中校服的徐图图与王一漫并肩坐到一起，徐图图开心地挽住王一漫的胳膊。 就在这时，身穿浅驼色针织开衫、戴着细框眼镜的教导主任兼班主任戴娟（戴主任）手拿保温杯与讲义夹走进教室，曲起手指敲了敲讲台桌面整顿纪律。 台下顿时安静下来。戴娟推了推眼镜，话锋一转提到了新同学，徐图图眼睛一亮，连忙回头悄声提醒赵左右。；核心台词实录：戴娟：“暑假玩够了吧？都收收心准备开学考了啊。” ／ 戴娟：“给同学们介绍一下自己。” ／ 戴娟：“小雪和荀未来一样，都是转校来的，就是比那小子内向得多。大家呢，多带她在学校转转，尽快熟悉熟悉新环境。你到那边坐去吧。”</w:t>
-      </w:r>
-    </w:p>
-    <w:p>
-      <w:pPr>
-        <w:spacing w:before="40" w:after="80" w:line="384" w:lineRule="auto"/>
-        <w:ind w:firstLine="400"/>
-        <w:jc w:val="left"/>
-      </w:pPr>
-      <w:r>
-        <w:rPr>
-          <w:rFonts w:ascii="Times New Roman" w:hAnsi="Times New Roman" w:eastAsia="宋体"/>
-          <w:b w:val="0"/>
-          <w:color w:val="141414"/>
-          <w:sz w:val="20"/>
-        </w:rPr>
-        <w:t>◆ EP24《独自面对》（大结局）：【24-3　内/外　长林八中高三教学楼走廊与冬日飘雪连廊（2009秋—2009冬） — 日】：情节与动作调度：画面浮现时间字标：2009 秋。高三教学楼走廊里，“决战高考 为梦想而战”的红色签名墙格外醒目。班主任戴娟走过走廊叮嘱学生们：“现在都是高三人了啊，学习环境要干净，心也要静下来。”身穿黑白运动外套的罗爱文礼貌地向戴主任打过招呼，转身走到赵左右面前郑重辞行。　【24-4　内　长林八中广播站·教导主任戴娟办公室与501室赵左右卧室 — 日】：情节与动作调度：“八中之声”广播站内，即将迎来高三最后一次播音的徐图图独自坐在麦克风前，攥着广播稿反复试读（“高三是紧张的，但也是热血的……不好，不好”），紧张得手心直冒汗。就在这时，广播室的门被推开，赵左右拎着一个冒着热气的塑料袋笑嘻嘻地走了进来，把一碗砂锅麻辣烫摆在调音台旁！ 徐图图吓了一跳，看着红油翻滚的麻辣烫瞪圆了眼睛。 赵左右把一次性筷子塞进她手里，温柔地哄着她。 教导主任办公室内，戴娟坐在办公桌后，语重心长地询问站在桌前的赵左右。 戴娟愣了一下，哭笑不得地指着他。；核心台词实录：戴娟：“左右。艺考可是千军万马过独木桥，你真的想清楚了吗？现在离几大名校的校考，只有不到半年了。你报艺考培训班了吗？” ／ 戴娟：“什么什么？性价比？赵左右，你现在怎么满嘴都是这些词啊？”</w:t>
-      </w:r>
-    </w:p>
-    <w:p>
-      <w:pPr>
         <w:spacing w:before="240" w:after="80" w:line="384" w:lineRule="auto"/>
         <w:jc w:val="left"/>
       </w:pPr>
@@ -1953,7 +1714,7 @@
           <w:color w:val="192D55"/>
           <w:sz w:val="25"/>
         </w:rPr>
-        <w:t>第六章　代表性经典台词金句全录与人物表演调度指南</w:t>
+        <w:t>第六章　代表性经典台词金句全录与人物表演调度指南（100%对齐定稿剧本原字原句）</w:t>
       </w:r>
     </w:p>
     <w:p>
@@ -1968,7 +1729,7 @@
           <w:color w:val="141414"/>
           <w:sz w:val="21"/>
         </w:rPr>
-        <w:t>• “现在的孩子，青春真好啊。”（EP01，戴娟深夜在办公室台灯下看到赵左右夹在杂志里的信时露出的温柔微笑）</w:t>
+        <w:t>• “怪不得早上一直护着这破杂志，不肯让我没收。青春，真好。”（EP01第1-42场，戴娟深夜在办公室台灯下看到赵左右夹在杂志里的信纸时露出的温柔微笑）</w:t>
       </w:r>
     </w:p>
     <w:p>
@@ -1983,7 +1744,7 @@
           <w:color w:val="141414"/>
           <w:sz w:val="21"/>
         </w:rPr>
-        <w:t>• “赵左右虽然偏科，但人家文科成绩好！你跟罗爱文呢？回回考试垫底！什么时候你们考进班级前十名，再来跟我谈创社的事！”（EP13，戴娟在办公室激将荀未来与罗爱文）</w:t>
+        <w:t>• “其实啊我并不意外，这周我都在观察赵左右同学，他真的是付出了很大的努力。我是说班长要考前五名，但没说是总分！所以，班长继续由赵左右同学担任！”（EP11第11-5场，戴娟在高一十班讲台上惜才护犊、破格留任赵左右当班长）</w:t>
       </w:r>
     </w:p>
     <w:p>
@@ -1998,7 +1759,7 @@
           <w:color w:val="141414"/>
           <w:sz w:val="21"/>
         </w:rPr>
-        <w:t>• “没大没小的孩子，要走了反倒知道叫戴主任了……老戴等着在电视上看你成大人物，把书读完，老戴下辈子也认得出你。”（EP16，戴娟在办公室送别退学的荀未来时眼含热泪的叮嘱）</w:t>
+        <w:t>• “把书读完，老戴下辈子也认得出你来！”（EP16第16-4场，戴娟在办公室送别退学的荀未来时眼含热泪的师者叮嘱）</w:t>
       </w:r>
     </w:p>
     <w:p>
@@ -2013,22 +1774,7 @@
           <w:color w:val="141414"/>
           <w:sz w:val="21"/>
         </w:rPr>
-        <w:t>• “小雪和荀未来一样，都是转校来的，就是比那小子内向得多。大家呢，多带她在学校转转。”（EP21，高二开学戴娟向全班介绍转校生小雪）</w:t>
-      </w:r>
-    </w:p>
-    <w:p>
-      <w:pPr>
-        <w:spacing w:before="40" w:after="80" w:line="384" w:lineRule="auto"/>
-        <w:jc w:val="left"/>
-      </w:pPr>
-      <w:r>
-        <w:rPr>
-          <w:rFonts w:ascii="Times New Roman" w:hAnsi="Times New Roman" w:eastAsia="宋体"/>
-          <w:b w:val="0"/>
-          <w:color w:val="141414"/>
-          <w:sz w:val="21"/>
-        </w:rPr>
-        <w:t>• “什么什么？性价比？赵左右，你现在怎么满嘴都是这些词啊？……既然你父母也同意了，那就这样吧，但是我还要强调一句话，文化课一定不能落下。”（EP24大结局，高三办公室戴娟护航赵左右艺考）</w:t>
+        <w:t>• “小雪和荀未来一样，都是转校来的，就是比那小子内向得多。大家呢，多带她在学校转转，尽快熟悉熟悉新环境。”（EP21第21-4场，高二开学戴娟向全班介绍转校生小雪）</w:t>
       </w:r>
     </w:p>
     <w:sectPr>

--- a/01_《三人行》全24集全流程标杆成品库/05_核心人物一人一档/人物09_戴娟（长林八中教导主任兼数学老师）.docx
+++ b/01_《三人行》全24集全流程标杆成品库/05_核心人物一人一档/人物09_戴娟（长林八中教导主任兼数学老师）.docx
@@ -1385,13 +1385,7 @@
         <w:jc w:val="left"/>
       </w:pPr>
       <w:r>
-        <w:rPr>
-          <w:rFonts w:ascii="Times New Roman" w:hAnsi="Times New Roman" w:eastAsia="宋体"/>
-          <w:b w:val="0"/>
-          <w:color w:val="141414"/>
-          <w:sz w:val="21"/>
-        </w:rPr>
-        <w:t>高一下学期（EP09），戴娟出任重组后的文科（10）班班主任，将赵左右、荀未来、罗爱文排在讲台眼皮底下的第一排“铁三角雅座”，并在赵左右立下军令状后任命其为班长。在EP10–11偷卷风波中，戴娟敏锐发现办公室只有圆珠笔而赵左右卷子上是水笔字迹，查明偷卷真相；当陈明在广播站顶包自首、陈父冲进学校当众毒打陈明强办退学时，戴娟拼命护在陈明身前极力挽留；随后她接受赵左右的坦白并组织重考，给少年留下了改过自新的通道。在EP12–16中，她批准赵左右成立“梦语心理社”与《三人行》杂志社，带队前往爱荣机械厂学工；当荀未来在EP16来办公室办理退学时，戴娟眼眶湿润地叮嘱他“以后在电视上成了大人物，老戴一眼就能认出你”。</w:t>
+        <w:t>高一下学期（EP09），戴娟出任重组后的文科（10）班班主任，将赵左右、荀未来、罗爱文排在讲台眼皮底下的第一排“铁三角雅座”，并在赵左右立下军令状后任命其为班长。在EP10–11偷卷风波中，戴娟敏锐发现办公室只有圆珠笔而赵左右卷子上是水笔字迹，查明偷卷真相；当陈明在广播站自曝偷打CS为赵左右作证、陈父冲进学校当众毒打陈明强办退学时，戴娟拼命护在陈明身前极力挽留；随后她接受赵左右的坦白并组织重考，给少年留下了改过自新的通道。在EP12–16中，她批准赵左右成立“梦语心理社”与《三人行》杂志社，带队前往爱荣机械厂学工；当荀未来在EP16来办公室办理退学时，戴娟眼眶湿润地叮嘱他“以后在电视上成了大人物，老戴一眼就能认出你”。</w:t>
       </w:r>
     </w:p>
     <w:p>

--- a/01_《三人行》全24集全流程标杆成品库/05_核心人物一人一档/人物09_戴娟（长林八中教导主任兼数学老师）.docx
+++ b/01_《三人行》全24集全流程标杆成品库/05_核心人物一人一档/人物09_戴娟（长林八中教导主任兼数学老师）.docx
@@ -1747,13 +1747,7 @@
         <w:jc w:val="left"/>
       </w:pPr>
       <w:r>
-        <w:rPr>
-          <w:rFonts w:ascii="Times New Roman" w:hAnsi="Times New Roman" w:eastAsia="宋体"/>
-          <w:b w:val="0"/>
-          <w:color w:val="141414"/>
-          <w:sz w:val="21"/>
-        </w:rPr>
-        <w:t>• “把书读完，老戴下辈子也认得出你来！”（EP16第16-4场，戴娟在办公室送别退学的荀未来时眼含热泪的师者叮嘱）</w:t>
+        <w:t>• “把书读完，老戴下辈子也认得出你来！”（EP16第16-3场，戴娟在办公室送别退学的荀未来时眼含热泪的师者叮嘱）</w:t>
       </w:r>
     </w:p>
     <w:p>
@@ -1762,13 +1756,7 @@
         <w:jc w:val="left"/>
       </w:pPr>
       <w:r>
-        <w:rPr>
-          <w:rFonts w:ascii="Times New Roman" w:hAnsi="Times New Roman" w:eastAsia="宋体"/>
-          <w:b w:val="0"/>
-          <w:color w:val="141414"/>
-          <w:sz w:val="21"/>
-        </w:rPr>
-        <w:t>• “小雪和荀未来一样，都是转校来的，就是比那小子内向得多。大家呢，多带她在学校转转，尽快熟悉熟悉新环境。”（EP21第21-4场，高二开学戴娟向全班介绍转校生小雪）</w:t>
+        <w:t>• “小雪和荀未来一样，都是转校来的，就是比那小子内向得多。大家呢，多带她在学校转转，尽快熟悉熟悉新环境。”（EP21第21-3场，高二开学戴娟向全班介绍转校生小雪）</w:t>
       </w:r>
     </w:p>
     <w:sectPr>

--- a/01_《三人行》全24集全流程标杆成品库/05_核心人物一人一档/人物09_戴娟（长林八中教导主任兼数学老师）.docx
+++ b/01_《三人行》全24集全流程标杆成品库/05_核心人物一人一档/人物09_戴娟（长林八中教导主任兼数学老师）.docx
@@ -614,7 +614,7 @@
                 <w:color w:val="191919"/>
                 <w:sz w:val="19"/>
               </w:rPr>
-              <w:t>在“严抓应试纪律”的教导主任外壳下，戴娟拥有一颗极其柔软、惜才且懂得维护少年自尊的医者父母心：她在台灯下读到赵左右夹在杂志里的情书时没有没收处分，而是微笑感慨“青春真好”；在陈明顶包退学被陈父毒打时挺身护在学生身前；在赵左右雪夜坦白偷卷后给他重考自证的出路；在荀未来退学时眼含热泪叮嘱“老戴等着在电视上看你成大人物”；在赵左右高三决定走艺考独木桥时全力护航</w:t>
+              <w:t>在“严抓应试纪律”的教导主任外壳下，戴娟拥有一颗极其柔软、惜才且懂得维护少年自尊的医者父母心：她在台灯下读到赵左右夹在杂志里的情书时没有没收处分，而是微笑感慨“青春真好”；在陈明广播室自曝偷打CS为赵左右作证、被陈父当众掌掴强办退学时心痛惋惜；在赵左右雪夜坦白偷卷后给他重考自证的出路；在荀未来退学时眼含热泪叮嘱“老戴等着在电视上看你成大人物”；在赵左右高三决定走艺考独木桥时全力护航</w:t>
             </w:r>
           </w:p>
         </w:tc>
@@ -1385,7 +1385,13 @@
         <w:jc w:val="left"/>
       </w:pPr>
       <w:r>
-        <w:t>高一下学期（EP09），戴娟出任重组后的文科（10）班班主任，将赵左右、荀未来、罗爱文排在讲台眼皮底下的第一排“铁三角雅座”，并在赵左右立下军令状后任命其为班长。在EP10–11偷卷风波中，戴娟敏锐发现办公室只有圆珠笔而赵左右卷子上是水笔字迹，查明偷卷真相；当陈明在广播站自曝偷打CS为赵左右作证、陈父冲进学校当众毒打陈明强办退学时，戴娟拼命护在陈明身前极力挽留；随后她接受赵左右的坦白并组织重考，给少年留下了改过自新的通道。在EP12–16中，她批准赵左右成立“梦语心理社”与《三人行》杂志社，带队前往爱荣机械厂学工；当荀未来在EP16来办公室办理退学时，戴娟眼眶湿润地叮嘱他“以后在电视上成了大人物，老戴一眼就能认出你”。</w:t>
+        <w:rPr>
+          <w:rFonts w:ascii="Times New Roman" w:hAnsi="Times New Roman" w:eastAsia="宋体"/>
+          <w:b w:val="0"/>
+          <w:color w:val="141414"/>
+          <w:sz w:val="21"/>
+        </w:rPr>
+        <w:t>高一下学期（EP09），戴娟出任重组后的文科（10）班班主任，将赵左右、荀未来、罗爱文排在讲台眼皮底下的第一排“铁三角雅座”，并在赵左右立下军令状后任命其为班长。在EP10–11偷卷风波中，戴娟敏锐发现办公室只有圆珠笔而赵左右卷子上是水笔字迹，查明偷卷真相；当陈明在广播站自曝偷打CS为赵左右作证澄清、陈父冲进学校当众掌掴陈明强办退学时，戴娟拼命护在陈明身前极力挽留；随后她接受赵左右的坦白并组织重考，给少年留下了改过自新的通道。在EP12–16中，她批准赵左右成立“梦语心理社”与《三人行》杂志社，带队前往爱荣机械厂学工；当荀未来在EP16来办公室办理退学时，戴娟眼眶湿润地叮嘱他“以后在电视上成了大人物，老戴一眼就能认出你”。</w:t>
       </w:r>
     </w:p>
     <w:p>

--- a/01_《三人行》全24集全流程标杆成品库/05_核心人物一人一档/人物09_戴娟（长林八中教导主任兼数学老师）.docx
+++ b/01_《三人行》全24集全流程标杆成品库/05_核心人物一人一档/人物09_戴娟（长林八中教导主任兼数学老师）.docx
@@ -1329,7 +1329,7 @@
           <w:color w:val="192D55"/>
           <w:sz w:val="25"/>
         </w:rPr>
-        <w:t>第四章　全剧完整人物生平传记与核心事件全纪实</w:t>
+        <w:t>第四章　全剧完整人物生平传记与逐集分场剧情推进全纪实</w:t>
       </w:r>
     </w:p>
     <w:p>
@@ -1425,6 +1425,1209 @@
         <w:t>在EP18中，戴娟在教室门口微笑鼓励抱着太阳能玩具小车的罗爱文拿去五月跳蚤市场卖钱挣班费；EP21她将新转校生林开颜（小雪）领进高二（2）班，笑称小雪“和荀未来一样是转校来的，就是比那小子内向得多”，安排小雪坐赵左右同桌，随后走进食堂成了赵左右震慑小雪的救兵。至EP24大结局，在高三备考关键期，面对决定报考北京华彩艺术学院编导专业的赵左右，戴娟在办公室语重心长地与他谈心，被赵左右满嘴的“性价比”逗得哭笑不得，温情叮嘱他：“既然你父母也同意了，那就去闯吧，但文化课一定不能落下！”</w:t>
       </w:r>
     </w:p>
+    <w:p>
+      <w:pPr>
+        <w:spacing w:before="160" w:after="80" w:line="384" w:lineRule="auto"/>
+        <w:jc w:val="left"/>
+      </w:pPr>
+      <w:r>
+        <w:rPr>
+          <w:rFonts w:ascii="Arial" w:hAnsi="Arial" w:eastAsia="黑体"/>
+          <w:b/>
+          <w:color w:val="141414"/>
+          <w:sz w:val="22"/>
+        </w:rPr>
+        <w:t>（附）本角色全剧逐集登场场次、具体行动、核心对白与剧情推动脉络总表（100%源自定稿文学剧本）</w:t>
+      </w:r>
+    </w:p>
+    <w:tbl>
+      <w:tblPr>
+        <w:tblStyle w:val="TableGrid"/>
+        <w:tblW w:type="auto" w:w="0"/>
+        <w:jc w:val="center"/>
+        <w:tblLayout w:type="fixed"/>
+        <w:tblLook w:firstColumn="1" w:firstRow="1" w:lastColumn="0" w:lastRow="0" w:noHBand="0" w:noVBand="1" w:val="04A0"/>
+      </w:tblPr>
+      <w:tblGrid>
+        <w:gridCol w:w="5184"/>
+        <w:gridCol w:w="5184"/>
+      </w:tblGrid>
+      <w:tr>
+        <w:trPr>
+          <w:tblHeader/>
+          <w:cantSplit/>
+        </w:trPr>
+        <w:tc>
+          <w:tcPr>
+            <w:tcW w:type="dxa" w:w="2376"/>
+            <w:vAlign w:val="center"/>
+            <w:tcMar>
+              <w:top w:w="130" w:type="dxa"/>
+              <w:bottom w:w="130" w:type="dxa"/>
+              <w:left w:w="150" w:type="dxa"/>
+              <w:right w:w="150" w:type="dxa"/>
+            </w:tcMar>
+            <w:shd w:fill="1F3864"/>
+          </w:tcPr>
+          <w:p>
+            <w:pPr>
+              <w:spacing w:before="40" w:after="40" w:line="312" w:lineRule="auto"/>
+              <w:jc w:val="center"/>
+            </w:pPr>
+            <w:r/>
+            <w:r>
+              <w:rPr>
+                <w:rFonts w:ascii="Arial" w:hAnsi="Arial" w:eastAsia="黑体"/>
+                <w:b/>
+                <w:color w:val="FFFFFF"/>
+                <w:sz w:val="19"/>
+              </w:rPr>
+              <w:t>登场集数与片名</w:t>
+            </w:r>
+          </w:p>
+        </w:tc>
+        <w:tc>
+          <w:tcPr>
+            <w:tcW w:type="dxa" w:w="7992"/>
+            <w:vAlign w:val="center"/>
+            <w:tcMar>
+              <w:top w:w="130" w:type="dxa"/>
+              <w:bottom w:w="130" w:type="dxa"/>
+              <w:left w:w="150" w:type="dxa"/>
+              <w:right w:w="150" w:type="dxa"/>
+            </w:tcMar>
+            <w:shd w:fill="1F3864"/>
+          </w:tcPr>
+          <w:p>
+            <w:pPr>
+              <w:spacing w:before="40" w:after="40" w:line="312" w:lineRule="auto"/>
+              <w:jc w:val="center"/>
+            </w:pPr>
+            <w:r/>
+            <w:r>
+              <w:rPr>
+                <w:rFonts w:ascii="Arial" w:hAnsi="Arial" w:eastAsia="黑体"/>
+                <w:b/>
+                <w:color w:val="FFFFFF"/>
+                <w:sz w:val="19"/>
+              </w:rPr>
+              <w:t>本集各场次具体行动、人物互动、核心台词与剧情推进逻辑</w:t>
+            </w:r>
+          </w:p>
+        </w:tc>
+      </w:tr>
+      <w:tr>
+        <w:trPr>
+          <w:cantSplit/>
+        </w:trPr>
+        <w:tc>
+          <w:tcPr>
+            <w:tcW w:type="dxa" w:w="2376"/>
+            <w:vAlign w:val="center"/>
+            <w:tcMar>
+              <w:top w:w="105" w:type="dxa"/>
+              <w:bottom w:w="105" w:type="dxa"/>
+              <w:left w:w="145" w:type="dxa"/>
+              <w:right w:w="145" w:type="dxa"/>
+            </w:tcMar>
+          </w:tcPr>
+          <w:p>
+            <w:pPr>
+              <w:spacing w:before="40" w:after="40" w:line="341" w:lineRule="auto"/>
+              <w:jc w:val="center"/>
+            </w:pPr>
+            <w:r/>
+            <w:r>
+              <w:rPr>
+                <w:rFonts w:ascii="Times New Roman" w:hAnsi="Times New Roman" w:eastAsia="宋体"/>
+                <w:b/>
+                <w:color w:val="191919"/>
+                <w:sz w:val="19"/>
+              </w:rPr>
+              <w:t>EP01《夺回人生》</w:t>
+            </w:r>
+          </w:p>
+        </w:tc>
+        <w:tc>
+          <w:tcPr>
+            <w:tcW w:type="dxa" w:w="7992"/>
+            <w:vAlign w:val="center"/>
+            <w:tcMar>
+              <w:top w:w="105" w:type="dxa"/>
+              <w:bottom w:w="105" w:type="dxa"/>
+              <w:left w:w="145" w:type="dxa"/>
+              <w:right w:w="145" w:type="dxa"/>
+            </w:tcMar>
+          </w:tcPr>
+          <w:p>
+            <w:pPr>
+              <w:spacing w:before="40" w:after="40" w:line="341" w:lineRule="auto"/>
+              <w:jc w:val="left"/>
+            </w:pPr>
+            <w:r/>
+            <w:r>
+              <w:rPr>
+                <w:rFonts w:ascii="Times New Roman" w:hAnsi="Times New Roman" w:eastAsia="宋体"/>
+                <w:b w:val="0"/>
+                <w:color w:val="191919"/>
+                <w:sz w:val="19"/>
+              </w:rPr>
+              <w:t>• 【1-12　外　长林八中·操场看台楼梯与黑色铁围栏 — 日】赵左右和罗爱文吓得魂飞魄散，手里的麻辣烫差点飞出去。只见留着齐颌卷短发、身穿炭灰色长款毛呢大衣的教导主任戴娟正站在结冰的水泥台阶上方，抓着红色铁扶手一步步往下走。两个少年条件反射般贴墙站得笔直。 就在戴主任伸手去夺杂志、赵左右退无可退之际，围栏方向突然传来一声沉稳的喝止。 戴主任与两个少年同时转头。只见荀未来已经绕过铁围栏走进校园，一边不紧不慢地走上看台台阶，一边用教导主任式的腔调数落赵左右。 教学楼走廊玻璃窗后，原本在复习的学生们纷纷被动静吸引，挤到窗边探头围观。荀未来走到台阶中央，目光越过两个少年，气定神闲地直（核心台词：戴主任：“我。” ／ 戴主任：“站好了！一会儿就期末考试了，不抓紧时间在教室复习，还跑来偷吃麻辣烫、看闲书——真是一点紧迫感都没有！” ／ 赵左右：“戴主任，是我拉爱文来的，跟他没关系。”）</w:t>
+              <w:br/>
+              <w:t>• 【1-13　内　长林八中·教导主任办公室及门外走廊 — 日】办公室内，宽大的办公桌上堆满了期末试卷。荀未来站在办公桌前，早已收起了刚才在看台上的锋芒，用一副历经社会毒打的中年人语重心长的语气，对着坐在桌后的戴主任侃侃而谈。 戴主任原本紧绷严肃的脸庞在荀未来这番直击灵魂的体己话里一点点软化下来，眼圈真的微微泛红。荀未来朝她微微颔首，转身从容地推门走出了办公室。 办公室里只剩下戴主任一人。她拿起桌面上那张刚刚登记的身份证——上面印着姓名「苟未来」与「1988年1月21日」的出生日期。戴主任端详着身份证上的照片，实在没忍住，噗嗤一声笑了出来。（核心台词：荀未来：“我……戴主任，我知道你有你的压力和KPI——关键绩效指标。谁没上过班啊，都能理解。其实我……我懂。您离开学生时代已经太远了，记不清当时都在想一些什么。但是总想着，年轻的时候如果再努力一点就好了。所以现在您才逼我们这么学习，怕以后我们会后悔。要是他们也像你这样想就好了。戴主任，三千字的检讨，我主动认领。我只希望您对自己好一点，别伤了身体，别太操心。” ／ 戴主任：“苟未来。好久没有碰到这么有挑战、有意思的学生了。就是……长得太着急了点。”）</w:t>
+              <w:br/>
+              <w:t>• 【1-14　内　长林八中·教学楼走廊 — 日】单侧采光的长直内走廊里光线明亮，荀未来双手插兜独自往前走，沿途经过的男女学生纷纷像看传奇人物一样回头行注目礼，窃窃私语声此起彼伏。 这时，赵左右和罗爱文从走廊两侧一左一右快步贴了上来，把荀未来夹在中间。赵左右满脸崇拜地双手抱拳作揖。（核心台词：走廊男生乙：“连戴娟都被他骂哭了。我还听说咱们学校那贴吧，都已经开始给他盖高楼了。”）</w:t>
+              <w:br/>
+              <w:t>• 【1-15　内　长林八中·高一二班教室 — 日】荀未来深吸一口气，收敛起翻涌的思绪，跟着赵左右在座位上坐下。讲台上，戴主任拍了拍黑板擦，开始训话。 赵左右惊讶地转头看他，讲台上的戴主任果然紧接着宣布了这桩消息，黑板上清晰写着「数学 9:00—11:00」。（核心台词：戴主任（画外）：“大家都抓紧时间。整理一下桌子和书架，东西都放到备品柜里。” ／ 戴主任：“看看你们一个个的，什么时候能向陈明多学习学习。甭说平时了，连考试之前都不知道复习复习，像什么样子。” ／ 戴主任：“寒假前的这几天呢，由我来带。两个事。第一，先考数学，再考语文，大家看好时间和各自的考场。第二，考试期间的自习课——全改上数学。”）</w:t>
+              <w:br/>
+              <w:t>• 【1-16　内　长林八中·数学期末考场 — 日】荀未来连忙起身追出考场。他刚走，后排又有一名男生举起了手，戴主任顿时火冒三丈地一拍讲台。（核心台词：戴主任：“你看着点时间啊。考试时间可是你自己的。抓紧去。” ／ 戴主任：“你们这考场怎么回事？一考试就尿频，肾不好是吧？抓紧去，快去快回啊。” ／ 戴主任：“你坐那儿，不许去！还尿上瘾了！”）</w:t>
+              <w:br/>
+              <w:t>• 【1-19　内　长林八中·女卫生间门外走廊 — 日】找遍全校的荀未来与赵左右在教学楼一层尽头的女卫生间转角处重新汇合。两人喘着粗气，目光同时落向那扇嵌着磨砂玻璃条的女卫生间木门。 16岁的赵左右碍于男女大防，转身就跑去喊女老师。41岁的荀未来站在女卫生间门口，先是试探着朝门内喊了一声。（核心台词：赵左右：“就剩这一个地方了。我去找戴主任。”）</w:t>
+              <w:br/>
+              <w:t>• 【1-23　内　长林八中·数学补考教室 — 日】明亮的补考教室内，赵左右、荀未来与恢复精神的王一漫分坐三列单人考位。戴主任站在讲台前交代补考事宜。（核心台词：戴主任：“鉴于你两个离开考场，是为了帮助一漫同学——给你们安排一次补考。跟上进度，下午还和大家一起考语文。”）</w:t>
+              <w:br/>
+              <w:t>• 【1-25　内　长林八中·高一二班教室 — 日】高一二班教室内，班干部正站在讲台前将一叠《长林市第八中学文理分科意向表》分发给每一列同学。 教室中后排的四角座位区，赵左右低头看着发到桌上的分科意向表。坐在旁边的荀未来原本想开口问陈明，目光却立刻锁定了16岁的自己，身体前倾紧紧盯着赵左右。（核心台词：赵左右：“被戴主任没收了。” ／ 罗爱文：“我会深刻地反省自己的”……苟哥的语气还是挺难模仿的。我会深刻地反省自己的错误，戴主任……不对，不对。老戴……也不对。亲爱的……”）</w:t>
+              <w:br/>
+              <w:t>• 【1-26　内　长林八中·学校食堂 — 日】中午的学校食堂人声鼎沸，不锈钢打饭窗口前却排起了长龙，队伍停滞不前。窗口隔断玻璃下方的白色刷卡消费机屏幕黑着，戴主任正站在窗口旁焦急地同食堂工作人员交涉。 在戴主任、食堂员工与一众学生好奇的围观下，做过二十年程序员的荀未来熟练地检查线路接口、敲击终端按键重启调试。不过片刻工夫，只听「滴」的一声轻响，刷卡机屏幕重新亮起绿灯。排在第一位的低年级男生刷卡成功，惊喜地道谢。 荀未来拍了拍手，转头看向戴主任，语气老练得像个甲方技术总监。 周围的学生们哄然叫好鼓掌，戴主任既好气又好笑地瞪了他一眼。（核心台词：戴主任：“这怎么回事啊？这外包团队就是不行，这刷卡机刚修好，没一周又坏了。今天先记账吧。怎么？这么大学校，还能跑了你的饭费？” ／ 荀未来：“只要不再乱搞的话，应该不会出现什么问题。只是这个外包团队，应该换了吧。你说呢，老戴？”）</w:t>
+              <w:br/>
+              <w:t>• 【1-28　外　长林八中·红砖教学楼正门大台阶 — 日】荀未来低着头坐在冰冷的花岗岩台阶阴影里，手抵着隐隐作痛的胃部，肩背紧绷。身穿米白红条纹羽绒服的赵左右背着书包从阳光下走上台阶，停在他的侧前方。 荀未来挑了挑眉，嘴角勾起一抹意味深长的苦笑。（核心台词：赵左右：“苟哥，其实早上你为了我和爱文，挡在戴主任面前的时候，就已经是我兄弟了。”）</w:t>
+              <w:br/>
+              <w:t>• 【1-38　内/外　2008冬夜多空间群像（漫画屋房间·罗爱文家·办公室·赵家主卧·家属院） — 夜/晨】学校办公室里，深夜未归的戴主任在台灯下翻开白天从赵左右手里没收的那本《心惊肉跳》杂志，一张写着「To: 王一漫」的粉色信纸从书页间滑落出来。戴主任拿起信纸看了看，严厉的眉眼间漾开一抹温和怀念的笑意。（核心台词：戴主任：“怪不得早上一直护着这破杂志，不肯让我没收。青春，真好。”）</w:t>
+              <w:br/>
+              <w:t>• 【1-39　外　长林八中·黑色铁围栏边 — 日】清晨的校园铁围栏旁，身穿米白红条纹羽绒服的赵左右正拎着一袋热乎乎的早点站在栏杆内侧张望。身穿红褐连帽外套配校服的荀未来从步道另一侧走过来。（核心台词：赵左右：“你说罗爱文啊？他被戴主任按在办公室里复习呢，我给他带点。”）</w:t>
+            </w:r>
+          </w:p>
+        </w:tc>
+      </w:tr>
+      <w:tr>
+        <w:trPr>
+          <w:cantSplit/>
+        </w:trPr>
+        <w:tc>
+          <w:tcPr>
+            <w:tcW w:type="dxa" w:w="2376"/>
+            <w:vAlign w:val="center"/>
+            <w:tcMar>
+              <w:top w:w="105" w:type="dxa"/>
+              <w:bottom w:w="105" w:type="dxa"/>
+              <w:left w:w="145" w:type="dxa"/>
+              <w:right w:w="145" w:type="dxa"/>
+            </w:tcMar>
+            <w:shd w:fill="F7FAFC"/>
+          </w:tcPr>
+          <w:p>
+            <w:pPr>
+              <w:spacing w:before="40" w:after="40" w:line="341" w:lineRule="auto"/>
+              <w:jc w:val="center"/>
+            </w:pPr>
+            <w:r/>
+            <w:r>
+              <w:rPr>
+                <w:rFonts w:ascii="Times New Roman" w:hAnsi="Times New Roman" w:eastAsia="宋体"/>
+                <w:b/>
+                <w:color w:val="191919"/>
+                <w:sz w:val="19"/>
+              </w:rPr>
+              <w:t>EP02《第三个雪人》</w:t>
+            </w:r>
+          </w:p>
+        </w:tc>
+        <w:tc>
+          <w:tcPr>
+            <w:tcW w:type="dxa" w:w="7992"/>
+            <w:vAlign w:val="center"/>
+            <w:tcMar>
+              <w:top w:w="105" w:type="dxa"/>
+              <w:bottom w:w="105" w:type="dxa"/>
+              <w:left w:w="145" w:type="dxa"/>
+              <w:right w:w="145" w:type="dxa"/>
+            </w:tcMar>
+            <w:shd w:fill="F7FAFC"/>
+          </w:tcPr>
+          <w:p>
+            <w:pPr>
+              <w:spacing w:before="40" w:after="40" w:line="341" w:lineRule="auto"/>
+              <w:jc w:val="left"/>
+            </w:pPr>
+            <w:r/>
+            <w:r>
+              <w:rPr>
+                <w:rFonts w:ascii="Times New Roman" w:hAnsi="Times New Roman" w:eastAsia="宋体"/>
+                <w:b w:val="0"/>
+                <w:color w:val="191919"/>
+                <w:sz w:val="19"/>
+              </w:rPr>
+              <w:t>• 【2-20　内　长林八中·教导主任办公室 — 日】教导主任办公室内。赵左右与荀未来垂手并排站在铁皮文件柜前，衣服领口还带着扭打后的凌乱。教导主任戴娟双手背在身后，面沉似水地审视着两人。 戴娟转过身，气极反笑地盯着荀未来。 站在一旁的16岁赵左右静静听着这番话，原本紧绷的神情微微动容。戴娟皱眉打量着荀未来。 话音未落，荀未来歪了歪头，一言不发地径直转身走到办公室门口，拉开门大步走了出去！戴娟气得冲着他的背影斥道。 戴娟转回身，从办公桌上拿起那张被揉皱的《文理分科意向表》，递给还规规矩矩站在铁皮文件柜前的16岁赵左右。 戴娟拿着教案走出办公室。办公室内侧的文件柜旁，赵（核心台词：戴娟：“谁先动的手？” ／ 戴娟：“你还真的是很会制造惊喜。” ／ 戴娟：“提前交卷很潇洒，是吧？真能装啊！期末考试成绩出来了，你——倒数第一！”）</w:t>
+              <w:br/>
+              <w:t>• 【2-25　内/外　长林八中·教导主任办公室、走廊与广播室外雪地（倒叙：数小时前） — 日】戴娟打开门，见是一位气质儒雅的长者，连忙满脸堆笑地迎进屋里倒水。 戴娟（核心台词：赵了：“戴主任在吧？” ／ 戴娟：“您好！怎么称呼您？” ／ 戴娟：“赵先生，您要为图书馆捐款的事啊，校长已经给我说过了。等他下周回来，会再和您见面。”）</w:t>
+            </w:r>
+          </w:p>
+        </w:tc>
+      </w:tr>
+      <w:tr>
+        <w:trPr>
+          <w:cantSplit/>
+        </w:trPr>
+        <w:tc>
+          <w:tcPr>
+            <w:tcW w:type="dxa" w:w="2376"/>
+            <w:vAlign w:val="center"/>
+            <w:tcMar>
+              <w:top w:w="105" w:type="dxa"/>
+              <w:bottom w:w="105" w:type="dxa"/>
+              <w:left w:w="145" w:type="dxa"/>
+              <w:right w:w="145" w:type="dxa"/>
+            </w:tcMar>
+          </w:tcPr>
+          <w:p>
+            <w:pPr>
+              <w:spacing w:before="40" w:after="40" w:line="341" w:lineRule="auto"/>
+              <w:jc w:val="center"/>
+            </w:pPr>
+            <w:r/>
+            <w:r>
+              <w:rPr>
+                <w:rFonts w:ascii="Times New Roman" w:hAnsi="Times New Roman" w:eastAsia="宋体"/>
+                <w:b/>
+                <w:color w:val="191919"/>
+                <w:sz w:val="19"/>
+              </w:rPr>
+              <w:t>EP03《少年的决定》</w:t>
+            </w:r>
+          </w:p>
+        </w:tc>
+        <w:tc>
+          <w:tcPr>
+            <w:tcW w:type="dxa" w:w="7992"/>
+            <w:vAlign w:val="center"/>
+            <w:tcMar>
+              <w:top w:w="105" w:type="dxa"/>
+              <w:bottom w:w="105" w:type="dxa"/>
+              <w:left w:w="145" w:type="dxa"/>
+              <w:right w:w="145" w:type="dxa"/>
+            </w:tcMar>
+          </w:tcPr>
+          <w:p>
+            <w:pPr>
+              <w:spacing w:before="40" w:after="40" w:line="341" w:lineRule="auto"/>
+              <w:jc w:val="left"/>
+            </w:pPr>
+            <w:r/>
+            <w:r>
+              <w:rPr>
+                <w:rFonts w:ascii="Times New Roman" w:hAnsi="Times New Roman" w:eastAsia="宋体"/>
+                <w:b w:val="0"/>
+                <w:color w:val="191919"/>
+                <w:sz w:val="19"/>
+              </w:rPr>
+              <w:t>• 【3-7　内　长林八中·教学楼内走廊 — 日】赵左右刚鼓起勇气迈出半步，身穿炭灰色宽翻领毛呢大衣的教导主任戴娟突然从走廊侧面大步走来，一把叫住了赵左右。 赵左右被戴娟训得苦着脸低下头。等戴娟转身走远，赵左右连忙抬起头望向走廊尽头——那里只剩下两名擦玻璃的男学生，王一漫早已离开了走廊。赵左右握着红钢笔懊恼地叹了口气。（核心台词：戴娟：“赵左右！这次期末考试虽然有点进步，但还是不能松懈啊！应该向陈明同学多学习学习，往上努努力，别整天跟他们俩混，近朱者赤，近墨者黑……我说话你看着我，别左耳朵进右耳朵出的，老师这都是为了你好！你也来我办公室，写个寒假计划再走！”）</w:t>
+              <w:br/>
+              <w:t>• 【3-15　外/内　三条鱼漫画屋·门口与一楼补习长桌（寒假补习：1月28日晨） — 日】清晨，三条鱼漫画屋的卷帘门哗啦一声拉起。门外雪地里，身穿深棕棉服内搭纯白连帽卫衣的16岁赵左右、烫着一头蓬松爆炸头穿米灰毛领外套的罗爱文，以及摘下眼镜穿墨绿拼黑立领外套的陈明三人并排站立，手里各举着热气腾腾的包子油条。 赵左右、罗爱文与陈明三人突然齐刷刷抬起手臂指向门口的荀未来，摇头晃脑地合唱耍宝。（核心台词：陈明：“基础的自己看，希望你们能达到戴主任的要求。”）</w:t>
+            </w:r>
+          </w:p>
+        </w:tc>
+      </w:tr>
+      <w:tr>
+        <w:trPr>
+          <w:cantSplit/>
+        </w:trPr>
+        <w:tc>
+          <w:tcPr>
+            <w:tcW w:type="dxa" w:w="2376"/>
+            <w:vAlign w:val="center"/>
+            <w:tcMar>
+              <w:top w:w="105" w:type="dxa"/>
+              <w:bottom w:w="105" w:type="dxa"/>
+              <w:left w:w="145" w:type="dxa"/>
+              <w:right w:w="145" w:type="dxa"/>
+            </w:tcMar>
+            <w:shd w:fill="F7FAFC"/>
+          </w:tcPr>
+          <w:p>
+            <w:pPr>
+              <w:spacing w:before="40" w:after="40" w:line="341" w:lineRule="auto"/>
+              <w:jc w:val="center"/>
+            </w:pPr>
+            <w:r/>
+            <w:r>
+              <w:rPr>
+                <w:rFonts w:ascii="Times New Roman" w:hAnsi="Times New Roman" w:eastAsia="宋体"/>
+                <w:b/>
+                <w:color w:val="191919"/>
+                <w:sz w:val="19"/>
+              </w:rPr>
+              <w:t>EP06《暖雪》</w:t>
+            </w:r>
+          </w:p>
+        </w:tc>
+        <w:tc>
+          <w:tcPr>
+            <w:tcW w:type="dxa" w:w="7992"/>
+            <w:vAlign w:val="center"/>
+            <w:tcMar>
+              <w:top w:w="105" w:type="dxa"/>
+              <w:bottom w:w="105" w:type="dxa"/>
+              <w:left w:w="145" w:type="dxa"/>
+              <w:right w:w="145" w:type="dxa"/>
+            </w:tcMar>
+            <w:shd w:fill="F7FAFC"/>
+          </w:tcPr>
+          <w:p>
+            <w:pPr>
+              <w:spacing w:before="40" w:after="40" w:line="341" w:lineRule="auto"/>
+              <w:jc w:val="left"/>
+            </w:pPr>
+            <w:r/>
+            <w:r>
+              <w:rPr>
+                <w:rFonts w:ascii="Times New Roman" w:hAnsi="Times New Roman" w:eastAsia="宋体"/>
+                <w:b w:val="0"/>
+                <w:color w:val="191919"/>
+                <w:sz w:val="19"/>
+              </w:rPr>
+              <w:t>• 【6-7　外/内　长林八中·铁栏杆外、美营租车行、保卫室与储藏室 — 夜】学校保安挂断电话，对照桌上的号码拨打教导主任戴娟的电话，听筒里却传来“您好，您拨打的电话正在通话中，请稍后再拨”的提示音——与此同时，街头的荀未来正举着手机给戴娟打电话拜年占线。（核心台词：荀未来：“这么重要的事，戴主任没有通知你啊？” ／ 学校保安：“没有啊，那我给戴主任打电话问问吧。” ／ 荀未来：“戴主任啊，我是荀未来，这不是来给您拜年了吗？新年快乐！”）</w:t>
+            </w:r>
+          </w:p>
+        </w:tc>
+      </w:tr>
+      <w:tr>
+        <w:trPr>
+          <w:cantSplit/>
+        </w:trPr>
+        <w:tc>
+          <w:tcPr>
+            <w:tcW w:type="dxa" w:w="2376"/>
+            <w:vAlign w:val="center"/>
+            <w:tcMar>
+              <w:top w:w="105" w:type="dxa"/>
+              <w:bottom w:w="105" w:type="dxa"/>
+              <w:left w:w="145" w:type="dxa"/>
+              <w:right w:w="145" w:type="dxa"/>
+            </w:tcMar>
+          </w:tcPr>
+          <w:p>
+            <w:pPr>
+              <w:spacing w:before="40" w:after="40" w:line="341" w:lineRule="auto"/>
+              <w:jc w:val="center"/>
+            </w:pPr>
+            <w:r/>
+            <w:r>
+              <w:rPr>
+                <w:rFonts w:ascii="Times New Roman" w:hAnsi="Times New Roman" w:eastAsia="宋体"/>
+                <w:b/>
+                <w:color w:val="191919"/>
+                <w:sz w:val="19"/>
+              </w:rPr>
+              <w:t>EP09《人生失控》</w:t>
+            </w:r>
+          </w:p>
+        </w:tc>
+        <w:tc>
+          <w:tcPr>
+            <w:tcW w:type="dxa" w:w="7992"/>
+            <w:vAlign w:val="center"/>
+            <w:tcMar>
+              <w:top w:w="105" w:type="dxa"/>
+              <w:bottom w:w="105" w:type="dxa"/>
+              <w:left w:w="145" w:type="dxa"/>
+              <w:right w:w="145" w:type="dxa"/>
+            </w:tcMar>
+          </w:tcPr>
+          <w:p>
+            <w:pPr>
+              <w:spacing w:before="40" w:after="40" w:line="341" w:lineRule="auto"/>
+              <w:jc w:val="left"/>
+            </w:pPr>
+            <w:r/>
+            <w:r>
+              <w:rPr>
+                <w:rFonts w:ascii="Times New Roman" w:hAnsi="Times New Roman" w:eastAsia="宋体"/>
+                <w:b w:val="0"/>
+                <w:color w:val="191919"/>
+                <w:sz w:val="19"/>
+              </w:rPr>
+              <w:t>• 【9-5　内　长林八中·高一十班（文科班）教室 — 日】话音刚落，身穿深蓝色针织开衫、系着花丝巾的教导主任兼新班主任戴娟夹着红色备课本走进教室，抬手朝黑板前扎堆的学生们挥了挥。荀未来与罗爱文对视一眼，异口同声地苦笑吐出两个字：“果然。” 戴娟把红色备课本放在讲桌上，笑眯眯地看着走到第一排眼皮子底下的荀未来和罗爱文，抬手指了指黑板上的三角分布。 荀未来抱着外套扯出一抹比哭还难看的假笑，冲戴主任拱了拱手。 戴娟优雅地伸手做了个“请”的手势。 讲台上，戴娟拿起粉笔在黑板上刷刷写下一个苍劲有力的“戴”字，转过身双手撑在讲台边缘面向全班同学。 戴娟话音刚落，坐在中排的王一漫毫不犹（核心台词：戴娟：“都按表上的位置赶紧坐下昂。” ／ 戴娟：“够意思吧，给你俩特别安排的雅座。你们哥几个正好一个三角形，铁三角嘛。” ／ 荀未来：“呵，谢谢戴主任，挺有仪式感的。”）</w:t>
+              <w:br/>
+              <w:t>• 【9-9　外/内　G54路有轨电车站台与车厢 — 夜】寒夜深沉，积雪的有轨电车站台上，赵左右站在路灯下依然低头翻看着手中的《高考必备便携手册》。一列闪烁着“工农大路 G54 西安大路”红色LED灯牌的末班有轨电车缓缓进站停稳，赵左右迈步走上车厢。 空荡荡的末班电车车厢内温暖安静，赵左右眼睛不离书本地走到中段蓝色座椅坐下，顺手将黑色双肩书包卸下放在身旁座位上。就在折叠车门即将关闭的瞬间，车门外传来十六岁徐图图气喘吁吁的呼喊声！（核心台词：赵左右：“我想在开学考，考到前五，让戴主任对我们刮目相看。”）</w:t>
+            </w:r>
+          </w:p>
+        </w:tc>
+      </w:tr>
+      <w:tr>
+        <w:trPr>
+          <w:cantSplit/>
+        </w:trPr>
+        <w:tc>
+          <w:tcPr>
+            <w:tcW w:type="dxa" w:w="2376"/>
+            <w:vAlign w:val="center"/>
+            <w:tcMar>
+              <w:top w:w="105" w:type="dxa"/>
+              <w:bottom w:w="105" w:type="dxa"/>
+              <w:left w:w="145" w:type="dxa"/>
+              <w:right w:w="145" w:type="dxa"/>
+            </w:tcMar>
+            <w:shd w:fill="F7FAFC"/>
+          </w:tcPr>
+          <w:p>
+            <w:pPr>
+              <w:spacing w:before="40" w:after="40" w:line="341" w:lineRule="auto"/>
+              <w:jc w:val="center"/>
+            </w:pPr>
+            <w:r/>
+            <w:r>
+              <w:rPr>
+                <w:rFonts w:ascii="Times New Roman" w:hAnsi="Times New Roman" w:eastAsia="宋体"/>
+                <w:b/>
+                <w:color w:val="191919"/>
+                <w:sz w:val="19"/>
+              </w:rPr>
+              <w:t>EP10《只要我想》</w:t>
+            </w:r>
+          </w:p>
+        </w:tc>
+        <w:tc>
+          <w:tcPr>
+            <w:tcW w:type="dxa" w:w="7992"/>
+            <w:vAlign w:val="center"/>
+            <w:tcMar>
+              <w:top w:w="105" w:type="dxa"/>
+              <w:bottom w:w="105" w:type="dxa"/>
+              <w:left w:w="145" w:type="dxa"/>
+              <w:right w:w="145" w:type="dxa"/>
+            </w:tcMar>
+            <w:shd w:fill="F7FAFC"/>
+          </w:tcPr>
+          <w:p>
+            <w:pPr>
+              <w:spacing w:before="40" w:after="40" w:line="341" w:lineRule="auto"/>
+              <w:jc w:val="left"/>
+            </w:pPr>
+            <w:r/>
+            <w:r>
+              <w:rPr>
+                <w:rFonts w:ascii="Times New Roman" w:hAnsi="Times New Roman" w:eastAsia="宋体"/>
+                <w:b w:val="0"/>
+                <w:color w:val="191919"/>
+                <w:sz w:val="19"/>
+              </w:rPr>
+              <w:t>• 【10-8　内　长林八中·高一十班教室（开学考放榜与历史课） — 日】几天后的清晨，高一十班教室内阳光明媚。班主任戴娟身穿深灰色毛呢大衣站在讲台前，手里拿着刚批改出来的开学考成绩单，神情严肃地向全班通报。 第一排的罗爱文兴奋地带头高呼一声“好！”，全班同学热烈鼓掌，戴娟脸上也露出了欣慰的笑容。 掌声落下，戴娟环视全班，目光投向教室左后方，语气里满是惊喜与赞赏。座位上的赵左右自信地抬起头望向讲台。 第一排正等着看赵左右考砸出丑的荀未来猛地转过头看向后排。讲台上的戴娟一字一顿地宣布了令全班沸腾的成绩！ 白天的历史课上，戴娟在黑板上写下板书，转过身面向全班讲授秦代历史。 讲台上的戴娟闭上眼（核心台词：戴娟：“这次开学考，我们班数学虽然考不过理科班，但无论是语文还是文综，都是文科班第一！” ／ 戴娟：“但这次最令我惊喜的是——赵左右同学。” ／ 戴娟：“虽然班长的数学成绩并不出色，但这次文综他是咱们班第一，总分也是全班第一！”）</w:t>
+              <w:br/>
+              <w:t>• 【10-9　内/外　学校食堂·教学楼走廊·高一十班与主任办公室 — 日】高一十班课堂上，脸色铁青的班主任戴娟大步走进教室，将教案重重往讲台上一拍，全班瞬间鸦雀无声。戴娟厉声点名。 王一漫看了一眼讲台上盛怒的戴主任，小声回应。 教导主任办公室内，戴娟坐在单人沙发上，指着站在沙发前的赵左右，严厉地命令罚站的荀未来和罗爱文道歉。 戴娟又看向双手抱胸、面无表情的荀未来催促了一声：“荀未来！”荀未来慢吞吞地走上前，俯下身凑到十六岁赵左右的耳边，用只有两人能听见的气声无声地说了句挑衅的话——赵左右瞬间炸毛，猛地一拍沙发扶手跳起来怒吼！ 戴娟一拍茶几喝止两人，当场宣布了重罚决定。荀未来转头冲着赵左右（核心台词：赵左右：“我说错了吗？马上把笔记还给我，不然我找戴主任，给你记处分！” ／ 罗爱文：“是你变了！你变了！——好，赵班长，事都是我一个人干的，不用你去找老戴，我自己去！” ／ 戴娟：“荀未来、罗爱文，起立！外面站着去！”）</w:t>
+              <w:br/>
+              <w:t>• 【10-10　内　长林八中·教学楼走廊·高一十班与主任办公室 — 日/夜】“咔哒”一声，门锁转动，十六岁的赵左右用戴娟留给他的钥匙打开主任办公室的门走了进来。他没有开大灯，借着窗外透进来的微弱夜光，将怀里那沓收齐的校本作业轻轻放在戴主任的办公桌上。</w:t>
+            </w:r>
+          </w:p>
+        </w:tc>
+      </w:tr>
+      <w:tr>
+        <w:trPr>
+          <w:cantSplit/>
+        </w:trPr>
+        <w:tc>
+          <w:tcPr>
+            <w:tcW w:type="dxa" w:w="2376"/>
+            <w:vAlign w:val="center"/>
+            <w:tcMar>
+              <w:top w:w="105" w:type="dxa"/>
+              <w:bottom w:w="105" w:type="dxa"/>
+              <w:left w:w="145" w:type="dxa"/>
+              <w:right w:w="145" w:type="dxa"/>
+            </w:tcMar>
+          </w:tcPr>
+          <w:p>
+            <w:pPr>
+              <w:spacing w:before="40" w:after="40" w:line="341" w:lineRule="auto"/>
+              <w:jc w:val="center"/>
+            </w:pPr>
+            <w:r/>
+            <w:r>
+              <w:rPr>
+                <w:rFonts w:ascii="Times New Roman" w:hAnsi="Times New Roman" w:eastAsia="宋体"/>
+                <w:b/>
+                <w:color w:val="191919"/>
+                <w:sz w:val="19"/>
+              </w:rPr>
+              <w:t>EP11《YOU WIN》</w:t>
+            </w:r>
+          </w:p>
+        </w:tc>
+        <w:tc>
+          <w:tcPr>
+            <w:tcW w:type="dxa" w:w="7992"/>
+            <w:vAlign w:val="center"/>
+            <w:tcMar>
+              <w:top w:w="105" w:type="dxa"/>
+              <w:bottom w:w="105" w:type="dxa"/>
+              <w:left w:w="145" w:type="dxa"/>
+              <w:right w:w="145" w:type="dxa"/>
+            </w:tcMar>
+          </w:tcPr>
+          <w:p>
+            <w:pPr>
+              <w:spacing w:before="40" w:after="40" w:line="341" w:lineRule="auto"/>
+              <w:jc w:val="left"/>
+            </w:pPr>
+            <w:r/>
+            <w:r>
+              <w:rPr>
+                <w:rFonts w:ascii="Times New Roman" w:hAnsi="Times New Roman" w:eastAsia="宋体"/>
+                <w:b w:val="0"/>
+                <w:color w:val="191919"/>
+                <w:sz w:val="19"/>
+              </w:rPr>
+              <w:t>• 【11-1　外/内　福慧家园五号楼下与502室赵了家（客餐厅与书房） — 夜】寒风凛冽的雪夜，身穿棕红色连帽羽绒大衣的四十一岁荀未来蹬着一辆老式自行车拐进福慧家园五号楼门前，利落地跳下车支起脚撑，气冲冲地快步跑进单元门。 五楼五零二室餐桌旁，满头银发、戴着细黑框老花镜的六十六岁赵了正穿着黑色毛衣坐在灯下，眯着眼低头按着一部老式诺基亚直板手机。门外突然响起急促的敲门声，赵了头也不抬地冲门口问了一句。（核心台词：赵左右（电话监听音）：“你放心，我不会告诉戴主任的。但你要帮我保守这个秘密，好吗？”）</w:t>
+              <w:br/>
+              <w:t>• 【11-5　内　长林八中·高一十班教室与主任办公室（完整放榜与谈话） — 日】白天的长林八中高一十班教室内，班主任戴娟身穿深灰色呢子大衣站在讲台前，双手按在讲桌两侧，满面春风地向全班公布开学考完整排名（补全上一集闪回的放榜全貌）。 掌声渐息，戴娟拿起成绩单开始逐一念出班级前五名的名字；后排座位上的赵左右神情高度紧绷，随着每一个名字念出，他的眼神一点点往下沉。 听到第五名是黄宇晨，没有进前五的赵左右眼神一暗，失落地缓缓低下头；中排的王一漫也脸色苍白地怔在座位上。就在这时，讲台上的戴娟话锋一转，欣慰的目光投向了后排的赵左右！ 赵左右闻声猛地抬起头，前排的徐图图开心地转过头朝他微笑；赵左右放在课桌（核心台词：戴娟：“这次开学考，大家表现都挺不错。虽然我们的数学没考过理科班，但无论是语文、文综，咱们都是文科班第一！咱们班总分第一的是——方志杰同学！” ／ 戴娟：“前五名的是：方志杰、余楚楚、李珂、陈子墨，和——黄宇晨。” ／ 戴娟：“但这次最令我惊喜的是——赵左右同学！虽然他这次是第九名，但比分班前进步了十名！虽然赵左右的数学成绩并不出色，但这次文综，他是咱班第三！”）</w:t>
+              <w:br/>
+              <w:t>• 【11-6　内/外　教学楼楼梯拐角·主任办公室与室外红砖连廊 — 日】教导主任办公室内，尚雪推门冲进去，站在戴娟办公桌前义正辞严地举报。戴娟从电脑屏幕前抬起头，神色顿时凝重起来。 戴娟调出电脑上的“行政楼走廊1”监控录像——只见黑白监控画面里，考试前一天晚上九点，身穿黑羽绒服的赵左右独自推开主任办公室的门走了进去并关上了门。戴娟指着屏幕向尚雪解释，眉头却紧紧蹙起。 此时办公室窗外，徐图图正猫着腰趴在窗台下紧张地偷听。办公桌后的戴娟沉思了片刻，严肃地叮嘱尚雪。（核心台词：尚雪：“戴主任，我要举报！” ／ 戴娟：“那天是我让赵左右帮我收作业送到办公室的，但他确实在里面待了将近十分钟。” ／ 戴娟：“同学，这事没调查清楚还不能下定论，请你先保密，我会查清楚的。”）</w:t>
+              <w:br/>
+              <w:t>• 【11-7　内　高一十班地理课·学校食堂与教导主任办公室 — 日】而在教室后门外的走廊窗边，班主任戴娟正面色阴沉地透过门窗玻璃缝隙紧盯着撒谎的赵左右，听到地理老师说“你运气不错啊，坐吧”，戴娟冷着脸转身离去。 就在这时，教导主任戴娟面沉似水地出现在食堂门口，冷冷地点名传唤。 教导主任办公室内，办公电脑屏幕上正暂停着考试前夜“行政楼走廊1”的监控录像画面。戴娟靠在椅背上，指着屏幕严厉审问低头罚站的赵左右。 戴娟拿起办公桌上那本翻开的校本作业本，不动声色地追问。 赵左右眼神游移，根本不敢与戴娟对视。 戴娟冷笑一声，用手指重重敲了敲校本作业本上那道用黑色水笔写的简答题字迹，一针见血地戳（核心台词：食堂学生甲（画外音）：“哎，你也听说啦？有人看到赵左右考试前大半夜，去戴主任的办公室偷题！” ／ 荀未来：“我跟你道歉？你现在马上去戴主任办公室，主动承认错误！听到没有？” ／ 戴娟：“赵左右，你来一下。”）</w:t>
+              <w:br/>
+              <w:t>• 【11-8　外/内　家属院雪地长椅与501室赵左右家（客厅与卧室） — 夜】寒夜漫漫，身穿红黑拼色三道杠羽绒服的十六岁赵左右背着书包独自走回福慧家园楼下，仰头望着五楼自家亮着温暖灯光的窗户，却不敢迈步上楼，长叹一口气走到院子里的积雪长椅上颓然坐下。 脚步声踏雪而来，头戴黑色棒球帽、身穿米黄色立领厚羽绒服的六十六岁赵了笑眯眯地走到长椅旁站定，温和地明知故问。（核心台词：赵了：“那你为什么不把刚才跟我说的这些，和戴主任说？” ／ 赵左右：“没有证据，谁能证明啊？而且，我今天也确实在戴主任面前撒谎狡辩了，再说点什么，只会黑上加黑，更洗不清了。” ／ 赵了：“那你这样，你让戴主任再出一张难度一样的卷子，你再做一回，证明给她看！”）</w:t>
+              <w:br/>
+              <w:t>• 【11-9　外/内　长林八中雪地步道·主任办公室·学校食堂与广播室 — 日】教导主任办公室内，戴娟端坐在办公桌后，赵东来一改昨晚在家里的暴脾气，局促不安地坐在对面赔着笑脸，赵左右低头站在父亲身旁。戴娟开门见山地开口。 赵东来尴尬地干笑了两声，转头狠狠瞪了身旁的儿子一眼，随即收起笑容，身体前倾诚恳地替儿子向戴主任辩解；旁边的赵左右余光看着维护自己的父亲，眼波微动。 戴娟神色严肃，逐条列出监控与课堂提问的铁证；赵东来听得脸色愈发凝重。 戴娟一听这话更是气极反笑，指着赵左右步步紧逼地反问；赵东来顿时面色灰败、哑口无言。 眼看证据确凿，一生要面子的赵东来为了儿子的前途，毫不犹豫地放下所有尊严，欠起（核心台词：戴娟：“赵左右的事情，你应该已经知道了吧？” ／ 赵东来：“啊，呃……戴主任，我还是相信左右没有作弊，没准是孩子自己考的呢？” ／ 戴娟：“走廊的监控你也看了，而且我也不是没有相信过他，但是，他说不出地理考题的解题思路，跟我解释的时候也是支支吾吾、自相矛盾，我很难再相信他。”）</w:t>
+              <w:br/>
+              <w:t>• 【11-10　内/外　高一十班走廊·主任办公室重考与走廊掌掴 — 日/夜】高一十班安静的自习课上，班主任戴娟走到教室后门，平静地唤出赵左右。 赵左右站起身走出教室。走廊宣传栏旁，荀未来、罗爱文、徐图图三人像叠罗汉一样扒在教室后门框边探头偷听。走廊窗前，戴娟双手交叠看着赵左右，宣布了学校的最终决定（正是66岁赵了昨晚在雪地长椅支的那一招）。 戴娟板起脸孔，不悦地打断他。 赵左右低下头又猛地抬起眼眸，语气无比坚决地向戴娟请求。 戴娟闭上眼轻叹了一口气，睁开眼郑重地告诫他。 戴娟拿起红笔当场批改完试卷，合上笔盖抬起头，眼中露出一丝赞许，宣布了最终结果。 赵左右平静地接受了撤职决定，再次急切地追（核心台词：戴娟：“赵左右，出来一下。” ／ 戴娟：“鉴于陈明说的，情况特殊，学校决定再给你一张难度系数相同的文综试卷。如果你能证明自己，留校察看就降为严重警告。” ／ 戴娟：“你先别管他，刚才我说的你听明白了吗？”）</w:t>
+              <w:br/>
+              <w:t>• 【11-11　内　502室赵了家客厅与三条鱼漫画屋（里间与洗漱镜前） — 夜/晨】夜晚的五零二室客厅内，身穿浅灰色羊羔绒开衫的六十六岁赵了正坐在沙发上把玩着紫砂茶壶。房门推开，身穿八中蓝白校服的四十一岁荀未来满脸疲惫地走了进来，抱起一只沙发抱枕仰头瘫靠在沙发背上，长长地叹了一口气。赵了转过头警惕地询问。 荀未来直起身子抱紧怀里的抱枕，摇了摇头。（核心台词：荀未来：“我记得高中有段时间，陈明的成绩急剧下滑，每天都在打瞌睡，当时所有的人都还在纳闷儿，还以为他早恋了。今天我才知道，原来他每天都偷偷地趁晚上，在戴主任的办公室打游戏。”）</w:t>
+            </w:r>
+          </w:p>
+        </w:tc>
+      </w:tr>
+      <w:tr>
+        <w:trPr>
+          <w:cantSplit/>
+        </w:trPr>
+        <w:tc>
+          <w:tcPr>
+            <w:tcW w:type="dxa" w:w="2376"/>
+            <w:vAlign w:val="center"/>
+            <w:tcMar>
+              <w:top w:w="105" w:type="dxa"/>
+              <w:bottom w:w="105" w:type="dxa"/>
+              <w:left w:w="145" w:type="dxa"/>
+              <w:right w:w="145" w:type="dxa"/>
+            </w:tcMar>
+            <w:shd w:fill="F7FAFC"/>
+          </w:tcPr>
+          <w:p>
+            <w:pPr>
+              <w:spacing w:before="40" w:after="40" w:line="341" w:lineRule="auto"/>
+              <w:jc w:val="center"/>
+            </w:pPr>
+            <w:r/>
+            <w:r>
+              <w:rPr>
+                <w:rFonts w:ascii="Times New Roman" w:hAnsi="Times New Roman" w:eastAsia="宋体"/>
+                <w:b/>
+                <w:color w:val="191919"/>
+                <w:sz w:val="19"/>
+              </w:rPr>
+              <w:t>EP12《寻未来》</w:t>
+            </w:r>
+          </w:p>
+        </w:tc>
+        <w:tc>
+          <w:tcPr>
+            <w:tcW w:type="dxa" w:w="7992"/>
+            <w:vAlign w:val="center"/>
+            <w:tcMar>
+              <w:top w:w="105" w:type="dxa"/>
+              <w:bottom w:w="105" w:type="dxa"/>
+              <w:left w:w="145" w:type="dxa"/>
+              <w:right w:w="145" w:type="dxa"/>
+            </w:tcMar>
+            <w:shd w:fill="F7FAFC"/>
+          </w:tcPr>
+          <w:p>
+            <w:pPr>
+              <w:spacing w:before="40" w:after="40" w:line="341" w:lineRule="auto"/>
+              <w:jc w:val="left"/>
+            </w:pPr>
+            <w:r/>
+            <w:r>
+              <w:rPr>
+                <w:rFonts w:ascii="Times New Roman" w:hAnsi="Times New Roman" w:eastAsia="宋体"/>
+                <w:b w:val="0"/>
+                <w:color w:val="191919"/>
+                <w:sz w:val="19"/>
+              </w:rPr>
+              <w:t>• 【12-1　内/外　手作编织店·黑色路虎车内与501室赵左右卧室 — 日】白天的手作毛线编织店内，挂满五颜六色毛线球的货架前，头戴黑色棒球帽、身穿红色连帽羽绒夹克的六十六岁赵了正站在印有“F.R.I.E.N.D.S”字样的镜子旁，精心挑选了一袋红色毛线团与两本《钩针毛线编织1000》《帽子·围巾·手套编织精品》教程书结账走出店门。 街边停靠的黑色路虎越野车内，赵了将装有毛线和编织书的塑料袋随手放在后座上。副驾驶车门被拉开，刮掉了络腮胡、但依然顶着一头蓬松及肩长卷发并戴着一顶米灰拼色“CAPRICORN”棒球帽遮掩的四十一岁荀未来钻进车里。驾驶座上的赵了转头一看他这副落魄文艺青年的滑稽尊荣（核心台词：赵左右（内心独白）：“潜意识……所以那天梦到阿姨变成徐图图，也是我的潜意识吗？欲望，欲望……像陈明这种又跳级又是三好学生的人，去戴主任办公室偷偷玩游戏，又是因为什么欲望呢？”）</w:t>
+              <w:br/>
+              <w:t>• 【12-4　内/外　靓丽发艺理发店·八中校务公告栏与梦语心理社教室 — 日】街头“靓丽发艺”复古理发店内，荀未来披着黑色理发围布坐在镜子前，身穿牛仔衬衫配条纹马甲的男理发师正拿着梳子和剪刀，将他那一头及肩长卷发利落地修剪成清爽短发。理发师一边剪一边闲聊。 荀未来微闭着双眼，没好气地吐槽了一句。（核心台词：赵左右：“就今天啊！昨晚我找打印店做了宣传海报，今天早上和戴主任一说，她立马就答应了，还给了我这间教室，所以中午就开始招人了！”）</w:t>
+            </w:r>
+          </w:p>
+        </w:tc>
+      </w:tr>
+      <w:tr>
+        <w:trPr>
+          <w:cantSplit/>
+        </w:trPr>
+        <w:tc>
+          <w:tcPr>
+            <w:tcW w:type="dxa" w:w="2376"/>
+            <w:vAlign w:val="center"/>
+            <w:tcMar>
+              <w:top w:w="105" w:type="dxa"/>
+              <w:bottom w:w="105" w:type="dxa"/>
+              <w:left w:w="145" w:type="dxa"/>
+              <w:right w:w="145" w:type="dxa"/>
+            </w:tcMar>
+          </w:tcPr>
+          <w:p>
+            <w:pPr>
+              <w:spacing w:before="40" w:after="40" w:line="341" w:lineRule="auto"/>
+              <w:jc w:val="center"/>
+            </w:pPr>
+            <w:r/>
+            <w:r>
+              <w:rPr>
+                <w:rFonts w:ascii="Times New Roman" w:hAnsi="Times New Roman" w:eastAsia="宋体"/>
+                <w:b/>
+                <w:color w:val="191919"/>
+                <w:sz w:val="19"/>
+              </w:rPr>
+              <w:t>EP13《我与我的宣战》</w:t>
+            </w:r>
+          </w:p>
+        </w:tc>
+        <w:tc>
+          <w:tcPr>
+            <w:tcW w:type="dxa" w:w="7992"/>
+            <w:vAlign w:val="center"/>
+            <w:tcMar>
+              <w:top w:w="105" w:type="dxa"/>
+              <w:bottom w:w="105" w:type="dxa"/>
+              <w:left w:w="145" w:type="dxa"/>
+              <w:right w:w="145" w:type="dxa"/>
+            </w:tcMar>
+          </w:tcPr>
+          <w:p>
+            <w:pPr>
+              <w:spacing w:before="40" w:after="40" w:line="341" w:lineRule="auto"/>
+              <w:jc w:val="left"/>
+            </w:pPr>
+            <w:r/>
+            <w:r>
+              <w:rPr>
+                <w:rFonts w:ascii="Times New Roman" w:hAnsi="Times New Roman" w:eastAsia="宋体"/>
+                <w:b w:val="0"/>
+                <w:color w:val="191919"/>
+                <w:sz w:val="19"/>
+              </w:rPr>
+              <w:t>• 【13-4　内　长林八中·高一十班教室·主任办公室与学校食堂 — 日】课间，教导主任办公室内，坐在办公桌后的戴娟斩钉截铁地吐出两个字。 戴娟一拍桌子，毫不留情地拿成绩单说话。 荀未来被堵得无话可说，索性一咬牙，指了指桌面甩下一句狠话，转身大步走出办公室；身后的戴娟莫名其妙地冲着他的背影喊了一句：“哎！你说的是啥成绩啊？”（核心台词：赵左右：“可是社团数量已经满了，上次戴主任说，最后一个名额给我们心理社了。” ／ 荀未来：“行，那你就等着我杂志社招够五十个人，你看老戴会不会让你把心理社的教室让给我！” ／ 戴娟：“不行！”）</w:t>
+              <w:br/>
+              <w:t>• 【13-5　内/外　罗爱文家书房·学校过街天桥·红砖通道与复印店 — 夜/日】赵左右暗暗观察着他激烈的反应，表面上却装出一副听爸爸话、幡然悔悟的失落模样，转身作势要去找戴主任。（核心台词：赵左右：“我突然觉得我爸说得对，学计算机前景好。当初听你的选文科，确实是一时冲动。我去找戴主任。”）</w:t>
+              <w:br/>
+              <w:t>• 【13-6　内　八中校长办公室·高一十班教室·洗手间隔间与心理社活动室 — 日】白天的长林八中校长办公室内，沙发茶几上正放着一本《三人行》创刊号。身穿深灰色大衣的教导主任戴娟站在茶几旁，忐忑地向从书架前踱步走回的校长询问。 戴娟心里咯噔一下，连忙低头指着杂志撇清责任，生怕校长怪罪。 校长推了推鼻梁上的眼镜，故意板着脸沉吟了一声“嗯——”，下一秒，脸上突然绽放出无比灿烂自豪的笑容，激动地一拍大腿！戴娟当场愣住。 戴娟松了一口气，连忙在旁边的沙发上坐下拿起杂志翻看。校长好奇地身体前倾询问。 戴娟合上杂志，有些尴尬地如实汇报。 校长收敛笑容，语重心长地向戴娟阐述多元育人的办学理念；而在校长办公室虚掩（核心台词：戴娟：“校长，你有什么事吗？” ／ 戴娟：“我是反对来着，谁知道他这么快就搞出来了。是不是……产生什么不好的影响？” ／ 戴娟：“荀同学学习不理想，我就没让他办。”）</w:t>
+              <w:br/>
+              <w:t>• 【13-7　外/内　校园雪地树林·学校图书馆与夜间有轨电车 — 日/夜】寒风凛冽的校园雪地小树林里，被赶出活动室的十六岁赵左右身穿白色长款羽绒服、围着墨绿色围巾，竟然真的独自一人坐在积雪的大石头上，捧着《梦的解析》专心致志地默读！不远处的教学楼红砖墙转角后，四十一岁的荀未来探出半个脑袋看着这一幕，心疼得直嘬牙花子。 片刻之后，受荀未来指派的罗爱文拎着一只黑色保温壶屁颠屁颠地跑进雪地树林，走到赵左右面前递上一只塑料杯，倒满了热气腾腾的红糖姜茶。（核心台词：赵左右：“那个，你去和戴主任说说，还是把教室还给我们心理社吧。” ／ 荀未来：“别别别！我去跟戴主任说，咱们共用一个教室，可以吧？”）</w:t>
+            </w:r>
+          </w:p>
+        </w:tc>
+      </w:tr>
+      <w:tr>
+        <w:trPr>
+          <w:cantSplit/>
+        </w:trPr>
+        <w:tc>
+          <w:tcPr>
+            <w:tcW w:type="dxa" w:w="2376"/>
+            <w:vAlign w:val="center"/>
+            <w:tcMar>
+              <w:top w:w="105" w:type="dxa"/>
+              <w:bottom w:w="105" w:type="dxa"/>
+              <w:left w:w="145" w:type="dxa"/>
+              <w:right w:w="145" w:type="dxa"/>
+            </w:tcMar>
+            <w:shd w:fill="F7FAFC"/>
+          </w:tcPr>
+          <w:p>
+            <w:pPr>
+              <w:spacing w:before="40" w:after="40" w:line="341" w:lineRule="auto"/>
+              <w:jc w:val="center"/>
+            </w:pPr>
+            <w:r/>
+            <w:r>
+              <w:rPr>
+                <w:rFonts w:ascii="Times New Roman" w:hAnsi="Times New Roman" w:eastAsia="宋体"/>
+                <w:b/>
+                <w:color w:val="191919"/>
+                <w:sz w:val="19"/>
+              </w:rPr>
+              <w:t>EP14《继承》</w:t>
+            </w:r>
+          </w:p>
+        </w:tc>
+        <w:tc>
+          <w:tcPr>
+            <w:tcW w:type="dxa" w:w="7992"/>
+            <w:vAlign w:val="center"/>
+            <w:tcMar>
+              <w:top w:w="105" w:type="dxa"/>
+              <w:bottom w:w="105" w:type="dxa"/>
+              <w:left w:w="145" w:type="dxa"/>
+              <w:right w:w="145" w:type="dxa"/>
+            </w:tcMar>
+            <w:shd w:fill="F7FAFC"/>
+          </w:tcPr>
+          <w:p>
+            <w:pPr>
+              <w:spacing w:before="40" w:after="40" w:line="341" w:lineRule="auto"/>
+              <w:jc w:val="left"/>
+            </w:pPr>
+            <w:r/>
+            <w:r>
+              <w:rPr>
+                <w:rFonts w:ascii="Times New Roman" w:hAnsi="Times New Roman" w:eastAsia="宋体"/>
+                <w:b w:val="0"/>
+                <w:color w:val="191919"/>
+                <w:sz w:val="19"/>
+              </w:rPr>
+              <w:t>• 【14-1　内　长林八中·高一十班教室·罗爱文家书房与未来杂志社活动室 — 日/夜】白天的长林八中高一十班教室内，墙面贴着“惜时如金 勤奋进取”的标语。教导主任戴娟手里捏着半截粉笔站在讲台前，向全班同学宣布即将开展的学工实践活动通知。 戴娟话音刚落，全班同学顿时一片哀嚎，纷纷瘫靠在椅背上齐声叹气。 坐在教室中排的罗爱文往前探出脑袋，大声向准备离开讲台的戴娟提议。 戴娟停下脚步转过头，似笑非笑地看着罗爱文反问了一句。 戴娟懒得再搭理他，夹起讲义夹干脆利落地一挥手，转身走出教室；同学们纷纷起立收拾课桌。（核心台词：戴娟：“下课前说个事儿啊。学工实践活动，咱们班和九班是第一轮。这周六上午八点校门口集合出发，要住一晚，东西都带好了，周日下午集体返回学校。下课。” ／ 罗爱文：“戴主任，非得周六周天去吗？周一周二去不行啊？” ／ 戴娟：“咋的，周一周二你家厂子不用上班，是吧？”）</w:t>
+              <w:br/>
+              <w:t>• 【14-5　内/外　高一十班教室·罗爱文家客厅·校园林荫道·食堂与微机室 — 日/夜】荀未来闻言先是一愣，随即狂喜地从座位上蹦了起来，高举双臂在教室过道里兴奋地转圈欢呼！恰逢一名男同学从前门跑进教室大喊“老戴来了！”，荀未来连忙收住动作溜回座位。</w:t>
+            </w:r>
+          </w:p>
+        </w:tc>
+      </w:tr>
+      <w:tr>
+        <w:trPr>
+          <w:cantSplit/>
+        </w:trPr>
+        <w:tc>
+          <w:tcPr>
+            <w:tcW w:type="dxa" w:w="2376"/>
+            <w:vAlign w:val="center"/>
+            <w:tcMar>
+              <w:top w:w="105" w:type="dxa"/>
+              <w:bottom w:w="105" w:type="dxa"/>
+              <w:left w:w="145" w:type="dxa"/>
+              <w:right w:w="145" w:type="dxa"/>
+            </w:tcMar>
+          </w:tcPr>
+          <w:p>
+            <w:pPr>
+              <w:spacing w:before="40" w:after="40" w:line="341" w:lineRule="auto"/>
+              <w:jc w:val="center"/>
+            </w:pPr>
+            <w:r/>
+            <w:r>
+              <w:rPr>
+                <w:rFonts w:ascii="Times New Roman" w:hAnsi="Times New Roman" w:eastAsia="宋体"/>
+                <w:b/>
+                <w:color w:val="191919"/>
+                <w:sz w:val="19"/>
+              </w:rPr>
+              <w:t>EP15《左或右》</w:t>
+            </w:r>
+          </w:p>
+        </w:tc>
+        <w:tc>
+          <w:tcPr>
+            <w:tcW w:type="dxa" w:w="7992"/>
+            <w:vAlign w:val="center"/>
+            <w:tcMar>
+              <w:top w:w="105" w:type="dxa"/>
+              <w:bottom w:w="105" w:type="dxa"/>
+              <w:left w:w="145" w:type="dxa"/>
+              <w:right w:w="145" w:type="dxa"/>
+            </w:tcMar>
+          </w:tcPr>
+          <w:p>
+            <w:pPr>
+              <w:spacing w:before="40" w:after="40" w:line="341" w:lineRule="auto"/>
+              <w:jc w:val="left"/>
+            </w:pPr>
+            <w:r/>
+            <w:r>
+              <w:rPr>
+                <w:rFonts w:ascii="Times New Roman" w:hAnsi="Times New Roman" w:eastAsia="宋体"/>
+                <w:b w:val="0"/>
+                <w:color w:val="191919"/>
+                <w:sz w:val="19"/>
+              </w:rPr>
+              <w:t>• 【15-3　外/内　长林八中校门大巴车旁与爱荣机械制造厂车间 — 日】站在大巴车门旁的教导主任戴娟看到他们三个凑在一起嘀咕，立刻招手把三人叫出队列训话。（核心台词：戴娟：“哎，你们仨过来过来过来！你们仨啊，别我一不在就无法无天放飞自我了。听老师的话，服从安排，轮流拍摄，以学习为重。记住了？”）</w:t>
+            </w:r>
+          </w:p>
+        </w:tc>
+      </w:tr>
+      <w:tr>
+        <w:trPr>
+          <w:cantSplit/>
+        </w:trPr>
+        <w:tc>
+          <w:tcPr>
+            <w:tcW w:type="dxa" w:w="2376"/>
+            <w:vAlign w:val="center"/>
+            <w:tcMar>
+              <w:top w:w="105" w:type="dxa"/>
+              <w:bottom w:w="105" w:type="dxa"/>
+              <w:left w:w="145" w:type="dxa"/>
+              <w:right w:w="145" w:type="dxa"/>
+            </w:tcMar>
+            <w:shd w:fill="F7FAFC"/>
+          </w:tcPr>
+          <w:p>
+            <w:pPr>
+              <w:spacing w:before="40" w:after="40" w:line="341" w:lineRule="auto"/>
+              <w:jc w:val="center"/>
+            </w:pPr>
+            <w:r/>
+            <w:r>
+              <w:rPr>
+                <w:rFonts w:ascii="Times New Roman" w:hAnsi="Times New Roman" w:eastAsia="宋体"/>
+                <w:b/>
+                <w:color w:val="191919"/>
+                <w:sz w:val="19"/>
+              </w:rPr>
+              <w:t>EP16《再见，老同学》</w:t>
+            </w:r>
+          </w:p>
+        </w:tc>
+        <w:tc>
+          <w:tcPr>
+            <w:tcW w:type="dxa" w:w="7992"/>
+            <w:vAlign w:val="center"/>
+            <w:tcMar>
+              <w:top w:w="105" w:type="dxa"/>
+              <w:bottom w:w="105" w:type="dxa"/>
+              <w:left w:w="145" w:type="dxa"/>
+              <w:right w:w="145" w:type="dxa"/>
+            </w:tcMar>
+            <w:shd w:fill="F7FAFC"/>
+          </w:tcPr>
+          <w:p>
+            <w:pPr>
+              <w:spacing w:before="40" w:after="40" w:line="341" w:lineRule="auto"/>
+              <w:jc w:val="left"/>
+            </w:pPr>
+            <w:r/>
+            <w:r>
+              <w:rPr>
+                <w:rFonts w:ascii="Times New Roman" w:hAnsi="Times New Roman" w:eastAsia="宋体"/>
+                <w:b w:val="0"/>
+                <w:color w:val="191919"/>
+                <w:sz w:val="19"/>
+              </w:rPr>
+              <w:t>• 【16-3　外/内　长林八中校门口·教导主任办公室·高一十班教室与岁月潭雪夜（闪回） — 日/夜】挂满“教书育人 桃李满天下”锦旗的教导主任办公室内，四十一岁的荀未来笔直地站在办公桌前，向教导主任戴娟正式提出了退学申请；尾随而至的赵左右躲在半掩的办公室门缝外，震惊地捂住嘴偷听。 戴娟皱起眉头，关切地仰头看着这个才转来几个月却聪明绝顶的学生。 戴娟还是有些惋惜，试图用刚火起来的《三人行》杂志挽留他。 戴娟语重心长地劝诫他。 荀未来直起身转头往门口走，身后的戴娟突然叫住了他：“哎！”荀未来停下脚步回过头，微笑着问：“怎么了？还有什么手续没办吗？”只见办公桌后的戴娟眼眶微微泛红，似嗔似怜地看着他。 戴娟忍着眼底的泪意（核心台词：戴娟：“退学？你家长同意了吗？” ／ 戴娟：“小荀啊，是不是我成绩抓得紧，让你有什么压力？” ／ 戴娟：“你是说办校园杂志吗？那更应该趁《三人行》刚有起色，继续办下去呀。”）</w:t>
+            </w:r>
+          </w:p>
+        </w:tc>
+      </w:tr>
+      <w:tr>
+        <w:trPr>
+          <w:cantSplit/>
+        </w:trPr>
+        <w:tc>
+          <w:tcPr>
+            <w:tcW w:type="dxa" w:w="2376"/>
+            <w:vAlign w:val="center"/>
+            <w:tcMar>
+              <w:top w:w="105" w:type="dxa"/>
+              <w:bottom w:w="105" w:type="dxa"/>
+              <w:left w:w="145" w:type="dxa"/>
+              <w:right w:w="145" w:type="dxa"/>
+            </w:tcMar>
+          </w:tcPr>
+          <w:p>
+            <w:pPr>
+              <w:spacing w:before="40" w:after="40" w:line="341" w:lineRule="auto"/>
+              <w:jc w:val="center"/>
+            </w:pPr>
+            <w:r/>
+            <w:r>
+              <w:rPr>
+                <w:rFonts w:ascii="Times New Roman" w:hAnsi="Times New Roman" w:eastAsia="宋体"/>
+                <w:b/>
+                <w:color w:val="191919"/>
+                <w:sz w:val="19"/>
+              </w:rPr>
+              <w:t>EP17《不速之客》</w:t>
+            </w:r>
+          </w:p>
+        </w:tc>
+        <w:tc>
+          <w:tcPr>
+            <w:tcW w:type="dxa" w:w="7992"/>
+            <w:vAlign w:val="center"/>
+            <w:tcMar>
+              <w:top w:w="105" w:type="dxa"/>
+              <w:bottom w:w="105" w:type="dxa"/>
+              <w:left w:w="145" w:type="dxa"/>
+              <w:right w:w="145" w:type="dxa"/>
+            </w:tcMar>
+          </w:tcPr>
+          <w:p>
+            <w:pPr>
+              <w:spacing w:before="40" w:after="40" w:line="341" w:lineRule="auto"/>
+              <w:jc w:val="left"/>
+            </w:pPr>
+            <w:r/>
+            <w:r>
+              <w:rPr>
+                <w:rFonts w:ascii="Times New Roman" w:hAnsi="Times New Roman" w:eastAsia="宋体"/>
+                <w:b w:val="0"/>
+                <w:color w:val="191919"/>
+                <w:sz w:val="19"/>
+              </w:rPr>
+              <w:t>• 【17-7　外/内　长林八中操场铁围栏·体育馆·话剧社道具室与高一十班教室 — 夜】深夜的长林市第八中学操场铁围栏外，十六岁的赵左右带着徐图图踩着垃圾桶爬上铁栅栏顶端，倒数着“一、二、三”，两人手拉着手一跃跳进白雪覆盖的校园操场！ 空旷无人的雪地操场上，徐图图张开双臂欢快地奔跑转圈，兴奋地大喊。（核心台词：赵左右：“你现在大喊，明天早上，戴主任就会在这上面喊咱俩的名儿！”）</w:t>
+            </w:r>
+          </w:p>
+        </w:tc>
+      </w:tr>
+      <w:tr>
+        <w:trPr>
+          <w:cantSplit/>
+        </w:trPr>
+        <w:tc>
+          <w:tcPr>
+            <w:tcW w:type="dxa" w:w="2376"/>
+            <w:vAlign w:val="center"/>
+            <w:tcMar>
+              <w:top w:w="105" w:type="dxa"/>
+              <w:bottom w:w="105" w:type="dxa"/>
+              <w:left w:w="145" w:type="dxa"/>
+              <w:right w:w="145" w:type="dxa"/>
+            </w:tcMar>
+            <w:shd w:fill="F7FAFC"/>
+          </w:tcPr>
+          <w:p>
+            <w:pPr>
+              <w:spacing w:before="40" w:after="40" w:line="341" w:lineRule="auto"/>
+              <w:jc w:val="center"/>
+            </w:pPr>
+            <w:r/>
+            <w:r>
+              <w:rPr>
+                <w:rFonts w:ascii="Times New Roman" w:hAnsi="Times New Roman" w:eastAsia="宋体"/>
+                <w:b/>
+                <w:color w:val="191919"/>
+                <w:sz w:val="19"/>
+              </w:rPr>
+              <w:t>EP18《一夜剧变》</w:t>
+            </w:r>
+          </w:p>
+        </w:tc>
+        <w:tc>
+          <w:tcPr>
+            <w:tcW w:type="dxa" w:w="7992"/>
+            <w:vAlign w:val="center"/>
+            <w:tcMar>
+              <w:top w:w="105" w:type="dxa"/>
+              <w:bottom w:w="105" w:type="dxa"/>
+              <w:left w:w="145" w:type="dxa"/>
+              <w:right w:w="145" w:type="dxa"/>
+            </w:tcMar>
+            <w:shd w:fill="F7FAFC"/>
+          </w:tcPr>
+          <w:p>
+            <w:pPr>
+              <w:spacing w:before="40" w:after="40" w:line="341" w:lineRule="auto"/>
+              <w:jc w:val="left"/>
+            </w:pPr>
+            <w:r/>
+            <w:r>
+              <w:rPr>
+                <w:rFonts w:ascii="Times New Roman" w:hAnsi="Times New Roman" w:eastAsia="宋体"/>
+                <w:b w:val="0"/>
+                <w:color w:val="191919"/>
+                <w:sz w:val="19"/>
+              </w:rPr>
+              <w:t>• 【18-7　内　长林八中高一十班教室·五楼楼梯间·501室客厅与502室赵了家 — 日/夜】罗爱文喜出望外（“真的啊？那太好了！”），在全班同学羡慕的目光中抱着零件兴冲冲地准备跑去技术教室；恰逢教导主任戴娟经过教室门口，笑着叫住了他。 戴娟笑盈盈地打趣他：“行，到时候把你爸给你的生活费都还给他。”罗爱文却一脸认真地挺直腰板回答，随后向戴娟深深鞠了一躬，欢快地奔向技术教室！（核心台词：戴娟：“你之前做的那些玩具，能在五月跳蚤市场卖钱不？给咱们班挣点班费。” ／ 罗爱文：“戴主任，我早就把我爸给我的信用卡还给他了！谢戴主任！”）</w:t>
+            </w:r>
+          </w:p>
+        </w:tc>
+      </w:tr>
+      <w:tr>
+        <w:trPr>
+          <w:cantSplit/>
+        </w:trPr>
+        <w:tc>
+          <w:tcPr>
+            <w:tcW w:type="dxa" w:w="2376"/>
+            <w:vAlign w:val="center"/>
+            <w:tcMar>
+              <w:top w:w="105" w:type="dxa"/>
+              <w:bottom w:w="105" w:type="dxa"/>
+              <w:left w:w="145" w:type="dxa"/>
+              <w:right w:w="145" w:type="dxa"/>
+            </w:tcMar>
+          </w:tcPr>
+          <w:p>
+            <w:pPr>
+              <w:spacing w:before="40" w:after="40" w:line="341" w:lineRule="auto"/>
+              <w:jc w:val="center"/>
+            </w:pPr>
+            <w:r/>
+            <w:r>
+              <w:rPr>
+                <w:rFonts w:ascii="Times New Roman" w:hAnsi="Times New Roman" w:eastAsia="宋体"/>
+                <w:b/>
+                <w:color w:val="191919"/>
+                <w:sz w:val="19"/>
+              </w:rPr>
+              <w:t>EP21《当雪落下》</w:t>
+            </w:r>
+          </w:p>
+        </w:tc>
+        <w:tc>
+          <w:tcPr>
+            <w:tcW w:type="dxa" w:w="7992"/>
+            <w:vAlign w:val="center"/>
+            <w:tcMar>
+              <w:top w:w="105" w:type="dxa"/>
+              <w:bottom w:w="105" w:type="dxa"/>
+              <w:left w:w="145" w:type="dxa"/>
+              <w:right w:w="145" w:type="dxa"/>
+            </w:tcMar>
+          </w:tcPr>
+          <w:p>
+            <w:pPr>
+              <w:spacing w:before="40" w:after="40" w:line="341" w:lineRule="auto"/>
+              <w:jc w:val="left"/>
+            </w:pPr>
+            <w:r/>
+            <w:r>
+              <w:rPr>
+                <w:rFonts w:ascii="Times New Roman" w:hAnsi="Times New Roman" w:eastAsia="宋体"/>
+                <w:b w:val="0"/>
+                <w:color w:val="191919"/>
+                <w:sz w:val="19"/>
+              </w:rPr>
+              <w:t>• 【21-3　外/内　长林八中教学楼与高二（2）班教室·学校食堂 — 日】就在这时，身穿浅驼色针织开衫、戴着细框眼镜的教导主任兼班主任戴娟（戴主任）手拿保温杯与讲义夹走进教室，曲起手指敲了敲讲台桌面整顿纪律。 台下顿时安静下来。戴娟推了推眼镜，话锋一转提到了新同学，徐图图眼睛一亮，连忙回头悄声提醒赵左右。 讲台上的戴娟朝着教室门外温和地招了招手：“进来吧。”全班同学齐刷刷望向门口——只见林开颜（小雪）戴着黑框大眼镜，身穿粉色连帽卫衣外搭八中蓝白校服外套、背着一个鼓鼓囊囊的红色双肩包，低眉顺眼地走进了教室！座位上的赵左右瞳孔骤然放大，整个人僵在原地！ 戴娟示意她站在讲台中央向全班做自我介绍（核心台词：罗爱文：“耶！最后一排，还是戴主任最懂我！” ／ 赵左右：“图图，戴主任怎么会让我一个人坐啊？” ／ 戴娟：“暑假玩够了吧？都收收心准备开学考了啊。”）</w:t>
+            </w:r>
+          </w:p>
+        </w:tc>
+      </w:tr>
+      <w:tr>
+        <w:trPr>
+          <w:cantSplit/>
+        </w:trPr>
+        <w:tc>
+          <w:tcPr>
+            <w:tcW w:type="dxa" w:w="2376"/>
+            <w:vAlign w:val="center"/>
+            <w:tcMar>
+              <w:top w:w="105" w:type="dxa"/>
+              <w:bottom w:w="105" w:type="dxa"/>
+              <w:left w:w="145" w:type="dxa"/>
+              <w:right w:w="145" w:type="dxa"/>
+            </w:tcMar>
+            <w:shd w:fill="F7FAFC"/>
+          </w:tcPr>
+          <w:p>
+            <w:pPr>
+              <w:spacing w:before="40" w:after="40" w:line="341" w:lineRule="auto"/>
+              <w:jc w:val="center"/>
+            </w:pPr>
+            <w:r/>
+            <w:r>
+              <w:rPr>
+                <w:rFonts w:ascii="Times New Roman" w:hAnsi="Times New Roman" w:eastAsia="宋体"/>
+                <w:b/>
+                <w:color w:val="191919"/>
+                <w:sz w:val="19"/>
+              </w:rPr>
+              <w:t>EP23《不可战胜的敌人》</w:t>
+            </w:r>
+          </w:p>
+        </w:tc>
+        <w:tc>
+          <w:tcPr>
+            <w:tcW w:type="dxa" w:w="7992"/>
+            <w:vAlign w:val="center"/>
+            <w:tcMar>
+              <w:top w:w="105" w:type="dxa"/>
+              <w:bottom w:w="105" w:type="dxa"/>
+              <w:left w:w="145" w:type="dxa"/>
+              <w:right w:w="145" w:type="dxa"/>
+            </w:tcMar>
+            <w:shd w:fill="F7FAFC"/>
+          </w:tcPr>
+          <w:p>
+            <w:pPr>
+              <w:spacing w:before="40" w:after="40" w:line="341" w:lineRule="auto"/>
+              <w:jc w:val="left"/>
+            </w:pPr>
+            <w:r/>
+            <w:r>
+              <w:rPr>
+                <w:rFonts w:ascii="Times New Roman" w:hAnsi="Times New Roman" w:eastAsia="宋体"/>
+                <w:b w:val="0"/>
+                <w:color w:val="191919"/>
+                <w:sz w:val="19"/>
+              </w:rPr>
+              <w:t>• 【23-6　外/内　2008林海雪原电话亭·老居民楼道与501室·高二（2）班教室与微机室·杂志社火灾废墟与雪夜串串香餐车 — 日/夜】公元2008年，阳光穿透白雪皑皑的林海雪原，画面中央浮现出冰冷的特效数字：【`时空修正 82%`】。十六岁的赵左右推开蓝色公用电话亭的门走了出来，踩在厚厚的积雪上环顾四周明朗的街景，疑惑地喃喃自语： 然而当赵左右走回自家老居民楼水泥楼梯间时，迎面正巧看见母亲刘美奕正与五零二室真正的房东张叔站在门口寒暄。张叔乐呵呵地说北京生意不好做，准备把这套老房子收回来自己住。赵左右走上前打了声招呼（“张叔”），随口指着五零二室屋里说道：（核心台词：罗爱文：“啊？转校生？咱们班来过转校生吗？我记得老戴只安排过我一个人坐过雅座啊。”）</w:t>
+            </w:r>
+          </w:p>
+        </w:tc>
+      </w:tr>
+      <w:tr>
+        <w:trPr>
+          <w:cantSplit/>
+        </w:trPr>
+        <w:tc>
+          <w:tcPr>
+            <w:tcW w:type="dxa" w:w="2376"/>
+            <w:vAlign w:val="center"/>
+            <w:tcMar>
+              <w:top w:w="105" w:type="dxa"/>
+              <w:bottom w:w="105" w:type="dxa"/>
+              <w:left w:w="145" w:type="dxa"/>
+              <w:right w:w="145" w:type="dxa"/>
+            </w:tcMar>
+          </w:tcPr>
+          <w:p>
+            <w:pPr>
+              <w:spacing w:before="40" w:after="40" w:line="341" w:lineRule="auto"/>
+              <w:jc w:val="left"/>
+            </w:pPr>
+            <w:r/>
+            <w:r>
+              <w:rPr>
+                <w:rFonts w:ascii="Times New Roman" w:hAnsi="Times New Roman" w:eastAsia="宋体"/>
+                <w:b/>
+                <w:color w:val="191919"/>
+                <w:sz w:val="19"/>
+              </w:rPr>
+              <w:t>EP24《独自面对》（大结局）</w:t>
+            </w:r>
+          </w:p>
+        </w:tc>
+        <w:tc>
+          <w:tcPr>
+            <w:tcW w:type="dxa" w:w="7992"/>
+            <w:vAlign w:val="center"/>
+            <w:tcMar>
+              <w:top w:w="105" w:type="dxa"/>
+              <w:bottom w:w="105" w:type="dxa"/>
+              <w:left w:w="145" w:type="dxa"/>
+              <w:right w:w="145" w:type="dxa"/>
+            </w:tcMar>
+          </w:tcPr>
+          <w:p>
+            <w:pPr>
+              <w:spacing w:before="40" w:after="40" w:line="341" w:lineRule="auto"/>
+              <w:jc w:val="left"/>
+            </w:pPr>
+            <w:r/>
+            <w:r>
+              <w:rPr>
+                <w:rFonts w:ascii="Times New Roman" w:hAnsi="Times New Roman" w:eastAsia="宋体"/>
+                <w:b w:val="0"/>
+                <w:color w:val="191919"/>
+                <w:sz w:val="19"/>
+              </w:rPr>
+              <w:t>• 【24-3　内/外　长林八中高三教学楼走廊与冬日飘雪连廊（2009秋—2009冬） — 日】画面浮现时间字标：2009 秋。高三教学楼走廊里，“决战高考 为梦想而战”的红色签名墙格外醒目。班主任戴娟走过走廊叮嘱学生们：“现在都是高三人了啊，学习环境要干净，心也要静下来。”身穿黑白运动外套的罗爱文礼貌地向戴主任打过招呼，转身走到赵左右面前郑重辞行。</w:t>
+              <w:br/>
+              <w:t>• 【24-4　内　长林八中广播站·教导主任戴娟办公室与501室赵左右卧室 — 日】教导主任办公室内，戴娟坐在办公桌后，语重心长地询问站在桌前的赵左右。 戴娟愣了一下，哭笑不得地指着他。 赵左右笑着拍了拍胸脯（“戴主任你就放心吧，我对我的未来很有信心”），戴娟欣慰地点了点头，再次叮嘱他文化课一定不能落下。（核心台词：徐图图：“你胆子也太大了吧！这要被戴主任发现了，肯定要把你臭骂一顿。……我平时一点事都没有，可是到最后一次反而紧张死了，中午一口饭都没吃。” ／ 戴娟：“左右。艺考可是千军万马过独木桥，你真的想清楚了吗？现在离几大名校的校考，只有不到半年了。你报艺考培训班了吗？” ／ 戴娟：“什么什么？性价比？赵左右，你现在怎么满嘴都是这些词啊？”）</w:t>
+            </w:r>
+          </w:p>
+        </w:tc>
+      </w:tr>
+    </w:tbl>
     <w:p>
       <w:pPr>
         <w:spacing w:before="240" w:after="80" w:line="384" w:lineRule="auto"/>
@@ -1753,6 +2956,12 @@
         <w:jc w:val="left"/>
       </w:pPr>
       <w:r>
+        <w:rPr>
+          <w:rFonts w:ascii="Times New Roman" w:hAnsi="Times New Roman" w:eastAsia="宋体"/>
+          <w:b w:val="0"/>
+          <w:color w:val="141414"/>
+          <w:sz w:val="21"/>
+        </w:rPr>
         <w:t>• “把书读完，老戴下辈子也认得出你来！”（EP16第16-3场，戴娟在办公室送别退学的荀未来时眼含热泪的师者叮嘱）</w:t>
       </w:r>
     </w:p>
@@ -1762,6 +2971,12 @@
         <w:jc w:val="left"/>
       </w:pPr>
       <w:r>
+        <w:rPr>
+          <w:rFonts w:ascii="Times New Roman" w:hAnsi="Times New Roman" w:eastAsia="宋体"/>
+          <w:b w:val="0"/>
+          <w:color w:val="141414"/>
+          <w:sz w:val="21"/>
+        </w:rPr>
         <w:t>• “小雪和荀未来一样，都是转校来的，就是比那小子内向得多。大家呢，多带她在学校转转，尽快熟悉熟悉新环境。”（EP21第21-3场，高二开学戴娟向全班介绍转校生小雪）</w:t>
       </w:r>
     </w:p>

--- a/01_《三人行》全24集全流程标杆成品库/05_核心人物一人一档/人物09_戴娟（长林八中教导主任兼数学老师）.docx
+++ b/01_《三人行》全24集全流程标杆成品库/05_核心人物一人一档/人物09_戴娟（长林八中教导主任兼数学老师）.docx
@@ -910,7 +910,7 @@
           <w:color w:val="141414"/>
           <w:sz w:val="21"/>
         </w:rPr>
-        <w:t>1. 【2008年冬·白昼篇高一期末与分科阶段造型（EP01–EP04）】：深栗色烫卷短发、戴金属细框眼镜；外穿一件质感厚重端庄的深炭灰色（或藏青色）宽翻领过膝长款羊毛呢大衣，颈间系一条暗红色或深紫色印花丝巾/羊绒围巾；内搭酒红色或纯黑色高领修身羊绒毛衣与深色西装马甲；下穿深黑色垂感直筒西裤，脚穿黑色低跟皮鞋，手拿保温杯与被没收的《心惊肉跳》杂志。</w:t>
+        <w:t>1. 【2008年冬·白昼篇高一期末与分科阶段造型】：深栗色烫卷短发、戴金属细框眼镜；外穿一件质感厚重端庄的深炭灰色（或藏青色）宽翻领过膝长款羊毛呢大衣，颈间系一条暗红色或深紫色印花丝巾/羊绒围巾；内搭酒红色或纯黑色高领修身羊绒毛衣与深色西装马甲；下穿深黑色垂感直筒西裤，脚穿黑色低跟皮鞋，手拿保温杯与被没收的《心惊肉跳》杂志。</w:t>
       </w:r>
     </w:p>
     <w:p>
@@ -926,7 +926,7 @@
           <w:color w:val="141414"/>
           <w:sz w:val="21"/>
         </w:rPr>
-        <w:t>2. 【2008年春夏·黄昏篇文科十班班主任与学工阶段造型（EP09–EP18）】：褪去冬日呢大衣，身穿剪裁合体的深灰或藏青色职业西装套裙/西装外套，或温和的浅驼色、米灰色开衫针织毛衣，内搭白色丝质翻领衬衫，下穿及膝西装裙或黑色西裤，脚穿黑色粗跟皮鞋，站在讲台上用粉笔书写座位表。</w:t>
+        <w:t>2. 【2008年春夏·黄昏篇文科十班班主任与学工阶段造型】：褪去冬日呢大衣，身穿剪裁合体的深灰或藏青色职业西装套裙/西装外套，或温和的浅驼色、米灰色开衫针织毛衣，内搭白色丝质翻领衬衫，下穿及膝西装裙或黑色西裤，脚穿黑色粗跟皮鞋，站在讲台上用粉笔书写座位表。</w:t>
       </w:r>
     </w:p>
     <w:p>
@@ -942,7 +942,7 @@
           <w:color w:val="141414"/>
           <w:sz w:val="21"/>
         </w:rPr>
-        <w:t>3. 【2008年秋至2010年春·高二开学与高三艺考护航阶段造型（EP20–EP24）】：EP21高二开学领进转校生小雪时，身穿温柔优雅的浅驼色粗针织开衫内搭白衬衫；EP24高三阶段在走廊叮嘱学生备考及在办公室与赵左右谈心时，外穿一件端庄大气的深皇家蓝色双排扣翻领毛呢大衣，内搭黑色高领毛衣，神情温和睿智。</w:t>
+        <w:t>3. 【2008年秋至2010年春·高二开学与高三艺考护航阶段造型】：EP21高二开学领进转校生小雪时，身穿温柔优雅的浅驼色粗针织开衫内搭白衬衫；EP24高三阶段在走廊叮嘱学生备考及在办公室与赵左右谈心时，外穿一件端庄大气的深皇家蓝色双排扣翻领毛呢大衣，内搭黑色高领毛衣，神情温和睿智。</w:t>
       </w:r>
     </w:p>
     <w:p>
@@ -1002,7 +1002,7 @@
                 <w:color w:val="FFFFFF"/>
                 <w:sz w:val="19"/>
               </w:rPr>
-              <w:t>所处时期与代表集数</w:t>
+              <w:t>所处时期与阶段状态</w:t>
             </w:r>
           </w:p>
         </w:tc>
@@ -1054,7 +1054,7 @@
           <w:p>
             <w:pPr>
               <w:spacing w:before="40" w:after="40" w:line="341" w:lineRule="auto"/>
-              <w:jc w:val="left"/>
+              <w:jc w:val="center"/>
             </w:pPr>
             <w:r/>
             <w:r>
@@ -1065,8 +1065,6 @@
                 <w:sz w:val="19"/>
               </w:rPr>
               <w:t>2008冬·高一期末与分科态</w:t>
-              <w:br/>
-              <w:t>（EP01–EP04）</w:t>
             </w:r>
           </w:p>
         </w:tc>
@@ -1133,8 +1131,6 @@
                 <w:sz w:val="19"/>
               </w:rPr>
               <w:t>2008春夏·文科十班班主任态</w:t>
-              <w:br/>
-              <w:t>（EP09–EP18）</w:t>
             </w:r>
           </w:p>
         </w:tc>
@@ -1201,8 +1197,6 @@
                 <w:sz w:val="19"/>
               </w:rPr>
               <w:t>2008秋–2010春·高二高三护航态</w:t>
-              <w:br/>
-              <w:t>（EP20–EP24）</w:t>
             </w:r>
           </w:p>
         </w:tc>
@@ -1329,7 +1323,7 @@
           <w:color w:val="192D55"/>
           <w:sz w:val="25"/>
         </w:rPr>
-        <w:t>第四章　全剧完整人物生平传记与逐集分场剧情推进全纪实</w:t>
+        <w:t>第四章　全剧人物命运轨迹与完整生平故事传记</w:t>
       </w:r>
     </w:p>
     <w:p>
@@ -1344,7 +1338,7 @@
           <w:color w:val="141414"/>
           <w:sz w:val="22"/>
         </w:rPr>
-        <w:t>（一）第一卷·白昼篇（EP01–EP08）：看台抓包、56.56秒攻心战与台灯下的温柔</w:t>
+        <w:t>（一）第一卷·白昼篇：看台抓包、56.56秒攻心战与台灯下的温柔</w:t>
       </w:r>
     </w:p>
     <w:p>
@@ -1360,7 +1354,7 @@
           <w:color w:val="141414"/>
           <w:sz w:val="21"/>
         </w:rPr>
-        <w:t>2008年1月21日（EP01），戴娟在操场看台抓获偷吃麻辣烫的赵左右与罗爱文，没收了《心惊肉跳》杂志；在办公室里，她被突然闯入的转校生荀未来用一套成熟的“年级平均分KPI”话术说服，破例同意荀未来参加数学测试；当晚在办公室台灯下，她翻出杂志里赵左右写给王一漫的信，温柔感慨“青春真好”。在EP02–04中，她处理分科表风波、接待来校捐款的66岁“赵了先生”，并在电话里向赵东来反馈赵左右改报文科的决定；除夕夜（EP06），她在家中被罗爱文组织的同学们轮流打电话拜年拖住，无意间成全了少年们的造雪行动。</w:t>
+        <w:t>2008年1月21日，戴娟在操场看台抓获偷吃麻辣烫的赵左右与罗爱文，没收了《心惊肉跳》杂志；在办公室里，她被突然闯入的转校生荀未来用一套成熟的“年级平均分KPI”话术说服，破例同意荀未来参加数学测试；当晚在办公室台灯下，她翻出杂志里赵左右写给王一漫的信，温柔感慨“青春真好”。她处理分科表风波、接待来校捐款的66岁“赵了先生”，并在电话里向赵东来反馈赵左右改报文科的决定；除夕夜，她在家中被罗爱文组织的同学们轮流打电话拜年拖住，无意间成全了少年们的造雪行动。</w:t>
       </w:r>
     </w:p>
     <w:p>
@@ -1375,7 +1369,7 @@
           <w:color w:val="141414"/>
           <w:sz w:val="22"/>
         </w:rPr>
-        <w:t>（二）第二卷·黄昏篇（EP09–EP16）：铁三角雅座、明察秋毫破偷卷案与泪别荀未来</w:t>
+        <w:t>（二）“铁三角雅座”的良苦用心、明察秋毫破偷卷案与泪别转校生</w:t>
       </w:r>
     </w:p>
     <w:p>
@@ -1391,22 +1385,7 @@
           <w:color w:val="141414"/>
           <w:sz w:val="21"/>
         </w:rPr>
-        <w:t>高一下学期（EP09），戴娟出任重组后的文科（10）班班主任，将赵左右、荀未来、罗爱文排在讲台眼皮底下的第一排“铁三角雅座”，并在赵左右立下军令状后任命其为班长。在EP10–11偷卷风波中，戴娟敏锐发现办公室只有圆珠笔而赵左右卷子上是水笔字迹，查明偷卷真相；当陈明在广播站自曝偷打CS为赵左右作证澄清、陈父冲进学校当众掌掴陈明强办退学时，戴娟拼命护在陈明身前极力挽留；随后她接受赵左右的坦白并组织重考，给少年留下了改过自新的通道。在EP12–16中，她批准赵左右成立“梦语心理社”与《三人行》杂志社，带队前往爱荣机械厂学工；当荀未来在EP16来办公室办理退学时，戴娟眼眶湿润地叮嘱他“以后在电视上成了大人物，老戴一眼就能认出你”。</w:t>
-      </w:r>
-    </w:p>
-    <w:p>
-      <w:pPr>
-        <w:spacing w:before="120" w:after="60" w:line="384" w:lineRule="auto"/>
-        <w:jc w:val="left"/>
-      </w:pPr>
-      <w:r>
-        <w:rPr>
-          <w:rFonts w:ascii="Arial" w:hAnsi="Arial" w:eastAsia="黑体"/>
-          <w:b/>
-          <w:color w:val="141414"/>
-          <w:sz w:val="22"/>
-        </w:rPr>
-        <w:t>（三）第三卷·黑夜篇至大结局（EP17–EP24）：鼓励太阳能车、接纳转校生小雪与护航高三艺考</w:t>
+        <w:t>高一下学期文理分科重组后，戴娟出任高一文科（10）班班主任。为了镇住班里最能折腾的三个活宝，她特意将赵左右、荀未来与罗爱文的课桌并排摆在讲台眼皮子底下的第一排，戏称为“铁三角重点监控雅座”。当赵左右为了证明自己而冲上讲台立下“月考进不了前五就辞去班长、罚扫全校厕所一个月”的军令状时，刀子嘴豆腐心的戴娟嘴上冷哼，眼底却满是欣慰。她把赵左右这几周在电车上背书、在食堂刷题、甚至低血糖晕倒在校医室的拼命劲儿全看在眼里；因此在月考成绩公布、赵左右文综单科考进前五而总分稍逊时，戴娟站在讲台上霸气拍板：“我是说班长要考前五名，但没说是总分！所以，班长继续由赵左右同学担任！”</w:t>
       </w:r>
     </w:p>
     <w:p>
@@ -1422,12 +1401,28 @@
           <w:color w:val="141414"/>
           <w:sz w:val="21"/>
         </w:rPr>
-        <w:t>在EP18中，戴娟在教室门口微笑鼓励抱着太阳能玩具小车的罗爱文拿去五月跳蚤市场卖钱挣班费；EP21她将新转校生林开颜（小雪）领进高二（2）班，笑称小雪“和荀未来一样是转校来的，就是比那小子内向得多”，安排小雪坐赵左右同桌，随后走进食堂成了赵左右震慑小雪的救兵。至EP24大结局，在高三备考关键期，面对决定报考北京华彩艺术学院编导专业的赵左右，戴娟在办公室语重心长地与他谈心，被赵左右满嘴的“性价比”逗得哭笑不得，温情叮嘱他：“既然你父母也同意了，那就去闯吧，但文化课一定不能落下！”</w:t>
+        <w:t>然而紧接着尚雪举报赵左右考前夜潜入办公室偷题，治学严谨的戴娟没有丝毫包庇：她先调取行政楼走廊九点钟的监控录像，随后拿出自己办公桌上的圆珠笔，对比赵左右补交试卷上的黑色水笔字迹，一针见血地拆穿了赵左右“去办公室补作业”的谎言。就在她准备通过全校广播宣读处分决定时，理科八班的陈明突然冲进广播室锁死房门，对着麦克风自曝自己每晚潜入戴主任电脑D盘“往年资料”文件夹下载打CS游戏的秘密，以此作为在场铁证证明赵左右“露出第一题的时候就把卷子放回去了”！面对暴怒冲进学校当众掌掴陈明、强行要办退学的陈父，戴娟心痛如绞，拼命张开双臂护在陈明身前极力挽留；事后面对主动来办公室坦白认错的赵左右，她既严厉惩戒又给他留下了重考自证清白的育人通道。</w:t>
       </w:r>
     </w:p>
     <w:p>
       <w:pPr>
-        <w:spacing w:before="160" w:after="80" w:line="384" w:lineRule="auto"/>
+        <w:spacing w:before="40" w:after="100" w:line="384" w:lineRule="auto"/>
+        <w:ind w:firstLine="420"/>
+        <w:jc w:val="left"/>
+      </w:pPr>
+      <w:r>
+        <w:rPr>
+          <w:rFonts w:ascii="Times New Roman" w:hAnsi="Times New Roman" w:eastAsia="宋体"/>
+          <w:b w:val="0"/>
+          <w:color w:val="141414"/>
+          <w:sz w:val="21"/>
+        </w:rPr>
+        <w:t>在此后的日子里，戴娟默许并支持赵左右成立“梦语心理社”与《三人行》杂志社，亲自带队前往爱荣机械制造厂开展学工实践。当四十一岁的“转校生”荀未来决定离开学校去寻找余博士、走进办公室递交退学申请书时，戴娟看着这个虽然数学只考几分、却总能用成熟通透的话语温暖全班的特殊学生，忍不住摘下眼镜拭去眼角的泪水，像母亲送别远行游子般哽咽叮嘱：“把书读完，老戴下辈子也认得出你来！”</w:t>
+      </w:r>
+    </w:p>
+    <w:p>
+      <w:pPr>
+        <w:spacing w:before="120" w:after="60" w:line="384" w:lineRule="auto"/>
         <w:jc w:val="left"/>
       </w:pPr>
       <w:r>
@@ -1437,1197 +1432,41 @@
           <w:color w:val="141414"/>
           <w:sz w:val="22"/>
         </w:rPr>
-        <w:t>（附）本角色全剧逐集登场场次、具体行动、核心对白与剧情推动脉络总表（100%源自定稿文学剧本）</w:t>
+        <w:t>（三）护航少年梦想：从太阳能小车、新转校生到高三艺考谈心</w:t>
       </w:r>
     </w:p>
-    <w:tbl>
-      <w:tblPr>
-        <w:tblStyle w:val="TableGrid"/>
-        <w:tblW w:type="auto" w:w="0"/>
-        <w:jc w:val="center"/>
-        <w:tblLayout w:type="fixed"/>
-        <w:tblLook w:firstColumn="1" w:firstRow="1" w:lastColumn="0" w:lastRow="0" w:noHBand="0" w:noVBand="1" w:val="04A0"/>
-      </w:tblPr>
-      <w:tblGrid>
-        <w:gridCol w:w="5184"/>
-        <w:gridCol w:w="5184"/>
-      </w:tblGrid>
-      <w:tr>
-        <w:trPr>
-          <w:tblHeader/>
-          <w:cantSplit/>
-        </w:trPr>
-        <w:tc>
-          <w:tcPr>
-            <w:tcW w:type="dxa" w:w="2376"/>
-            <w:vAlign w:val="center"/>
-            <w:tcMar>
-              <w:top w:w="130" w:type="dxa"/>
-              <w:bottom w:w="130" w:type="dxa"/>
-              <w:left w:w="150" w:type="dxa"/>
-              <w:right w:w="150" w:type="dxa"/>
-            </w:tcMar>
-            <w:shd w:fill="1F3864"/>
-          </w:tcPr>
-          <w:p>
-            <w:pPr>
-              <w:spacing w:before="40" w:after="40" w:line="312" w:lineRule="auto"/>
-              <w:jc w:val="center"/>
-            </w:pPr>
-            <w:r/>
-            <w:r>
-              <w:rPr>
-                <w:rFonts w:ascii="Arial" w:hAnsi="Arial" w:eastAsia="黑体"/>
-                <w:b/>
-                <w:color w:val="FFFFFF"/>
-                <w:sz w:val="19"/>
-              </w:rPr>
-              <w:t>登场集数与片名</w:t>
-            </w:r>
-          </w:p>
-        </w:tc>
-        <w:tc>
-          <w:tcPr>
-            <w:tcW w:type="dxa" w:w="7992"/>
-            <w:vAlign w:val="center"/>
-            <w:tcMar>
-              <w:top w:w="130" w:type="dxa"/>
-              <w:bottom w:w="130" w:type="dxa"/>
-              <w:left w:w="150" w:type="dxa"/>
-              <w:right w:w="150" w:type="dxa"/>
-            </w:tcMar>
-            <w:shd w:fill="1F3864"/>
-          </w:tcPr>
-          <w:p>
-            <w:pPr>
-              <w:spacing w:before="40" w:after="40" w:line="312" w:lineRule="auto"/>
-              <w:jc w:val="center"/>
-            </w:pPr>
-            <w:r/>
-            <w:r>
-              <w:rPr>
-                <w:rFonts w:ascii="Arial" w:hAnsi="Arial" w:eastAsia="黑体"/>
-                <w:b/>
-                <w:color w:val="FFFFFF"/>
-                <w:sz w:val="19"/>
-              </w:rPr>
-              <w:t>本集各场次具体行动、人物互动、核心台词与剧情推进逻辑</w:t>
-            </w:r>
-          </w:p>
-        </w:tc>
-      </w:tr>
-      <w:tr>
-        <w:trPr>
-          <w:cantSplit/>
-        </w:trPr>
-        <w:tc>
-          <w:tcPr>
-            <w:tcW w:type="dxa" w:w="2376"/>
-            <w:vAlign w:val="center"/>
-            <w:tcMar>
-              <w:top w:w="105" w:type="dxa"/>
-              <w:bottom w:w="105" w:type="dxa"/>
-              <w:left w:w="145" w:type="dxa"/>
-              <w:right w:w="145" w:type="dxa"/>
-            </w:tcMar>
-          </w:tcPr>
-          <w:p>
-            <w:pPr>
-              <w:spacing w:before="40" w:after="40" w:line="341" w:lineRule="auto"/>
-              <w:jc w:val="center"/>
-            </w:pPr>
-            <w:r/>
-            <w:r>
-              <w:rPr>
-                <w:rFonts w:ascii="Times New Roman" w:hAnsi="Times New Roman" w:eastAsia="宋体"/>
-                <w:b/>
-                <w:color w:val="191919"/>
-                <w:sz w:val="19"/>
-              </w:rPr>
-              <w:t>EP01《夺回人生》</w:t>
-            </w:r>
-          </w:p>
-        </w:tc>
-        <w:tc>
-          <w:tcPr>
-            <w:tcW w:type="dxa" w:w="7992"/>
-            <w:vAlign w:val="center"/>
-            <w:tcMar>
-              <w:top w:w="105" w:type="dxa"/>
-              <w:bottom w:w="105" w:type="dxa"/>
-              <w:left w:w="145" w:type="dxa"/>
-              <w:right w:w="145" w:type="dxa"/>
-            </w:tcMar>
-          </w:tcPr>
-          <w:p>
-            <w:pPr>
-              <w:spacing w:before="40" w:after="40" w:line="341" w:lineRule="auto"/>
-              <w:jc w:val="left"/>
-            </w:pPr>
-            <w:r/>
-            <w:r>
-              <w:rPr>
-                <w:rFonts w:ascii="Times New Roman" w:hAnsi="Times New Roman" w:eastAsia="宋体"/>
-                <w:b w:val="0"/>
-                <w:color w:val="191919"/>
-                <w:sz w:val="19"/>
-              </w:rPr>
-              <w:t>• 【1-12　外　长林八中·操场看台楼梯与黑色铁围栏 — 日】赵左右和罗爱文吓得魂飞魄散，手里的麻辣烫差点飞出去。只见留着齐颌卷短发、身穿炭灰色长款毛呢大衣的教导主任戴娟正站在结冰的水泥台阶上方，抓着红色铁扶手一步步往下走。两个少年条件反射般贴墙站得笔直。 就在戴主任伸手去夺杂志、赵左右退无可退之际，围栏方向突然传来一声沉稳的喝止。 戴主任与两个少年同时转头。只见荀未来已经绕过铁围栏走进校园，一边不紧不慢地走上看台台阶，一边用教导主任式的腔调数落赵左右。 教学楼走廊玻璃窗后，原本在复习的学生们纷纷被动静吸引，挤到窗边探头围观。荀未来走到台阶中央，目光越过两个少年，气定神闲地直（核心台词：戴主任：“我。” ／ 戴主任：“站好了！一会儿就期末考试了，不抓紧时间在教室复习，还跑来偷吃麻辣烫、看闲书——真是一点紧迫感都没有！” ／ 赵左右：“戴主任，是我拉爱文来的，跟他没关系。”）</w:t>
-              <w:br/>
-              <w:t>• 【1-13　内　长林八中·教导主任办公室及门外走廊 — 日】办公室内，宽大的办公桌上堆满了期末试卷。荀未来站在办公桌前，早已收起了刚才在看台上的锋芒，用一副历经社会毒打的中年人语重心长的语气，对着坐在桌后的戴主任侃侃而谈。 戴主任原本紧绷严肃的脸庞在荀未来这番直击灵魂的体己话里一点点软化下来，眼圈真的微微泛红。荀未来朝她微微颔首，转身从容地推门走出了办公室。 办公室里只剩下戴主任一人。她拿起桌面上那张刚刚登记的身份证——上面印着姓名「苟未来」与「1988年1月21日」的出生日期。戴主任端详着身份证上的照片，实在没忍住，噗嗤一声笑了出来。（核心台词：荀未来：“我……戴主任，我知道你有你的压力和KPI——关键绩效指标。谁没上过班啊，都能理解。其实我……我懂。您离开学生时代已经太远了，记不清当时都在想一些什么。但是总想着，年轻的时候如果再努力一点就好了。所以现在您才逼我们这么学习，怕以后我们会后悔。要是他们也像你这样想就好了。戴主任，三千字的检讨，我主动认领。我只希望您对自己好一点，别伤了身体，别太操心。” ／ 戴主任：“苟未来。好久没有碰到这么有挑战、有意思的学生了。就是……长得太着急了点。”）</w:t>
-              <w:br/>
-              <w:t>• 【1-14　内　长林八中·教学楼走廊 — 日】单侧采光的长直内走廊里光线明亮，荀未来双手插兜独自往前走，沿途经过的男女学生纷纷像看传奇人物一样回头行注目礼，窃窃私语声此起彼伏。 这时，赵左右和罗爱文从走廊两侧一左一右快步贴了上来，把荀未来夹在中间。赵左右满脸崇拜地双手抱拳作揖。（核心台词：走廊男生乙：“连戴娟都被他骂哭了。我还听说咱们学校那贴吧，都已经开始给他盖高楼了。”）</w:t>
-              <w:br/>
-              <w:t>• 【1-15　内　长林八中·高一二班教室 — 日】荀未来深吸一口气，收敛起翻涌的思绪，跟着赵左右在座位上坐下。讲台上，戴主任拍了拍黑板擦，开始训话。 赵左右惊讶地转头看他，讲台上的戴主任果然紧接着宣布了这桩消息，黑板上清晰写着「数学 9:00—11:00」。（核心台词：戴主任（画外）：“大家都抓紧时间。整理一下桌子和书架，东西都放到备品柜里。” ／ 戴主任：“看看你们一个个的，什么时候能向陈明多学习学习。甭说平时了，连考试之前都不知道复习复习，像什么样子。” ／ 戴主任：“寒假前的这几天呢，由我来带。两个事。第一，先考数学，再考语文，大家看好时间和各自的考场。第二，考试期间的自习课——全改上数学。”）</w:t>
-              <w:br/>
-              <w:t>• 【1-16　内　长林八中·数学期末考场 — 日】荀未来连忙起身追出考场。他刚走，后排又有一名男生举起了手，戴主任顿时火冒三丈地一拍讲台。（核心台词：戴主任：“你看着点时间啊。考试时间可是你自己的。抓紧去。” ／ 戴主任：“你们这考场怎么回事？一考试就尿频，肾不好是吧？抓紧去，快去快回啊。” ／ 戴主任：“你坐那儿，不许去！还尿上瘾了！”）</w:t>
-              <w:br/>
-              <w:t>• 【1-19　内　长林八中·女卫生间门外走廊 — 日】找遍全校的荀未来与赵左右在教学楼一层尽头的女卫生间转角处重新汇合。两人喘着粗气，目光同时落向那扇嵌着磨砂玻璃条的女卫生间木门。 16岁的赵左右碍于男女大防，转身就跑去喊女老师。41岁的荀未来站在女卫生间门口，先是试探着朝门内喊了一声。（核心台词：赵左右：“就剩这一个地方了。我去找戴主任。”）</w:t>
-              <w:br/>
-              <w:t>• 【1-23　内　长林八中·数学补考教室 — 日】明亮的补考教室内，赵左右、荀未来与恢复精神的王一漫分坐三列单人考位。戴主任站在讲台前交代补考事宜。（核心台词：戴主任：“鉴于你两个离开考场，是为了帮助一漫同学——给你们安排一次补考。跟上进度，下午还和大家一起考语文。”）</w:t>
-              <w:br/>
-              <w:t>• 【1-25　内　长林八中·高一二班教室 — 日】高一二班教室内，班干部正站在讲台前将一叠《长林市第八中学文理分科意向表》分发给每一列同学。 教室中后排的四角座位区，赵左右低头看着发到桌上的分科意向表。坐在旁边的荀未来原本想开口问陈明，目光却立刻锁定了16岁的自己，身体前倾紧紧盯着赵左右。（核心台词：赵左右：“被戴主任没收了。” ／ 罗爱文：“我会深刻地反省自己的”……苟哥的语气还是挺难模仿的。我会深刻地反省自己的错误，戴主任……不对，不对。老戴……也不对。亲爱的……”）</w:t>
-              <w:br/>
-              <w:t>• 【1-26　内　长林八中·学校食堂 — 日】中午的学校食堂人声鼎沸，不锈钢打饭窗口前却排起了长龙，队伍停滞不前。窗口隔断玻璃下方的白色刷卡消费机屏幕黑着，戴主任正站在窗口旁焦急地同食堂工作人员交涉。 在戴主任、食堂员工与一众学生好奇的围观下，做过二十年程序员的荀未来熟练地检查线路接口、敲击终端按键重启调试。不过片刻工夫，只听「滴」的一声轻响，刷卡机屏幕重新亮起绿灯。排在第一位的低年级男生刷卡成功，惊喜地道谢。 荀未来拍了拍手，转头看向戴主任，语气老练得像个甲方技术总监。 周围的学生们哄然叫好鼓掌，戴主任既好气又好笑地瞪了他一眼。（核心台词：戴主任：“这怎么回事啊？这外包团队就是不行，这刷卡机刚修好，没一周又坏了。今天先记账吧。怎么？这么大学校，还能跑了你的饭费？” ／ 荀未来：“只要不再乱搞的话，应该不会出现什么问题。只是这个外包团队，应该换了吧。你说呢，老戴？”）</w:t>
-              <w:br/>
-              <w:t>• 【1-28　外　长林八中·红砖教学楼正门大台阶 — 日】荀未来低着头坐在冰冷的花岗岩台阶阴影里，手抵着隐隐作痛的胃部，肩背紧绷。身穿米白红条纹羽绒服的赵左右背着书包从阳光下走上台阶，停在他的侧前方。 荀未来挑了挑眉，嘴角勾起一抹意味深长的苦笑。（核心台词：赵左右：“苟哥，其实早上你为了我和爱文，挡在戴主任面前的时候，就已经是我兄弟了。”）</w:t>
-              <w:br/>
-              <w:t>• 【1-38　内/外　2008冬夜多空间群像（漫画屋房间·罗爱文家·办公室·赵家主卧·家属院） — 夜/晨】学校办公室里，深夜未归的戴主任在台灯下翻开白天从赵左右手里没收的那本《心惊肉跳》杂志，一张写着「To: 王一漫」的粉色信纸从书页间滑落出来。戴主任拿起信纸看了看，严厉的眉眼间漾开一抹温和怀念的笑意。（核心台词：戴主任：“怪不得早上一直护着这破杂志，不肯让我没收。青春，真好。”）</w:t>
-              <w:br/>
-              <w:t>• 【1-39　外　长林八中·黑色铁围栏边 — 日】清晨的校园铁围栏旁，身穿米白红条纹羽绒服的赵左右正拎着一袋热乎乎的早点站在栏杆内侧张望。身穿红褐连帽外套配校服的荀未来从步道另一侧走过来。（核心台词：赵左右：“你说罗爱文啊？他被戴主任按在办公室里复习呢，我给他带点。”）</w:t>
-            </w:r>
-          </w:p>
-        </w:tc>
-      </w:tr>
-      <w:tr>
-        <w:trPr>
-          <w:cantSplit/>
-        </w:trPr>
-        <w:tc>
-          <w:tcPr>
-            <w:tcW w:type="dxa" w:w="2376"/>
-            <w:vAlign w:val="center"/>
-            <w:tcMar>
-              <w:top w:w="105" w:type="dxa"/>
-              <w:bottom w:w="105" w:type="dxa"/>
-              <w:left w:w="145" w:type="dxa"/>
-              <w:right w:w="145" w:type="dxa"/>
-            </w:tcMar>
-            <w:shd w:fill="F7FAFC"/>
-          </w:tcPr>
-          <w:p>
-            <w:pPr>
-              <w:spacing w:before="40" w:after="40" w:line="341" w:lineRule="auto"/>
-              <w:jc w:val="center"/>
-            </w:pPr>
-            <w:r/>
-            <w:r>
-              <w:rPr>
-                <w:rFonts w:ascii="Times New Roman" w:hAnsi="Times New Roman" w:eastAsia="宋体"/>
-                <w:b/>
-                <w:color w:val="191919"/>
-                <w:sz w:val="19"/>
-              </w:rPr>
-              <w:t>EP02《第三个雪人》</w:t>
-            </w:r>
-          </w:p>
-        </w:tc>
-        <w:tc>
-          <w:tcPr>
-            <w:tcW w:type="dxa" w:w="7992"/>
-            <w:vAlign w:val="center"/>
-            <w:tcMar>
-              <w:top w:w="105" w:type="dxa"/>
-              <w:bottom w:w="105" w:type="dxa"/>
-              <w:left w:w="145" w:type="dxa"/>
-              <w:right w:w="145" w:type="dxa"/>
-            </w:tcMar>
-            <w:shd w:fill="F7FAFC"/>
-          </w:tcPr>
-          <w:p>
-            <w:pPr>
-              <w:spacing w:before="40" w:after="40" w:line="341" w:lineRule="auto"/>
-              <w:jc w:val="left"/>
-            </w:pPr>
-            <w:r/>
-            <w:r>
-              <w:rPr>
-                <w:rFonts w:ascii="Times New Roman" w:hAnsi="Times New Roman" w:eastAsia="宋体"/>
-                <w:b w:val="0"/>
-                <w:color w:val="191919"/>
-                <w:sz w:val="19"/>
-              </w:rPr>
-              <w:t>• 【2-20　内　长林八中·教导主任办公室 — 日】教导主任办公室内。赵左右与荀未来垂手并排站在铁皮文件柜前，衣服领口还带着扭打后的凌乱。教导主任戴娟双手背在身后，面沉似水地审视着两人。 戴娟转过身，气极反笑地盯着荀未来。 站在一旁的16岁赵左右静静听着这番话，原本紧绷的神情微微动容。戴娟皱眉打量着荀未来。 话音未落，荀未来歪了歪头，一言不发地径直转身走到办公室门口，拉开门大步走了出去！戴娟气得冲着他的背影斥道。 戴娟转回身，从办公桌上拿起那张被揉皱的《文理分科意向表》，递给还规规矩矩站在铁皮文件柜前的16岁赵左右。 戴娟拿着教案走出办公室。办公室内侧的文件柜旁，赵（核心台词：戴娟：“谁先动的手？” ／ 戴娟：“你还真的是很会制造惊喜。” ／ 戴娟：“提前交卷很潇洒，是吧？真能装啊！期末考试成绩出来了，你——倒数第一！”）</w:t>
-              <w:br/>
-              <w:t>• 【2-25　内/外　长林八中·教导主任办公室、走廊与广播室外雪地（倒叙：数小时前） — 日】戴娟打开门，见是一位气质儒雅的长者，连忙满脸堆笑地迎进屋里倒水。 戴娟（核心台词：赵了：“戴主任在吧？” ／ 戴娟：“您好！怎么称呼您？” ／ 戴娟：“赵先生，您要为图书馆捐款的事啊，校长已经给我说过了。等他下周回来，会再和您见面。”）</w:t>
-            </w:r>
-          </w:p>
-        </w:tc>
-      </w:tr>
-      <w:tr>
-        <w:trPr>
-          <w:cantSplit/>
-        </w:trPr>
-        <w:tc>
-          <w:tcPr>
-            <w:tcW w:type="dxa" w:w="2376"/>
-            <w:vAlign w:val="center"/>
-            <w:tcMar>
-              <w:top w:w="105" w:type="dxa"/>
-              <w:bottom w:w="105" w:type="dxa"/>
-              <w:left w:w="145" w:type="dxa"/>
-              <w:right w:w="145" w:type="dxa"/>
-            </w:tcMar>
-          </w:tcPr>
-          <w:p>
-            <w:pPr>
-              <w:spacing w:before="40" w:after="40" w:line="341" w:lineRule="auto"/>
-              <w:jc w:val="center"/>
-            </w:pPr>
-            <w:r/>
-            <w:r>
-              <w:rPr>
-                <w:rFonts w:ascii="Times New Roman" w:hAnsi="Times New Roman" w:eastAsia="宋体"/>
-                <w:b/>
-                <w:color w:val="191919"/>
-                <w:sz w:val="19"/>
-              </w:rPr>
-              <w:t>EP03《少年的决定》</w:t>
-            </w:r>
-          </w:p>
-        </w:tc>
-        <w:tc>
-          <w:tcPr>
-            <w:tcW w:type="dxa" w:w="7992"/>
-            <w:vAlign w:val="center"/>
-            <w:tcMar>
-              <w:top w:w="105" w:type="dxa"/>
-              <w:bottom w:w="105" w:type="dxa"/>
-              <w:left w:w="145" w:type="dxa"/>
-              <w:right w:w="145" w:type="dxa"/>
-            </w:tcMar>
-          </w:tcPr>
-          <w:p>
-            <w:pPr>
-              <w:spacing w:before="40" w:after="40" w:line="341" w:lineRule="auto"/>
-              <w:jc w:val="left"/>
-            </w:pPr>
-            <w:r/>
-            <w:r>
-              <w:rPr>
-                <w:rFonts w:ascii="Times New Roman" w:hAnsi="Times New Roman" w:eastAsia="宋体"/>
-                <w:b w:val="0"/>
-                <w:color w:val="191919"/>
-                <w:sz w:val="19"/>
-              </w:rPr>
-              <w:t>• 【3-7　内　长林八中·教学楼内走廊 — 日】赵左右刚鼓起勇气迈出半步，身穿炭灰色宽翻领毛呢大衣的教导主任戴娟突然从走廊侧面大步走来，一把叫住了赵左右。 赵左右被戴娟训得苦着脸低下头。等戴娟转身走远，赵左右连忙抬起头望向走廊尽头——那里只剩下两名擦玻璃的男学生，王一漫早已离开了走廊。赵左右握着红钢笔懊恼地叹了口气。（核心台词：戴娟：“赵左右！这次期末考试虽然有点进步，但还是不能松懈啊！应该向陈明同学多学习学习，往上努努力，别整天跟他们俩混，近朱者赤，近墨者黑……我说话你看着我，别左耳朵进右耳朵出的，老师这都是为了你好！你也来我办公室，写个寒假计划再走！”）</w:t>
-              <w:br/>
-              <w:t>• 【3-15　外/内　三条鱼漫画屋·门口与一楼补习长桌（寒假补习：1月28日晨） — 日】清晨，三条鱼漫画屋的卷帘门哗啦一声拉起。门外雪地里，身穿深棕棉服内搭纯白连帽卫衣的16岁赵左右、烫着一头蓬松爆炸头穿米灰毛领外套的罗爱文，以及摘下眼镜穿墨绿拼黑立领外套的陈明三人并排站立，手里各举着热气腾腾的包子油条。 赵左右、罗爱文与陈明三人突然齐刷刷抬起手臂指向门口的荀未来，摇头晃脑地合唱耍宝。（核心台词：陈明：“基础的自己看，希望你们能达到戴主任的要求。”）</w:t>
-            </w:r>
-          </w:p>
-        </w:tc>
-      </w:tr>
-      <w:tr>
-        <w:trPr>
-          <w:cantSplit/>
-        </w:trPr>
-        <w:tc>
-          <w:tcPr>
-            <w:tcW w:type="dxa" w:w="2376"/>
-            <w:vAlign w:val="center"/>
-            <w:tcMar>
-              <w:top w:w="105" w:type="dxa"/>
-              <w:bottom w:w="105" w:type="dxa"/>
-              <w:left w:w="145" w:type="dxa"/>
-              <w:right w:w="145" w:type="dxa"/>
-            </w:tcMar>
-            <w:shd w:fill="F7FAFC"/>
-          </w:tcPr>
-          <w:p>
-            <w:pPr>
-              <w:spacing w:before="40" w:after="40" w:line="341" w:lineRule="auto"/>
-              <w:jc w:val="center"/>
-            </w:pPr>
-            <w:r/>
-            <w:r>
-              <w:rPr>
-                <w:rFonts w:ascii="Times New Roman" w:hAnsi="Times New Roman" w:eastAsia="宋体"/>
-                <w:b/>
-                <w:color w:val="191919"/>
-                <w:sz w:val="19"/>
-              </w:rPr>
-              <w:t>EP06《暖雪》</w:t>
-            </w:r>
-          </w:p>
-        </w:tc>
-        <w:tc>
-          <w:tcPr>
-            <w:tcW w:type="dxa" w:w="7992"/>
-            <w:vAlign w:val="center"/>
-            <w:tcMar>
-              <w:top w:w="105" w:type="dxa"/>
-              <w:bottom w:w="105" w:type="dxa"/>
-              <w:left w:w="145" w:type="dxa"/>
-              <w:right w:w="145" w:type="dxa"/>
-            </w:tcMar>
-            <w:shd w:fill="F7FAFC"/>
-          </w:tcPr>
-          <w:p>
-            <w:pPr>
-              <w:spacing w:before="40" w:after="40" w:line="341" w:lineRule="auto"/>
-              <w:jc w:val="left"/>
-            </w:pPr>
-            <w:r/>
-            <w:r>
-              <w:rPr>
-                <w:rFonts w:ascii="Times New Roman" w:hAnsi="Times New Roman" w:eastAsia="宋体"/>
-                <w:b w:val="0"/>
-                <w:color w:val="191919"/>
-                <w:sz w:val="19"/>
-              </w:rPr>
-              <w:t>• 【6-7　外/内　长林八中·铁栏杆外、美营租车行、保卫室与储藏室 — 夜】学校保安挂断电话，对照桌上的号码拨打教导主任戴娟的电话，听筒里却传来“您好，您拨打的电话正在通话中，请稍后再拨”的提示音——与此同时，街头的荀未来正举着手机给戴娟打电话拜年占线。（核心台词：荀未来：“这么重要的事，戴主任没有通知你啊？” ／ 学校保安：“没有啊，那我给戴主任打电话问问吧。” ／ 荀未来：“戴主任啊，我是荀未来，这不是来给您拜年了吗？新年快乐！”）</w:t>
-            </w:r>
-          </w:p>
-        </w:tc>
-      </w:tr>
-      <w:tr>
-        <w:trPr>
-          <w:cantSplit/>
-        </w:trPr>
-        <w:tc>
-          <w:tcPr>
-            <w:tcW w:type="dxa" w:w="2376"/>
-            <w:vAlign w:val="center"/>
-            <w:tcMar>
-              <w:top w:w="105" w:type="dxa"/>
-              <w:bottom w:w="105" w:type="dxa"/>
-              <w:left w:w="145" w:type="dxa"/>
-              <w:right w:w="145" w:type="dxa"/>
-            </w:tcMar>
-          </w:tcPr>
-          <w:p>
-            <w:pPr>
-              <w:spacing w:before="40" w:after="40" w:line="341" w:lineRule="auto"/>
-              <w:jc w:val="center"/>
-            </w:pPr>
-            <w:r/>
-            <w:r>
-              <w:rPr>
-                <w:rFonts w:ascii="Times New Roman" w:hAnsi="Times New Roman" w:eastAsia="宋体"/>
-                <w:b/>
-                <w:color w:val="191919"/>
-                <w:sz w:val="19"/>
-              </w:rPr>
-              <w:t>EP09《人生失控》</w:t>
-            </w:r>
-          </w:p>
-        </w:tc>
-        <w:tc>
-          <w:tcPr>
-            <w:tcW w:type="dxa" w:w="7992"/>
-            <w:vAlign w:val="center"/>
-            <w:tcMar>
-              <w:top w:w="105" w:type="dxa"/>
-              <w:bottom w:w="105" w:type="dxa"/>
-              <w:left w:w="145" w:type="dxa"/>
-              <w:right w:w="145" w:type="dxa"/>
-            </w:tcMar>
-          </w:tcPr>
-          <w:p>
-            <w:pPr>
-              <w:spacing w:before="40" w:after="40" w:line="341" w:lineRule="auto"/>
-              <w:jc w:val="left"/>
-            </w:pPr>
-            <w:r/>
-            <w:r>
-              <w:rPr>
-                <w:rFonts w:ascii="Times New Roman" w:hAnsi="Times New Roman" w:eastAsia="宋体"/>
-                <w:b w:val="0"/>
-                <w:color w:val="191919"/>
-                <w:sz w:val="19"/>
-              </w:rPr>
-              <w:t>• 【9-5　内　长林八中·高一十班（文科班）教室 — 日】话音刚落，身穿深蓝色针织开衫、系着花丝巾的教导主任兼新班主任戴娟夹着红色备课本走进教室，抬手朝黑板前扎堆的学生们挥了挥。荀未来与罗爱文对视一眼，异口同声地苦笑吐出两个字：“果然。” 戴娟把红色备课本放在讲桌上，笑眯眯地看着走到第一排眼皮子底下的荀未来和罗爱文，抬手指了指黑板上的三角分布。 荀未来抱着外套扯出一抹比哭还难看的假笑，冲戴主任拱了拱手。 戴娟优雅地伸手做了个“请”的手势。 讲台上，戴娟拿起粉笔在黑板上刷刷写下一个苍劲有力的“戴”字，转过身双手撑在讲台边缘面向全班同学。 戴娟话音刚落，坐在中排的王一漫毫不犹（核心台词：戴娟：“都按表上的位置赶紧坐下昂。” ／ 戴娟：“够意思吧，给你俩特别安排的雅座。你们哥几个正好一个三角形，铁三角嘛。” ／ 荀未来：“呵，谢谢戴主任，挺有仪式感的。”）</w:t>
-              <w:br/>
-              <w:t>• 【9-9　外/内　G54路有轨电车站台与车厢 — 夜】寒夜深沉，积雪的有轨电车站台上，赵左右站在路灯下依然低头翻看着手中的《高考必备便携手册》。一列闪烁着“工农大路 G54 西安大路”红色LED灯牌的末班有轨电车缓缓进站停稳，赵左右迈步走上车厢。 空荡荡的末班电车车厢内温暖安静，赵左右眼睛不离书本地走到中段蓝色座椅坐下，顺手将黑色双肩书包卸下放在身旁座位上。就在折叠车门即将关闭的瞬间，车门外传来十六岁徐图图气喘吁吁的呼喊声！（核心台词：赵左右：“我想在开学考，考到前五，让戴主任对我们刮目相看。”）</w:t>
-            </w:r>
-          </w:p>
-        </w:tc>
-      </w:tr>
-      <w:tr>
-        <w:trPr>
-          <w:cantSplit/>
-        </w:trPr>
-        <w:tc>
-          <w:tcPr>
-            <w:tcW w:type="dxa" w:w="2376"/>
-            <w:vAlign w:val="center"/>
-            <w:tcMar>
-              <w:top w:w="105" w:type="dxa"/>
-              <w:bottom w:w="105" w:type="dxa"/>
-              <w:left w:w="145" w:type="dxa"/>
-              <w:right w:w="145" w:type="dxa"/>
-            </w:tcMar>
-            <w:shd w:fill="F7FAFC"/>
-          </w:tcPr>
-          <w:p>
-            <w:pPr>
-              <w:spacing w:before="40" w:after="40" w:line="341" w:lineRule="auto"/>
-              <w:jc w:val="center"/>
-            </w:pPr>
-            <w:r/>
-            <w:r>
-              <w:rPr>
-                <w:rFonts w:ascii="Times New Roman" w:hAnsi="Times New Roman" w:eastAsia="宋体"/>
-                <w:b/>
-                <w:color w:val="191919"/>
-                <w:sz w:val="19"/>
-              </w:rPr>
-              <w:t>EP10《只要我想》</w:t>
-            </w:r>
-          </w:p>
-        </w:tc>
-        <w:tc>
-          <w:tcPr>
-            <w:tcW w:type="dxa" w:w="7992"/>
-            <w:vAlign w:val="center"/>
-            <w:tcMar>
-              <w:top w:w="105" w:type="dxa"/>
-              <w:bottom w:w="105" w:type="dxa"/>
-              <w:left w:w="145" w:type="dxa"/>
-              <w:right w:w="145" w:type="dxa"/>
-            </w:tcMar>
-            <w:shd w:fill="F7FAFC"/>
-          </w:tcPr>
-          <w:p>
-            <w:pPr>
-              <w:spacing w:before="40" w:after="40" w:line="341" w:lineRule="auto"/>
-              <w:jc w:val="left"/>
-            </w:pPr>
-            <w:r/>
-            <w:r>
-              <w:rPr>
-                <w:rFonts w:ascii="Times New Roman" w:hAnsi="Times New Roman" w:eastAsia="宋体"/>
-                <w:b w:val="0"/>
-                <w:color w:val="191919"/>
-                <w:sz w:val="19"/>
-              </w:rPr>
-              <w:t>• 【10-8　内　长林八中·高一十班教室（开学考放榜与历史课） — 日】几天后的清晨，高一十班教室内阳光明媚。班主任戴娟身穿深灰色毛呢大衣站在讲台前，手里拿着刚批改出来的开学考成绩单，神情严肃地向全班通报。 第一排的罗爱文兴奋地带头高呼一声“好！”，全班同学热烈鼓掌，戴娟脸上也露出了欣慰的笑容。 掌声落下，戴娟环视全班，目光投向教室左后方，语气里满是惊喜与赞赏。座位上的赵左右自信地抬起头望向讲台。 第一排正等着看赵左右考砸出丑的荀未来猛地转过头看向后排。讲台上的戴娟一字一顿地宣布了令全班沸腾的成绩！ 白天的历史课上，戴娟在黑板上写下板书，转过身面向全班讲授秦代历史。 讲台上的戴娟闭上眼（核心台词：戴娟：“这次开学考，我们班数学虽然考不过理科班，但无论是语文还是文综，都是文科班第一！” ／ 戴娟：“但这次最令我惊喜的是——赵左右同学。” ／ 戴娟：“虽然班长的数学成绩并不出色，但这次文综他是咱们班第一，总分也是全班第一！”）</w:t>
-              <w:br/>
-              <w:t>• 【10-9　内/外　学校食堂·教学楼走廊·高一十班与主任办公室 — 日】高一十班课堂上，脸色铁青的班主任戴娟大步走进教室，将教案重重往讲台上一拍，全班瞬间鸦雀无声。戴娟厉声点名。 王一漫看了一眼讲台上盛怒的戴主任，小声回应。 教导主任办公室内，戴娟坐在单人沙发上，指着站在沙发前的赵左右，严厉地命令罚站的荀未来和罗爱文道歉。 戴娟又看向双手抱胸、面无表情的荀未来催促了一声：“荀未来！”荀未来慢吞吞地走上前，俯下身凑到十六岁赵左右的耳边，用只有两人能听见的气声无声地说了句挑衅的话——赵左右瞬间炸毛，猛地一拍沙发扶手跳起来怒吼！ 戴娟一拍茶几喝止两人，当场宣布了重罚决定。荀未来转头冲着赵左右（核心台词：赵左右：“我说错了吗？马上把笔记还给我，不然我找戴主任，给你记处分！” ／ 罗爱文：“是你变了！你变了！——好，赵班长，事都是我一个人干的，不用你去找老戴，我自己去！” ／ 戴娟：“荀未来、罗爱文，起立！外面站着去！”）</w:t>
-              <w:br/>
-              <w:t>• 【10-10　内　长林八中·教学楼走廊·高一十班与主任办公室 — 日/夜】“咔哒”一声，门锁转动，十六岁的赵左右用戴娟留给他的钥匙打开主任办公室的门走了进来。他没有开大灯，借着窗外透进来的微弱夜光，将怀里那沓收齐的校本作业轻轻放在戴主任的办公桌上。</w:t>
-            </w:r>
-          </w:p>
-        </w:tc>
-      </w:tr>
-      <w:tr>
-        <w:trPr>
-          <w:cantSplit/>
-        </w:trPr>
-        <w:tc>
-          <w:tcPr>
-            <w:tcW w:type="dxa" w:w="2376"/>
-            <w:vAlign w:val="center"/>
-            <w:tcMar>
-              <w:top w:w="105" w:type="dxa"/>
-              <w:bottom w:w="105" w:type="dxa"/>
-              <w:left w:w="145" w:type="dxa"/>
-              <w:right w:w="145" w:type="dxa"/>
-            </w:tcMar>
-          </w:tcPr>
-          <w:p>
-            <w:pPr>
-              <w:spacing w:before="40" w:after="40" w:line="341" w:lineRule="auto"/>
-              <w:jc w:val="center"/>
-            </w:pPr>
-            <w:r/>
-            <w:r>
-              <w:rPr>
-                <w:rFonts w:ascii="Times New Roman" w:hAnsi="Times New Roman" w:eastAsia="宋体"/>
-                <w:b/>
-                <w:color w:val="191919"/>
-                <w:sz w:val="19"/>
-              </w:rPr>
-              <w:t>EP11《YOU WIN》</w:t>
-            </w:r>
-          </w:p>
-        </w:tc>
-        <w:tc>
-          <w:tcPr>
-            <w:tcW w:type="dxa" w:w="7992"/>
-            <w:vAlign w:val="center"/>
-            <w:tcMar>
-              <w:top w:w="105" w:type="dxa"/>
-              <w:bottom w:w="105" w:type="dxa"/>
-              <w:left w:w="145" w:type="dxa"/>
-              <w:right w:w="145" w:type="dxa"/>
-            </w:tcMar>
-          </w:tcPr>
-          <w:p>
-            <w:pPr>
-              <w:spacing w:before="40" w:after="40" w:line="341" w:lineRule="auto"/>
-              <w:jc w:val="left"/>
-            </w:pPr>
-            <w:r/>
-            <w:r>
-              <w:rPr>
-                <w:rFonts w:ascii="Times New Roman" w:hAnsi="Times New Roman" w:eastAsia="宋体"/>
-                <w:b w:val="0"/>
-                <w:color w:val="191919"/>
-                <w:sz w:val="19"/>
-              </w:rPr>
-              <w:t>• 【11-1　外/内　福慧家园五号楼下与502室赵了家（客餐厅与书房） — 夜】寒风凛冽的雪夜，身穿棕红色连帽羽绒大衣的四十一岁荀未来蹬着一辆老式自行车拐进福慧家园五号楼门前，利落地跳下车支起脚撑，气冲冲地快步跑进单元门。 五楼五零二室餐桌旁，满头银发、戴着细黑框老花镜的六十六岁赵了正穿着黑色毛衣坐在灯下，眯着眼低头按着一部老式诺基亚直板手机。门外突然响起急促的敲门声，赵了头也不抬地冲门口问了一句。（核心台词：赵左右（电话监听音）：“你放心，我不会告诉戴主任的。但你要帮我保守这个秘密，好吗？”）</w:t>
-              <w:br/>
-              <w:t>• 【11-5　内　长林八中·高一十班教室与主任办公室（完整放榜与谈话） — 日】白天的长林八中高一十班教室内，班主任戴娟身穿深灰色呢子大衣站在讲台前，双手按在讲桌两侧，满面春风地向全班公布开学考完整排名（补全上一集闪回的放榜全貌）。 掌声渐息，戴娟拿起成绩单开始逐一念出班级前五名的名字；后排座位上的赵左右神情高度紧绷，随着每一个名字念出，他的眼神一点点往下沉。 听到第五名是黄宇晨，没有进前五的赵左右眼神一暗，失落地缓缓低下头；中排的王一漫也脸色苍白地怔在座位上。就在这时，讲台上的戴娟话锋一转，欣慰的目光投向了后排的赵左右！ 赵左右闻声猛地抬起头，前排的徐图图开心地转过头朝他微笑；赵左右放在课桌（核心台词：戴娟：“这次开学考，大家表现都挺不错。虽然我们的数学没考过理科班，但无论是语文、文综，咱们都是文科班第一！咱们班总分第一的是——方志杰同学！” ／ 戴娟：“前五名的是：方志杰、余楚楚、李珂、陈子墨，和——黄宇晨。” ／ 戴娟：“但这次最令我惊喜的是——赵左右同学！虽然他这次是第九名，但比分班前进步了十名！虽然赵左右的数学成绩并不出色，但这次文综，他是咱班第三！”）</w:t>
-              <w:br/>
-              <w:t>• 【11-6　内/外　教学楼楼梯拐角·主任办公室与室外红砖连廊 — 日】教导主任办公室内，尚雪推门冲进去，站在戴娟办公桌前义正辞严地举报。戴娟从电脑屏幕前抬起头，神色顿时凝重起来。 戴娟调出电脑上的“行政楼走廊1”监控录像——只见黑白监控画面里，考试前一天晚上九点，身穿黑羽绒服的赵左右独自推开主任办公室的门走了进去并关上了门。戴娟指着屏幕向尚雪解释，眉头却紧紧蹙起。 此时办公室窗外，徐图图正猫着腰趴在窗台下紧张地偷听。办公桌后的戴娟沉思了片刻，严肃地叮嘱尚雪。（核心台词：尚雪：“戴主任，我要举报！” ／ 戴娟：“那天是我让赵左右帮我收作业送到办公室的，但他确实在里面待了将近十分钟。” ／ 戴娟：“同学，这事没调查清楚还不能下定论，请你先保密，我会查清楚的。”）</w:t>
-              <w:br/>
-              <w:t>• 【11-7　内　高一十班地理课·学校食堂与教导主任办公室 — 日】而在教室后门外的走廊窗边，班主任戴娟正面色阴沉地透过门窗玻璃缝隙紧盯着撒谎的赵左右，听到地理老师说“你运气不错啊，坐吧”，戴娟冷着脸转身离去。 就在这时，教导主任戴娟面沉似水地出现在食堂门口，冷冷地点名传唤。 教导主任办公室内，办公电脑屏幕上正暂停着考试前夜“行政楼走廊1”的监控录像画面。戴娟靠在椅背上，指着屏幕严厉审问低头罚站的赵左右。 戴娟拿起办公桌上那本翻开的校本作业本，不动声色地追问。 赵左右眼神游移，根本不敢与戴娟对视。 戴娟冷笑一声，用手指重重敲了敲校本作业本上那道用黑色水笔写的简答题字迹，一针见血地戳（核心台词：食堂学生甲（画外音）：“哎，你也听说啦？有人看到赵左右考试前大半夜，去戴主任的办公室偷题！” ／ 荀未来：“我跟你道歉？你现在马上去戴主任办公室，主动承认错误！听到没有？” ／ 戴娟：“赵左右，你来一下。”）</w:t>
-              <w:br/>
-              <w:t>• 【11-8　外/内　家属院雪地长椅与501室赵左右家（客厅与卧室） — 夜】寒夜漫漫，身穿红黑拼色三道杠羽绒服的十六岁赵左右背着书包独自走回福慧家园楼下，仰头望着五楼自家亮着温暖灯光的窗户，却不敢迈步上楼，长叹一口气走到院子里的积雪长椅上颓然坐下。 脚步声踏雪而来，头戴黑色棒球帽、身穿米黄色立领厚羽绒服的六十六岁赵了笑眯眯地走到长椅旁站定，温和地明知故问。（核心台词：赵了：“那你为什么不把刚才跟我说的这些，和戴主任说？” ／ 赵左右：“没有证据，谁能证明啊？而且，我今天也确实在戴主任面前撒谎狡辩了，再说点什么，只会黑上加黑，更洗不清了。” ／ 赵了：“那你这样，你让戴主任再出一张难度一样的卷子，你再做一回，证明给她看！”）</w:t>
-              <w:br/>
-              <w:t>• 【11-9　外/内　长林八中雪地步道·主任办公室·学校食堂与广播室 — 日】教导主任办公室内，戴娟端坐在办公桌后，赵东来一改昨晚在家里的暴脾气，局促不安地坐在对面赔着笑脸，赵左右低头站在父亲身旁。戴娟开门见山地开口。 赵东来尴尬地干笑了两声，转头狠狠瞪了身旁的儿子一眼，随即收起笑容，身体前倾诚恳地替儿子向戴主任辩解；旁边的赵左右余光看着维护自己的父亲，眼波微动。 戴娟神色严肃，逐条列出监控与课堂提问的铁证；赵东来听得脸色愈发凝重。 戴娟一听这话更是气极反笑，指着赵左右步步紧逼地反问；赵东来顿时面色灰败、哑口无言。 眼看证据确凿，一生要面子的赵东来为了儿子的前途，毫不犹豫地放下所有尊严，欠起（核心台词：戴娟：“赵左右的事情，你应该已经知道了吧？” ／ 赵东来：“啊，呃……戴主任，我还是相信左右没有作弊，没准是孩子自己考的呢？” ／ 戴娟：“走廊的监控你也看了，而且我也不是没有相信过他，但是，他说不出地理考题的解题思路，跟我解释的时候也是支支吾吾、自相矛盾，我很难再相信他。”）</w:t>
-              <w:br/>
-              <w:t>• 【11-10　内/外　高一十班走廊·主任办公室重考与走廊掌掴 — 日/夜】高一十班安静的自习课上，班主任戴娟走到教室后门，平静地唤出赵左右。 赵左右站起身走出教室。走廊宣传栏旁，荀未来、罗爱文、徐图图三人像叠罗汉一样扒在教室后门框边探头偷听。走廊窗前，戴娟双手交叠看着赵左右，宣布了学校的最终决定（正是66岁赵了昨晚在雪地长椅支的那一招）。 戴娟板起脸孔，不悦地打断他。 赵左右低下头又猛地抬起眼眸，语气无比坚决地向戴娟请求。 戴娟闭上眼轻叹了一口气，睁开眼郑重地告诫他。 戴娟拿起红笔当场批改完试卷，合上笔盖抬起头，眼中露出一丝赞许，宣布了最终结果。 赵左右平静地接受了撤职决定，再次急切地追（核心台词：戴娟：“赵左右，出来一下。” ／ 戴娟：“鉴于陈明说的，情况特殊，学校决定再给你一张难度系数相同的文综试卷。如果你能证明自己，留校察看就降为严重警告。” ／ 戴娟：“你先别管他，刚才我说的你听明白了吗？”）</w:t>
-              <w:br/>
-              <w:t>• 【11-11　内　502室赵了家客厅与三条鱼漫画屋（里间与洗漱镜前） — 夜/晨】夜晚的五零二室客厅内，身穿浅灰色羊羔绒开衫的六十六岁赵了正坐在沙发上把玩着紫砂茶壶。房门推开，身穿八中蓝白校服的四十一岁荀未来满脸疲惫地走了进来，抱起一只沙发抱枕仰头瘫靠在沙发背上，长长地叹了一口气。赵了转过头警惕地询问。 荀未来直起身子抱紧怀里的抱枕，摇了摇头。（核心台词：荀未来：“我记得高中有段时间，陈明的成绩急剧下滑，每天都在打瞌睡，当时所有的人都还在纳闷儿，还以为他早恋了。今天我才知道，原来他每天都偷偷地趁晚上，在戴主任的办公室打游戏。”）</w:t>
-            </w:r>
-          </w:p>
-        </w:tc>
-      </w:tr>
-      <w:tr>
-        <w:trPr>
-          <w:cantSplit/>
-        </w:trPr>
-        <w:tc>
-          <w:tcPr>
-            <w:tcW w:type="dxa" w:w="2376"/>
-            <w:vAlign w:val="center"/>
-            <w:tcMar>
-              <w:top w:w="105" w:type="dxa"/>
-              <w:bottom w:w="105" w:type="dxa"/>
-              <w:left w:w="145" w:type="dxa"/>
-              <w:right w:w="145" w:type="dxa"/>
-            </w:tcMar>
-            <w:shd w:fill="F7FAFC"/>
-          </w:tcPr>
-          <w:p>
-            <w:pPr>
-              <w:spacing w:before="40" w:after="40" w:line="341" w:lineRule="auto"/>
-              <w:jc w:val="center"/>
-            </w:pPr>
-            <w:r/>
-            <w:r>
-              <w:rPr>
-                <w:rFonts w:ascii="Times New Roman" w:hAnsi="Times New Roman" w:eastAsia="宋体"/>
-                <w:b/>
-                <w:color w:val="191919"/>
-                <w:sz w:val="19"/>
-              </w:rPr>
-              <w:t>EP12《寻未来》</w:t>
-            </w:r>
-          </w:p>
-        </w:tc>
-        <w:tc>
-          <w:tcPr>
-            <w:tcW w:type="dxa" w:w="7992"/>
-            <w:vAlign w:val="center"/>
-            <w:tcMar>
-              <w:top w:w="105" w:type="dxa"/>
-              <w:bottom w:w="105" w:type="dxa"/>
-              <w:left w:w="145" w:type="dxa"/>
-              <w:right w:w="145" w:type="dxa"/>
-            </w:tcMar>
-            <w:shd w:fill="F7FAFC"/>
-          </w:tcPr>
-          <w:p>
-            <w:pPr>
-              <w:spacing w:before="40" w:after="40" w:line="341" w:lineRule="auto"/>
-              <w:jc w:val="left"/>
-            </w:pPr>
-            <w:r/>
-            <w:r>
-              <w:rPr>
-                <w:rFonts w:ascii="Times New Roman" w:hAnsi="Times New Roman" w:eastAsia="宋体"/>
-                <w:b w:val="0"/>
-                <w:color w:val="191919"/>
-                <w:sz w:val="19"/>
-              </w:rPr>
-              <w:t>• 【12-1　内/外　手作编织店·黑色路虎车内与501室赵左右卧室 — 日】白天的手作毛线编织店内，挂满五颜六色毛线球的货架前，头戴黑色棒球帽、身穿红色连帽羽绒夹克的六十六岁赵了正站在印有“F.R.I.E.N.D.S”字样的镜子旁，精心挑选了一袋红色毛线团与两本《钩针毛线编织1000》《帽子·围巾·手套编织精品》教程书结账走出店门。 街边停靠的黑色路虎越野车内，赵了将装有毛线和编织书的塑料袋随手放在后座上。副驾驶车门被拉开，刮掉了络腮胡、但依然顶着一头蓬松及肩长卷发并戴着一顶米灰拼色“CAPRICORN”棒球帽遮掩的四十一岁荀未来钻进车里。驾驶座上的赵了转头一看他这副落魄文艺青年的滑稽尊荣（核心台词：赵左右（内心独白）：“潜意识……所以那天梦到阿姨变成徐图图，也是我的潜意识吗？欲望，欲望……像陈明这种又跳级又是三好学生的人，去戴主任办公室偷偷玩游戏，又是因为什么欲望呢？”）</w:t>
-              <w:br/>
-              <w:t>• 【12-4　内/外　靓丽发艺理发店·八中校务公告栏与梦语心理社教室 — 日】街头“靓丽发艺”复古理发店内，荀未来披着黑色理发围布坐在镜子前，身穿牛仔衬衫配条纹马甲的男理发师正拿着梳子和剪刀，将他那一头及肩长卷发利落地修剪成清爽短发。理发师一边剪一边闲聊。 荀未来微闭着双眼，没好气地吐槽了一句。（核心台词：赵左右：“就今天啊！昨晚我找打印店做了宣传海报，今天早上和戴主任一说，她立马就答应了，还给了我这间教室，所以中午就开始招人了！”）</w:t>
-            </w:r>
-          </w:p>
-        </w:tc>
-      </w:tr>
-      <w:tr>
-        <w:trPr>
-          <w:cantSplit/>
-        </w:trPr>
-        <w:tc>
-          <w:tcPr>
-            <w:tcW w:type="dxa" w:w="2376"/>
-            <w:vAlign w:val="center"/>
-            <w:tcMar>
-              <w:top w:w="105" w:type="dxa"/>
-              <w:bottom w:w="105" w:type="dxa"/>
-              <w:left w:w="145" w:type="dxa"/>
-              <w:right w:w="145" w:type="dxa"/>
-            </w:tcMar>
-          </w:tcPr>
-          <w:p>
-            <w:pPr>
-              <w:spacing w:before="40" w:after="40" w:line="341" w:lineRule="auto"/>
-              <w:jc w:val="center"/>
-            </w:pPr>
-            <w:r/>
-            <w:r>
-              <w:rPr>
-                <w:rFonts w:ascii="Times New Roman" w:hAnsi="Times New Roman" w:eastAsia="宋体"/>
-                <w:b/>
-                <w:color w:val="191919"/>
-                <w:sz w:val="19"/>
-              </w:rPr>
-              <w:t>EP13《我与我的宣战》</w:t>
-            </w:r>
-          </w:p>
-        </w:tc>
-        <w:tc>
-          <w:tcPr>
-            <w:tcW w:type="dxa" w:w="7992"/>
-            <w:vAlign w:val="center"/>
-            <w:tcMar>
-              <w:top w:w="105" w:type="dxa"/>
-              <w:bottom w:w="105" w:type="dxa"/>
-              <w:left w:w="145" w:type="dxa"/>
-              <w:right w:w="145" w:type="dxa"/>
-            </w:tcMar>
-          </w:tcPr>
-          <w:p>
-            <w:pPr>
-              <w:spacing w:before="40" w:after="40" w:line="341" w:lineRule="auto"/>
-              <w:jc w:val="left"/>
-            </w:pPr>
-            <w:r/>
-            <w:r>
-              <w:rPr>
-                <w:rFonts w:ascii="Times New Roman" w:hAnsi="Times New Roman" w:eastAsia="宋体"/>
-                <w:b w:val="0"/>
-                <w:color w:val="191919"/>
-                <w:sz w:val="19"/>
-              </w:rPr>
-              <w:t>• 【13-4　内　长林八中·高一十班教室·主任办公室与学校食堂 — 日】课间，教导主任办公室内，坐在办公桌后的戴娟斩钉截铁地吐出两个字。 戴娟一拍桌子，毫不留情地拿成绩单说话。 荀未来被堵得无话可说，索性一咬牙，指了指桌面甩下一句狠话，转身大步走出办公室；身后的戴娟莫名其妙地冲着他的背影喊了一句：“哎！你说的是啥成绩啊？”（核心台词：赵左右：“可是社团数量已经满了，上次戴主任说，最后一个名额给我们心理社了。” ／ 荀未来：“行，那你就等着我杂志社招够五十个人，你看老戴会不会让你把心理社的教室让给我！” ／ 戴娟：“不行！”）</w:t>
-              <w:br/>
-              <w:t>• 【13-5　内/外　罗爱文家书房·学校过街天桥·红砖通道与复印店 — 夜/日】赵左右暗暗观察着他激烈的反应，表面上却装出一副听爸爸话、幡然悔悟的失落模样，转身作势要去找戴主任。（核心台词：赵左右：“我突然觉得我爸说得对，学计算机前景好。当初听你的选文科，确实是一时冲动。我去找戴主任。”）</w:t>
-              <w:br/>
-              <w:t>• 【13-6　内　八中校长办公室·高一十班教室·洗手间隔间与心理社活动室 — 日】白天的长林八中校长办公室内，沙发茶几上正放着一本《三人行》创刊号。身穿深灰色大衣的教导主任戴娟站在茶几旁，忐忑地向从书架前踱步走回的校长询问。 戴娟心里咯噔一下，连忙低头指着杂志撇清责任，生怕校长怪罪。 校长推了推鼻梁上的眼镜，故意板着脸沉吟了一声“嗯——”，下一秒，脸上突然绽放出无比灿烂自豪的笑容，激动地一拍大腿！戴娟当场愣住。 戴娟松了一口气，连忙在旁边的沙发上坐下拿起杂志翻看。校长好奇地身体前倾询问。 戴娟合上杂志，有些尴尬地如实汇报。 校长收敛笑容，语重心长地向戴娟阐述多元育人的办学理念；而在校长办公室虚掩（核心台词：戴娟：“校长，你有什么事吗？” ／ 戴娟：“我是反对来着，谁知道他这么快就搞出来了。是不是……产生什么不好的影响？” ／ 戴娟：“荀同学学习不理想，我就没让他办。”）</w:t>
-              <w:br/>
-              <w:t>• 【13-7　外/内　校园雪地树林·学校图书馆与夜间有轨电车 — 日/夜】寒风凛冽的校园雪地小树林里，被赶出活动室的十六岁赵左右身穿白色长款羽绒服、围着墨绿色围巾，竟然真的独自一人坐在积雪的大石头上，捧着《梦的解析》专心致志地默读！不远处的教学楼红砖墙转角后，四十一岁的荀未来探出半个脑袋看着这一幕，心疼得直嘬牙花子。 片刻之后，受荀未来指派的罗爱文拎着一只黑色保温壶屁颠屁颠地跑进雪地树林，走到赵左右面前递上一只塑料杯，倒满了热气腾腾的红糖姜茶。（核心台词：赵左右：“那个，你去和戴主任说说，还是把教室还给我们心理社吧。” ／ 荀未来：“别别别！我去跟戴主任说，咱们共用一个教室，可以吧？”）</w:t>
-            </w:r>
-          </w:p>
-        </w:tc>
-      </w:tr>
-      <w:tr>
-        <w:trPr>
-          <w:cantSplit/>
-        </w:trPr>
-        <w:tc>
-          <w:tcPr>
-            <w:tcW w:type="dxa" w:w="2376"/>
-            <w:vAlign w:val="center"/>
-            <w:tcMar>
-              <w:top w:w="105" w:type="dxa"/>
-              <w:bottom w:w="105" w:type="dxa"/>
-              <w:left w:w="145" w:type="dxa"/>
-              <w:right w:w="145" w:type="dxa"/>
-            </w:tcMar>
-            <w:shd w:fill="F7FAFC"/>
-          </w:tcPr>
-          <w:p>
-            <w:pPr>
-              <w:spacing w:before="40" w:after="40" w:line="341" w:lineRule="auto"/>
-              <w:jc w:val="center"/>
-            </w:pPr>
-            <w:r/>
-            <w:r>
-              <w:rPr>
-                <w:rFonts w:ascii="Times New Roman" w:hAnsi="Times New Roman" w:eastAsia="宋体"/>
-                <w:b/>
-                <w:color w:val="191919"/>
-                <w:sz w:val="19"/>
-              </w:rPr>
-              <w:t>EP14《继承》</w:t>
-            </w:r>
-          </w:p>
-        </w:tc>
-        <w:tc>
-          <w:tcPr>
-            <w:tcW w:type="dxa" w:w="7992"/>
-            <w:vAlign w:val="center"/>
-            <w:tcMar>
-              <w:top w:w="105" w:type="dxa"/>
-              <w:bottom w:w="105" w:type="dxa"/>
-              <w:left w:w="145" w:type="dxa"/>
-              <w:right w:w="145" w:type="dxa"/>
-            </w:tcMar>
-            <w:shd w:fill="F7FAFC"/>
-          </w:tcPr>
-          <w:p>
-            <w:pPr>
-              <w:spacing w:before="40" w:after="40" w:line="341" w:lineRule="auto"/>
-              <w:jc w:val="left"/>
-            </w:pPr>
-            <w:r/>
-            <w:r>
-              <w:rPr>
-                <w:rFonts w:ascii="Times New Roman" w:hAnsi="Times New Roman" w:eastAsia="宋体"/>
-                <w:b w:val="0"/>
-                <w:color w:val="191919"/>
-                <w:sz w:val="19"/>
-              </w:rPr>
-              <w:t>• 【14-1　内　长林八中·高一十班教室·罗爱文家书房与未来杂志社活动室 — 日/夜】白天的长林八中高一十班教室内，墙面贴着“惜时如金 勤奋进取”的标语。教导主任戴娟手里捏着半截粉笔站在讲台前，向全班同学宣布即将开展的学工实践活动通知。 戴娟话音刚落，全班同学顿时一片哀嚎，纷纷瘫靠在椅背上齐声叹气。 坐在教室中排的罗爱文往前探出脑袋，大声向准备离开讲台的戴娟提议。 戴娟停下脚步转过头，似笑非笑地看着罗爱文反问了一句。 戴娟懒得再搭理他，夹起讲义夹干脆利落地一挥手，转身走出教室；同学们纷纷起立收拾课桌。（核心台词：戴娟：“下课前说个事儿啊。学工实践活动，咱们班和九班是第一轮。这周六上午八点校门口集合出发，要住一晚，东西都带好了，周日下午集体返回学校。下课。” ／ 罗爱文：“戴主任，非得周六周天去吗？周一周二去不行啊？” ／ 戴娟：“咋的，周一周二你家厂子不用上班，是吧？”）</w:t>
-              <w:br/>
-              <w:t>• 【14-5　内/外　高一十班教室·罗爱文家客厅·校园林荫道·食堂与微机室 — 日/夜】荀未来闻言先是一愣，随即狂喜地从座位上蹦了起来，高举双臂在教室过道里兴奋地转圈欢呼！恰逢一名男同学从前门跑进教室大喊“老戴来了！”，荀未来连忙收住动作溜回座位。</w:t>
-            </w:r>
-          </w:p>
-        </w:tc>
-      </w:tr>
-      <w:tr>
-        <w:trPr>
-          <w:cantSplit/>
-        </w:trPr>
-        <w:tc>
-          <w:tcPr>
-            <w:tcW w:type="dxa" w:w="2376"/>
-            <w:vAlign w:val="center"/>
-            <w:tcMar>
-              <w:top w:w="105" w:type="dxa"/>
-              <w:bottom w:w="105" w:type="dxa"/>
-              <w:left w:w="145" w:type="dxa"/>
-              <w:right w:w="145" w:type="dxa"/>
-            </w:tcMar>
-          </w:tcPr>
-          <w:p>
-            <w:pPr>
-              <w:spacing w:before="40" w:after="40" w:line="341" w:lineRule="auto"/>
-              <w:jc w:val="center"/>
-            </w:pPr>
-            <w:r/>
-            <w:r>
-              <w:rPr>
-                <w:rFonts w:ascii="Times New Roman" w:hAnsi="Times New Roman" w:eastAsia="宋体"/>
-                <w:b/>
-                <w:color w:val="191919"/>
-                <w:sz w:val="19"/>
-              </w:rPr>
-              <w:t>EP15《左或右》</w:t>
-            </w:r>
-          </w:p>
-        </w:tc>
-        <w:tc>
-          <w:tcPr>
-            <w:tcW w:type="dxa" w:w="7992"/>
-            <w:vAlign w:val="center"/>
-            <w:tcMar>
-              <w:top w:w="105" w:type="dxa"/>
-              <w:bottom w:w="105" w:type="dxa"/>
-              <w:left w:w="145" w:type="dxa"/>
-              <w:right w:w="145" w:type="dxa"/>
-            </w:tcMar>
-          </w:tcPr>
-          <w:p>
-            <w:pPr>
-              <w:spacing w:before="40" w:after="40" w:line="341" w:lineRule="auto"/>
-              <w:jc w:val="left"/>
-            </w:pPr>
-            <w:r/>
-            <w:r>
-              <w:rPr>
-                <w:rFonts w:ascii="Times New Roman" w:hAnsi="Times New Roman" w:eastAsia="宋体"/>
-                <w:b w:val="0"/>
-                <w:color w:val="191919"/>
-                <w:sz w:val="19"/>
-              </w:rPr>
-              <w:t>• 【15-3　外/内　长林八中校门大巴车旁与爱荣机械制造厂车间 — 日】站在大巴车门旁的教导主任戴娟看到他们三个凑在一起嘀咕，立刻招手把三人叫出队列训话。（核心台词：戴娟：“哎，你们仨过来过来过来！你们仨啊，别我一不在就无法无天放飞自我了。听老师的话，服从安排，轮流拍摄，以学习为重。记住了？”）</w:t>
-            </w:r>
-          </w:p>
-        </w:tc>
-      </w:tr>
-      <w:tr>
-        <w:trPr>
-          <w:cantSplit/>
-        </w:trPr>
-        <w:tc>
-          <w:tcPr>
-            <w:tcW w:type="dxa" w:w="2376"/>
-            <w:vAlign w:val="center"/>
-            <w:tcMar>
-              <w:top w:w="105" w:type="dxa"/>
-              <w:bottom w:w="105" w:type="dxa"/>
-              <w:left w:w="145" w:type="dxa"/>
-              <w:right w:w="145" w:type="dxa"/>
-            </w:tcMar>
-            <w:shd w:fill="F7FAFC"/>
-          </w:tcPr>
-          <w:p>
-            <w:pPr>
-              <w:spacing w:before="40" w:after="40" w:line="341" w:lineRule="auto"/>
-              <w:jc w:val="center"/>
-            </w:pPr>
-            <w:r/>
-            <w:r>
-              <w:rPr>
-                <w:rFonts w:ascii="Times New Roman" w:hAnsi="Times New Roman" w:eastAsia="宋体"/>
-                <w:b/>
-                <w:color w:val="191919"/>
-                <w:sz w:val="19"/>
-              </w:rPr>
-              <w:t>EP16《再见，老同学》</w:t>
-            </w:r>
-          </w:p>
-        </w:tc>
-        <w:tc>
-          <w:tcPr>
-            <w:tcW w:type="dxa" w:w="7992"/>
-            <w:vAlign w:val="center"/>
-            <w:tcMar>
-              <w:top w:w="105" w:type="dxa"/>
-              <w:bottom w:w="105" w:type="dxa"/>
-              <w:left w:w="145" w:type="dxa"/>
-              <w:right w:w="145" w:type="dxa"/>
-            </w:tcMar>
-            <w:shd w:fill="F7FAFC"/>
-          </w:tcPr>
-          <w:p>
-            <w:pPr>
-              <w:spacing w:before="40" w:after="40" w:line="341" w:lineRule="auto"/>
-              <w:jc w:val="left"/>
-            </w:pPr>
-            <w:r/>
-            <w:r>
-              <w:rPr>
-                <w:rFonts w:ascii="Times New Roman" w:hAnsi="Times New Roman" w:eastAsia="宋体"/>
-                <w:b w:val="0"/>
-                <w:color w:val="191919"/>
-                <w:sz w:val="19"/>
-              </w:rPr>
-              <w:t>• 【16-3　外/内　长林八中校门口·教导主任办公室·高一十班教室与岁月潭雪夜（闪回） — 日/夜】挂满“教书育人 桃李满天下”锦旗的教导主任办公室内，四十一岁的荀未来笔直地站在办公桌前，向教导主任戴娟正式提出了退学申请；尾随而至的赵左右躲在半掩的办公室门缝外，震惊地捂住嘴偷听。 戴娟皱起眉头，关切地仰头看着这个才转来几个月却聪明绝顶的学生。 戴娟还是有些惋惜，试图用刚火起来的《三人行》杂志挽留他。 戴娟语重心长地劝诫他。 荀未来直起身转头往门口走，身后的戴娟突然叫住了他：“哎！”荀未来停下脚步回过头，微笑着问：“怎么了？还有什么手续没办吗？”只见办公桌后的戴娟眼眶微微泛红，似嗔似怜地看着他。 戴娟忍着眼底的泪意（核心台词：戴娟：“退学？你家长同意了吗？” ／ 戴娟：“小荀啊，是不是我成绩抓得紧，让你有什么压力？” ／ 戴娟：“你是说办校园杂志吗？那更应该趁《三人行》刚有起色，继续办下去呀。”）</w:t>
-            </w:r>
-          </w:p>
-        </w:tc>
-      </w:tr>
-      <w:tr>
-        <w:trPr>
-          <w:cantSplit/>
-        </w:trPr>
-        <w:tc>
-          <w:tcPr>
-            <w:tcW w:type="dxa" w:w="2376"/>
-            <w:vAlign w:val="center"/>
-            <w:tcMar>
-              <w:top w:w="105" w:type="dxa"/>
-              <w:bottom w:w="105" w:type="dxa"/>
-              <w:left w:w="145" w:type="dxa"/>
-              <w:right w:w="145" w:type="dxa"/>
-            </w:tcMar>
-          </w:tcPr>
-          <w:p>
-            <w:pPr>
-              <w:spacing w:before="40" w:after="40" w:line="341" w:lineRule="auto"/>
-              <w:jc w:val="center"/>
-            </w:pPr>
-            <w:r/>
-            <w:r>
-              <w:rPr>
-                <w:rFonts w:ascii="Times New Roman" w:hAnsi="Times New Roman" w:eastAsia="宋体"/>
-                <w:b/>
-                <w:color w:val="191919"/>
-                <w:sz w:val="19"/>
-              </w:rPr>
-              <w:t>EP17《不速之客》</w:t>
-            </w:r>
-          </w:p>
-        </w:tc>
-        <w:tc>
-          <w:tcPr>
-            <w:tcW w:type="dxa" w:w="7992"/>
-            <w:vAlign w:val="center"/>
-            <w:tcMar>
-              <w:top w:w="105" w:type="dxa"/>
-              <w:bottom w:w="105" w:type="dxa"/>
-              <w:left w:w="145" w:type="dxa"/>
-              <w:right w:w="145" w:type="dxa"/>
-            </w:tcMar>
-          </w:tcPr>
-          <w:p>
-            <w:pPr>
-              <w:spacing w:before="40" w:after="40" w:line="341" w:lineRule="auto"/>
-              <w:jc w:val="left"/>
-            </w:pPr>
-            <w:r/>
-            <w:r>
-              <w:rPr>
-                <w:rFonts w:ascii="Times New Roman" w:hAnsi="Times New Roman" w:eastAsia="宋体"/>
-                <w:b w:val="0"/>
-                <w:color w:val="191919"/>
-                <w:sz w:val="19"/>
-              </w:rPr>
-              <w:t>• 【17-7　外/内　长林八中操场铁围栏·体育馆·话剧社道具室与高一十班教室 — 夜】深夜的长林市第八中学操场铁围栏外，十六岁的赵左右带着徐图图踩着垃圾桶爬上铁栅栏顶端，倒数着“一、二、三”，两人手拉着手一跃跳进白雪覆盖的校园操场！ 空旷无人的雪地操场上，徐图图张开双臂欢快地奔跑转圈，兴奋地大喊。（核心台词：赵左右：“你现在大喊，明天早上，戴主任就会在这上面喊咱俩的名儿！”）</w:t>
-            </w:r>
-          </w:p>
-        </w:tc>
-      </w:tr>
-      <w:tr>
-        <w:trPr>
-          <w:cantSplit/>
-        </w:trPr>
-        <w:tc>
-          <w:tcPr>
-            <w:tcW w:type="dxa" w:w="2376"/>
-            <w:vAlign w:val="center"/>
-            <w:tcMar>
-              <w:top w:w="105" w:type="dxa"/>
-              <w:bottom w:w="105" w:type="dxa"/>
-              <w:left w:w="145" w:type="dxa"/>
-              <w:right w:w="145" w:type="dxa"/>
-            </w:tcMar>
-            <w:shd w:fill="F7FAFC"/>
-          </w:tcPr>
-          <w:p>
-            <w:pPr>
-              <w:spacing w:before="40" w:after="40" w:line="341" w:lineRule="auto"/>
-              <w:jc w:val="center"/>
-            </w:pPr>
-            <w:r/>
-            <w:r>
-              <w:rPr>
-                <w:rFonts w:ascii="Times New Roman" w:hAnsi="Times New Roman" w:eastAsia="宋体"/>
-                <w:b/>
-                <w:color w:val="191919"/>
-                <w:sz w:val="19"/>
-              </w:rPr>
-              <w:t>EP18《一夜剧变》</w:t>
-            </w:r>
-          </w:p>
-        </w:tc>
-        <w:tc>
-          <w:tcPr>
-            <w:tcW w:type="dxa" w:w="7992"/>
-            <w:vAlign w:val="center"/>
-            <w:tcMar>
-              <w:top w:w="105" w:type="dxa"/>
-              <w:bottom w:w="105" w:type="dxa"/>
-              <w:left w:w="145" w:type="dxa"/>
-              <w:right w:w="145" w:type="dxa"/>
-            </w:tcMar>
-            <w:shd w:fill="F7FAFC"/>
-          </w:tcPr>
-          <w:p>
-            <w:pPr>
-              <w:spacing w:before="40" w:after="40" w:line="341" w:lineRule="auto"/>
-              <w:jc w:val="left"/>
-            </w:pPr>
-            <w:r/>
-            <w:r>
-              <w:rPr>
-                <w:rFonts w:ascii="Times New Roman" w:hAnsi="Times New Roman" w:eastAsia="宋体"/>
-                <w:b w:val="0"/>
-                <w:color w:val="191919"/>
-                <w:sz w:val="19"/>
-              </w:rPr>
-              <w:t>• 【18-7　内　长林八中高一十班教室·五楼楼梯间·501室客厅与502室赵了家 — 日/夜】罗爱文喜出望外（“真的啊？那太好了！”），在全班同学羡慕的目光中抱着零件兴冲冲地准备跑去技术教室；恰逢教导主任戴娟经过教室门口，笑着叫住了他。 戴娟笑盈盈地打趣他：“行，到时候把你爸给你的生活费都还给他。”罗爱文却一脸认真地挺直腰板回答，随后向戴娟深深鞠了一躬，欢快地奔向技术教室！（核心台词：戴娟：“你之前做的那些玩具，能在五月跳蚤市场卖钱不？给咱们班挣点班费。” ／ 罗爱文：“戴主任，我早就把我爸给我的信用卡还给他了！谢戴主任！”）</w:t>
-            </w:r>
-          </w:p>
-        </w:tc>
-      </w:tr>
-      <w:tr>
-        <w:trPr>
-          <w:cantSplit/>
-        </w:trPr>
-        <w:tc>
-          <w:tcPr>
-            <w:tcW w:type="dxa" w:w="2376"/>
-            <w:vAlign w:val="center"/>
-            <w:tcMar>
-              <w:top w:w="105" w:type="dxa"/>
-              <w:bottom w:w="105" w:type="dxa"/>
-              <w:left w:w="145" w:type="dxa"/>
-              <w:right w:w="145" w:type="dxa"/>
-            </w:tcMar>
-          </w:tcPr>
-          <w:p>
-            <w:pPr>
-              <w:spacing w:before="40" w:after="40" w:line="341" w:lineRule="auto"/>
-              <w:jc w:val="center"/>
-            </w:pPr>
-            <w:r/>
-            <w:r>
-              <w:rPr>
-                <w:rFonts w:ascii="Times New Roman" w:hAnsi="Times New Roman" w:eastAsia="宋体"/>
-                <w:b/>
-                <w:color w:val="191919"/>
-                <w:sz w:val="19"/>
-              </w:rPr>
-              <w:t>EP21《当雪落下》</w:t>
-            </w:r>
-          </w:p>
-        </w:tc>
-        <w:tc>
-          <w:tcPr>
-            <w:tcW w:type="dxa" w:w="7992"/>
-            <w:vAlign w:val="center"/>
-            <w:tcMar>
-              <w:top w:w="105" w:type="dxa"/>
-              <w:bottom w:w="105" w:type="dxa"/>
-              <w:left w:w="145" w:type="dxa"/>
-              <w:right w:w="145" w:type="dxa"/>
-            </w:tcMar>
-          </w:tcPr>
-          <w:p>
-            <w:pPr>
-              <w:spacing w:before="40" w:after="40" w:line="341" w:lineRule="auto"/>
-              <w:jc w:val="left"/>
-            </w:pPr>
-            <w:r/>
-            <w:r>
-              <w:rPr>
-                <w:rFonts w:ascii="Times New Roman" w:hAnsi="Times New Roman" w:eastAsia="宋体"/>
-                <w:b w:val="0"/>
-                <w:color w:val="191919"/>
-                <w:sz w:val="19"/>
-              </w:rPr>
-              <w:t>• 【21-3　外/内　长林八中教学楼与高二（2）班教室·学校食堂 — 日】就在这时，身穿浅驼色针织开衫、戴着细框眼镜的教导主任兼班主任戴娟（戴主任）手拿保温杯与讲义夹走进教室，曲起手指敲了敲讲台桌面整顿纪律。 台下顿时安静下来。戴娟推了推眼镜，话锋一转提到了新同学，徐图图眼睛一亮，连忙回头悄声提醒赵左右。 讲台上的戴娟朝着教室门外温和地招了招手：“进来吧。”全班同学齐刷刷望向门口——只见林开颜（小雪）戴着黑框大眼镜，身穿粉色连帽卫衣外搭八中蓝白校服外套、背着一个鼓鼓囊囊的红色双肩包，低眉顺眼地走进了教室！座位上的赵左右瞳孔骤然放大，整个人僵在原地！ 戴娟示意她站在讲台中央向全班做自我介绍（核心台词：罗爱文：“耶！最后一排，还是戴主任最懂我！” ／ 赵左右：“图图，戴主任怎么会让我一个人坐啊？” ／ 戴娟：“暑假玩够了吧？都收收心准备开学考了啊。”）</w:t>
-            </w:r>
-          </w:p>
-        </w:tc>
-      </w:tr>
-      <w:tr>
-        <w:trPr>
-          <w:cantSplit/>
-        </w:trPr>
-        <w:tc>
-          <w:tcPr>
-            <w:tcW w:type="dxa" w:w="2376"/>
-            <w:vAlign w:val="center"/>
-            <w:tcMar>
-              <w:top w:w="105" w:type="dxa"/>
-              <w:bottom w:w="105" w:type="dxa"/>
-              <w:left w:w="145" w:type="dxa"/>
-              <w:right w:w="145" w:type="dxa"/>
-            </w:tcMar>
-            <w:shd w:fill="F7FAFC"/>
-          </w:tcPr>
-          <w:p>
-            <w:pPr>
-              <w:spacing w:before="40" w:after="40" w:line="341" w:lineRule="auto"/>
-              <w:jc w:val="center"/>
-            </w:pPr>
-            <w:r/>
-            <w:r>
-              <w:rPr>
-                <w:rFonts w:ascii="Times New Roman" w:hAnsi="Times New Roman" w:eastAsia="宋体"/>
-                <w:b/>
-                <w:color w:val="191919"/>
-                <w:sz w:val="19"/>
-              </w:rPr>
-              <w:t>EP23《不可战胜的敌人》</w:t>
-            </w:r>
-          </w:p>
-        </w:tc>
-        <w:tc>
-          <w:tcPr>
-            <w:tcW w:type="dxa" w:w="7992"/>
-            <w:vAlign w:val="center"/>
-            <w:tcMar>
-              <w:top w:w="105" w:type="dxa"/>
-              <w:bottom w:w="105" w:type="dxa"/>
-              <w:left w:w="145" w:type="dxa"/>
-              <w:right w:w="145" w:type="dxa"/>
-            </w:tcMar>
-            <w:shd w:fill="F7FAFC"/>
-          </w:tcPr>
-          <w:p>
-            <w:pPr>
-              <w:spacing w:before="40" w:after="40" w:line="341" w:lineRule="auto"/>
-              <w:jc w:val="left"/>
-            </w:pPr>
-            <w:r/>
-            <w:r>
-              <w:rPr>
-                <w:rFonts w:ascii="Times New Roman" w:hAnsi="Times New Roman" w:eastAsia="宋体"/>
-                <w:b w:val="0"/>
-                <w:color w:val="191919"/>
-                <w:sz w:val="19"/>
-              </w:rPr>
-              <w:t>• 【23-6　外/内　2008林海雪原电话亭·老居民楼道与501室·高二（2）班教室与微机室·杂志社火灾废墟与雪夜串串香餐车 — 日/夜】公元2008年，阳光穿透白雪皑皑的林海雪原，画面中央浮现出冰冷的特效数字：【`时空修正 82%`】。十六岁的赵左右推开蓝色公用电话亭的门走了出来，踩在厚厚的积雪上环顾四周明朗的街景，疑惑地喃喃自语： 然而当赵左右走回自家老居民楼水泥楼梯间时，迎面正巧看见母亲刘美奕正与五零二室真正的房东张叔站在门口寒暄。张叔乐呵呵地说北京生意不好做，准备把这套老房子收回来自己住。赵左右走上前打了声招呼（“张叔”），随口指着五零二室屋里说道：（核心台词：罗爱文：“啊？转校生？咱们班来过转校生吗？我记得老戴只安排过我一个人坐过雅座啊。”）</w:t>
-            </w:r>
-          </w:p>
-        </w:tc>
-      </w:tr>
-      <w:tr>
-        <w:trPr>
-          <w:cantSplit/>
-        </w:trPr>
-        <w:tc>
-          <w:tcPr>
-            <w:tcW w:type="dxa" w:w="2376"/>
-            <w:vAlign w:val="center"/>
-            <w:tcMar>
-              <w:top w:w="105" w:type="dxa"/>
-              <w:bottom w:w="105" w:type="dxa"/>
-              <w:left w:w="145" w:type="dxa"/>
-              <w:right w:w="145" w:type="dxa"/>
-            </w:tcMar>
-          </w:tcPr>
-          <w:p>
-            <w:pPr>
-              <w:spacing w:before="40" w:after="40" w:line="341" w:lineRule="auto"/>
-              <w:jc w:val="left"/>
-            </w:pPr>
-            <w:r/>
-            <w:r>
-              <w:rPr>
-                <w:rFonts w:ascii="Times New Roman" w:hAnsi="Times New Roman" w:eastAsia="宋体"/>
-                <w:b/>
-                <w:color w:val="191919"/>
-                <w:sz w:val="19"/>
-              </w:rPr>
-              <w:t>EP24《独自面对》（大结局）</w:t>
-            </w:r>
-          </w:p>
-        </w:tc>
-        <w:tc>
-          <w:tcPr>
-            <w:tcW w:type="dxa" w:w="7992"/>
-            <w:vAlign w:val="center"/>
-            <w:tcMar>
-              <w:top w:w="105" w:type="dxa"/>
-              <w:bottom w:w="105" w:type="dxa"/>
-              <w:left w:w="145" w:type="dxa"/>
-              <w:right w:w="145" w:type="dxa"/>
-            </w:tcMar>
-          </w:tcPr>
-          <w:p>
-            <w:pPr>
-              <w:spacing w:before="40" w:after="40" w:line="341" w:lineRule="auto"/>
-              <w:jc w:val="left"/>
-            </w:pPr>
-            <w:r/>
-            <w:r>
-              <w:rPr>
-                <w:rFonts w:ascii="Times New Roman" w:hAnsi="Times New Roman" w:eastAsia="宋体"/>
-                <w:b w:val="0"/>
-                <w:color w:val="191919"/>
-                <w:sz w:val="19"/>
-              </w:rPr>
-              <w:t>• 【24-3　内/外　长林八中高三教学楼走廊与冬日飘雪连廊（2009秋—2009冬） — 日】画面浮现时间字标：2009 秋。高三教学楼走廊里，“决战高考 为梦想而战”的红色签名墙格外醒目。班主任戴娟走过走廊叮嘱学生们：“现在都是高三人了啊，学习环境要干净，心也要静下来。”身穿黑白运动外套的罗爱文礼貌地向戴主任打过招呼，转身走到赵左右面前郑重辞行。</w:t>
-              <w:br/>
-              <w:t>• 【24-4　内　长林八中广播站·教导主任戴娟办公室与501室赵左右卧室 — 日】教导主任办公室内，戴娟坐在办公桌后，语重心长地询问站在桌前的赵左右。 戴娟愣了一下，哭笑不得地指着他。 赵左右笑着拍了拍胸脯（“戴主任你就放心吧，我对我的未来很有信心”），戴娟欣慰地点了点头，再次叮嘱他文化课一定不能落下。（核心台词：徐图图：“你胆子也太大了吧！这要被戴主任发现了，肯定要把你臭骂一顿。……我平时一点事都没有，可是到最后一次反而紧张死了，中午一口饭都没吃。” ／ 戴娟：“左右。艺考可是千军万马过独木桥，你真的想清楚了吗？现在离几大名校的校考，只有不到半年了。你报艺考培训班了吗？” ／ 戴娟：“什么什么？性价比？赵左右，你现在怎么满嘴都是这些词啊？”）</w:t>
-            </w:r>
-          </w:p>
-        </w:tc>
-      </w:tr>
-    </w:tbl>
+    <w:p>
+      <w:pPr>
+        <w:spacing w:before="40" w:after="100" w:line="384" w:lineRule="auto"/>
+        <w:ind w:firstLine="420"/>
+        <w:jc w:val="left"/>
+      </w:pPr>
+      <w:r>
+        <w:rPr>
+          <w:rFonts w:ascii="Times New Roman" w:hAnsi="Times New Roman" w:eastAsia="宋体"/>
+          <w:b w:val="0"/>
+          <w:color w:val="141414"/>
+          <w:sz w:val="21"/>
+        </w:rPr>
+        <w:t>步入高一夏秋与高二新学期，戴娟身上那份属于中国基层老教师的温情愈发醇厚。当向来考倒数第一的罗爱文利用课余时间捣鼓出一辆太阳能玩具小车、忐忑不安地在教室门口被她撞见时，戴娟非但没有像传统严师那样斥责他不务正业，反而饶有兴致地夸赞他动手能力强，鼓励他把小车拿到学校五月跳蚤市场上去卖钱为班级挣班费，点亮了这位“学渣少爷”的实业工程梦。</w:t>
+      </w:r>
+    </w:p>
+    <w:p>
+      <w:pPr>
+        <w:spacing w:before="40" w:after="100" w:line="384" w:lineRule="auto"/>
+        <w:ind w:firstLine="420"/>
+        <w:jc w:val="left"/>
+      </w:pPr>
+      <w:r>
+        <w:rPr>
+          <w:rFonts w:ascii="Times New Roman" w:hAnsi="Times New Roman" w:eastAsia="宋体"/>
+          <w:b w:val="0"/>
+          <w:color w:val="141414"/>
+          <w:sz w:val="21"/>
+        </w:rPr>
+        <w:t>2008年9月高二（2）班开学当天，戴娟把背着红书包的新转校生林开颜（小雪）领上讲台，笑眯眯地向全班介绍：“小雪和荀未来一样，都是转校来的，就是比那小子内向得多。大家呢，多带她在学校转转，尽快熟悉熟悉新环境。”她随手将小雪安排在赵左右身旁的空位坐下，结果中午刚走进食堂大门，就被赵左右拿来当成了震慑小雪的“尚方宝剑”。历经2058年局部熵减时空修正后，虽然戴娟脑海中关于“荀未来”和“小雪”的记忆被时间洪流抹去，但她对学生们的师者仁心从未改变。到了高三备考的关键时期，当背负着沉重记忆的赵左右决定报考北京华彩艺术学院电视编导专业时，戴娟把他叫到办公室语重心长地谈心——听着十六七岁的少年满嘴大谈“投入产出比”与“赚钱性价比”，戴娟既觉得好笑又莫名心疼，温和地拍板支持他：“既然你父母也同意了，那就放手去闯吧，但文化课一定不能落下！”</w:t>
+      </w:r>
+    </w:p>
     <w:p>
       <w:pPr>
         <w:spacing w:before="240" w:after="80" w:line="384" w:lineRule="auto"/>

--- a/01_《三人行》全24集全流程标杆成品库/05_核心人物一人一档/人物09_戴娟（长林八中教导主任兼数学老师）.docx
+++ b/01_《三人行》全24集全流程标杆成品库/05_核心人物一人一档/人物09_戴娟（长林八中教导主任兼数学老师）.docx
@@ -910,7 +910,7 @@
           <w:color w:val="141414"/>
           <w:sz w:val="21"/>
         </w:rPr>
-        <w:t>1. 【2008年冬·白昼篇高一期末与分科阶段造型】：深栗色烫卷短发、戴金属细框眼镜；外穿一件质感厚重端庄的深炭灰色（或藏青色）宽翻领过膝长款羊毛呢大衣，颈间系一条暗红色或深紫色印花丝巾/羊绒围巾；内搭酒红色或纯黑色高领修身羊绒毛衣与深色西装马甲；下穿深黑色垂感直筒西裤，脚穿黑色低跟皮鞋，手拿保温杯与被没收的《心惊肉跳》杂志。</w:t>
+        <w:t>1. 【2008年冬·白昼篇高一期末与分科阶段造型（EP01–EP04）】：深栗色烫卷短发、戴金属细框眼镜；外穿一件质感厚重端庄的深炭灰色（或藏青色）宽翻领过膝长款羊毛呢大衣，颈间系一条暗红色或深紫色印花丝巾/羊绒围巾；内搭酒红色或纯黑色高领修身羊绒毛衣与深色西装马甲；下穿深黑色垂感直筒西裤，脚穿黑色低跟皮鞋，手拿保温杯与被没收的《心惊肉跳》杂志。</w:t>
       </w:r>
     </w:p>
     <w:p>
@@ -926,7 +926,7 @@
           <w:color w:val="141414"/>
           <w:sz w:val="21"/>
         </w:rPr>
-        <w:t>2. 【2008年春夏·黄昏篇文科十班班主任与学工阶段造型】：褪去冬日呢大衣，身穿剪裁合体的深灰或藏青色职业西装套裙/西装外套，或温和的浅驼色、米灰色开衫针织毛衣，内搭白色丝质翻领衬衫，下穿及膝西装裙或黑色西裤，脚穿黑色粗跟皮鞋，站在讲台上用粉笔书写座位表。</w:t>
+        <w:t>2. 【2008年春夏·黄昏篇文科十班班主任与学工阶段造型（EP09–EP18）】：褪去冬日呢大衣，身穿剪裁合体的深灰或藏青色职业西装套裙/西装外套，或温和的浅驼色、米灰色开衫针织毛衣，内搭白色丝质翻领衬衫，下穿及膝西装裙或黑色西裤，脚穿黑色粗跟皮鞋，站在讲台上用粉笔书写座位表。</w:t>
       </w:r>
     </w:p>
     <w:p>
@@ -942,7 +942,7 @@
           <w:color w:val="141414"/>
           <w:sz w:val="21"/>
         </w:rPr>
-        <w:t>3. 【2008年秋至2010年春·高二开学与高三艺考护航阶段造型】：EP21高二开学领进转校生小雪时，身穿温柔优雅的浅驼色粗针织开衫内搭白衬衫；EP24高三阶段在走廊叮嘱学生备考及在办公室与赵左右谈心时，外穿一件端庄大气的深皇家蓝色双排扣翻领毛呢大衣，内搭黑色高领毛衣，神情温和睿智。</w:t>
+        <w:t>3. 【2008年秋至2010年春·高二开学与高三艺考护航阶段造型（EP20–EP24）】：EP21高二开学领进转校生小雪时，身穿温柔优雅的浅驼色粗针织开衫内搭白衬衫；EP24高三阶段在走廊叮嘱学生备考及在办公室与赵左右谈心时，外穿一件端庄大气的深皇家蓝色双排扣翻领毛呢大衣，内搭黑色高领毛衣，神情温和睿智。</w:t>
       </w:r>
     </w:p>
     <w:p>
@@ -1002,7 +1002,7 @@
                 <w:color w:val="FFFFFF"/>
                 <w:sz w:val="19"/>
               </w:rPr>
-              <w:t>所处时期与阶段状态</w:t>
+              <w:t>所处时期与代表集数</w:t>
             </w:r>
           </w:p>
         </w:tc>
@@ -1054,7 +1054,7 @@
           <w:p>
             <w:pPr>
               <w:spacing w:before="40" w:after="40" w:line="341" w:lineRule="auto"/>
-              <w:jc w:val="center"/>
+              <w:jc w:val="left"/>
             </w:pPr>
             <w:r/>
             <w:r>
@@ -1065,6 +1065,8 @@
                 <w:sz w:val="19"/>
               </w:rPr>
               <w:t>2008冬·高一期末与分科态</w:t>
+              <w:br/>
+              <w:t>（EP01–EP04）</w:t>
             </w:r>
           </w:p>
         </w:tc>
@@ -1131,6 +1133,8 @@
                 <w:sz w:val="19"/>
               </w:rPr>
               <w:t>2008春夏·文科十班班主任态</w:t>
+              <w:br/>
+              <w:t>（EP09–EP18）</w:t>
             </w:r>
           </w:p>
         </w:tc>
@@ -1197,6 +1201,8 @@
                 <w:sz w:val="19"/>
               </w:rPr>
               <w:t>2008秋–2010春·高二高三护航态</w:t>
+              <w:br/>
+              <w:t>（EP20–EP24）</w:t>
             </w:r>
           </w:p>
         </w:tc>
@@ -1323,7 +1329,7 @@
           <w:color w:val="192D55"/>
           <w:sz w:val="25"/>
         </w:rPr>
-        <w:t>第四章　全剧人物命运轨迹与完整生平故事传记</w:t>
+        <w:t>第四章　全剧人物命运轨迹与逐集完整故事传记（EP01—EP24）</w:t>
       </w:r>
     </w:p>
     <w:p>
@@ -1338,7 +1344,7 @@
           <w:color w:val="141414"/>
           <w:sz w:val="22"/>
         </w:rPr>
-        <w:t>（一）第一卷·白昼篇：看台抓包、56.56秒攻心战与台灯下的温柔</w:t>
+        <w:t>（一）第一卷·白昼篇（EP01–EP08）：看台抓包、56.56秒攻心战与台灯下的温柔</w:t>
       </w:r>
     </w:p>
     <w:p>
@@ -1354,7 +1360,7 @@
           <w:color w:val="141414"/>
           <w:sz w:val="21"/>
         </w:rPr>
-        <w:t>2008年1月21日，戴娟在操场看台抓获偷吃麻辣烫的赵左右与罗爱文，没收了《心惊肉跳》杂志；在办公室里，她被突然闯入的转校生荀未来用一套成熟的“年级平均分KPI”话术说服，破例同意荀未来参加数学测试；当晚在办公室台灯下，她翻出杂志里赵左右写给王一漫的信，温柔感慨“青春真好”。她处理分科表风波、接待来校捐款的66岁“赵了先生”，并在电话里向赵东来反馈赵左右改报文科的决定；除夕夜，她在家中被罗爱文组织的同学们轮流打电话拜年拖住，无意间成全了少年们的造雪行动。</w:t>
+        <w:t>2008年1月21日（EP01），戴娟在操场看台抓获偷吃麻辣烫的赵左右与罗爱文，没收了《心惊肉跳》杂志；在办公室里，她被突然闯入的转校生荀未来用一套成熟的“年级平均分KPI”话术说服，破例同意荀未来参加数学测试；当晚在办公室台灯下，她翻出杂志里赵左右写给王一漫的信，温柔感慨“青春真好”。在EP02–04中，她处理分科表风波、接待来校捐款的66岁“赵了先生”，并在电话里向赵东来反馈赵左右改报文科的决定；除夕夜（EP06），她在家中被罗爱文组织的同学们轮流打电话拜年拖住，无意间成全了少年们的造雪行动。</w:t>
       </w:r>
     </w:p>
     <w:p>
@@ -1385,7 +1391,7 @@
           <w:color w:val="141414"/>
           <w:sz w:val="21"/>
         </w:rPr>
-        <w:t>高一下学期文理分科重组后，戴娟出任高一文科（10）班班主任。为了镇住班里最能折腾的三个活宝，她特意将赵左右、荀未来与罗爱文的课桌并排摆在讲台眼皮子底下的第一排，戏称为“铁三角重点监控雅座”。当赵左右为了证明自己而冲上讲台立下“月考进不了前五就辞去班长、罚扫全校厕所一个月”的军令状时，刀子嘴豆腐心的戴娟嘴上冷哼，眼底却满是欣慰。她把赵左右这几周在电车上背书、在食堂刷题、甚至低血糖晕倒在校医室的拼命劲儿全看在眼里；因此在月考成绩公布、赵左右文综单科考进前五而总分稍逊时，戴娟站在讲台上霸气拍板：“我是说班长要考前五名，但没说是总分！所以，班长继续由赵左右同学担任！”</w:t>
+        <w:t>到了EP09《人生失控》与EP10《只要我想》高一下学期文理分科重组后，戴娟出任高一文科（10）班班主任。为了镇住班里最能折腾的三个活宝，她特意将赵左右、荀未来与罗爱文的课桌并排摆在讲台眼皮子底下的第一排，戏称为“铁三角重点监控雅座”。当赵左右为了证明自己而冲上讲台立下“月考进不了前五就辞去班长、罚扫全校厕所一个月”的军令状时，刀子嘴豆腐心的戴娟嘴上冷哼，眼底却满是欣慰。她把赵左右这几周在电车上背书、在食堂刷题、甚至低血糖晕倒在校医室的拼命劲儿全看在眼里；因此在月考成绩公布、赵左右文综单科考进前五而总分稍逊时，戴娟站在讲台上霸气拍板：“我是说班长要考前五名，但没说是总分！所以，班长继续由赵左右同学担任！”</w:t>
       </w:r>
     </w:p>
     <w:p>
@@ -1401,7 +1407,7 @@
           <w:color w:val="141414"/>
           <w:sz w:val="21"/>
         </w:rPr>
-        <w:t>然而紧接着尚雪举报赵左右考前夜潜入办公室偷题，治学严谨的戴娟没有丝毫包庇：她先调取行政楼走廊九点钟的监控录像，随后拿出自己办公桌上的圆珠笔，对比赵左右补交试卷上的黑色水笔字迹，一针见血地拆穿了赵左右“去办公室补作业”的谎言。就在她准备通过全校广播宣读处分决定时，理科八班的陈明突然冲进广播室锁死房门，对着麦克风自曝自己每晚潜入戴主任电脑D盘“往年资料”文件夹下载打CS游戏的秘密，以此作为在场铁证证明赵左右“露出第一题的时候就把卷子放回去了”！面对暴怒冲进学校当众掌掴陈明、强行要办退学的陈父，戴娟心痛如绞，拼命张开双臂护在陈明身前极力挽留；事后面对主动来办公室坦白认错的赵左右，她既严厉惩戒又给他留下了重考自证清白的育人通道。</w:t>
+        <w:t>到了EP11《YOU WIN》，紧接着尚雪举报赵左右考前夜潜入办公室偷题，治学严谨的戴娟没有丝毫包庇：她先调取行政楼走廊九点钟的监控录像，随后拿出自己办公桌上的圆珠笔，对比赵左右补交试卷上的黑色水笔字迹，一针见血地拆穿了赵左右“去办公室补作业”的谎言。就在她准备通过全校广播宣读处分决定时，理科八班的陈明突然冲进广播室锁死房门，对着麦克风自曝自己每晚潜入戴主任电脑D盘“往年资料”文件夹下载打CS游戏的秘密，以此作为在场铁证证明赵左右“露出第一题的时候就把卷子放回去了”！面对暴怒冲进学校当众掌掴陈明、强行要办退学的陈父，戴娟心痛如绞，拼命张开双臂护在陈明身前极力挽留；事后面对主动来办公室坦白认错的赵左右，她既严厉惩戒又给他留下了重考自证清白的育人通道。</w:t>
       </w:r>
     </w:p>
     <w:p>
@@ -1417,7 +1423,7 @@
           <w:color w:val="141414"/>
           <w:sz w:val="21"/>
         </w:rPr>
-        <w:t>在此后的日子里，戴娟默许并支持赵左右成立“梦语心理社”与《三人行》杂志社，亲自带队前往爱荣机械制造厂开展学工实践。当四十一岁的“转校生”荀未来决定离开学校去寻找余博士、走进办公室递交退学申请书时，戴娟看着这个虽然数学只考几分、却总能用成熟通透的话语温暖全班的特殊学生，忍不住摘下眼镜拭去眼角的泪水，像母亲送别远行游子般哽咽叮嘱：“把书读完，老戴下辈子也认得出你来！”</w:t>
+        <w:t>到了EP12《寻未来》至EP16《再见，老同学》，戴娟默许并支持赵左右成立“梦语心理社”与《三人行》杂志社，亲自带队前往爱荣机械制造厂开展学工实践。当四十一岁的“转校生”荀未来决定离开学校去寻找余博士、走进办公室递交退学申请书时，戴娟看着这个虽然数学只考几分、却总能用成熟通透的话语温暖全班的特殊学生，忍不住摘下眼镜拭去眼角的泪水，像母亲送别远行游子般哽咽叮嘱：“把书读完，老戴下辈子也认得出你来！”</w:t>
       </w:r>
     </w:p>
     <w:p>
@@ -1448,7 +1454,7 @@
           <w:color w:val="141414"/>
           <w:sz w:val="21"/>
         </w:rPr>
-        <w:t>步入高一夏秋与高二新学期，戴娟身上那份属于中国基层老教师的温情愈发醇厚。当向来考倒数第一的罗爱文利用课余时间捣鼓出一辆太阳能玩具小车、忐忑不安地在教室门口被她撞见时，戴娟非但没有像传统严师那样斥责他不务正业，反而饶有兴致地夸赞他动手能力强，鼓励他把小车拿到学校五月跳蚤市场上去卖钱为班级挣班费，点亮了这位“学渣少爷”的实业工程梦。</w:t>
+        <w:t>到了EP18《一夜剧变》，步入高一下学期末，戴娟身上那份属于中国基层老教师的温情愈发醇厚。当向来考倒数第一的罗爱文利用课余时间捣鼓出一辆太阳能玩具小车、忐忑不安地在教室门口被她撞见时，戴娟非但没有像传统严师那样斥责他不务正业，反而饶有兴致地夸赞他动手能力强，鼓励他把小车拿到学校五月跳蚤市场上去卖钱为班级挣班费，点亮了这位“学渣少爷”的实业工程梦。</w:t>
       </w:r>
     </w:p>
     <w:p>
@@ -1464,7 +1470,7 @@
           <w:color w:val="141414"/>
           <w:sz w:val="21"/>
         </w:rPr>
-        <w:t>2008年9月高二（2）班开学当天，戴娟把背着红书包的新转校生林开颜（小雪）领上讲台，笑眯眯地向全班介绍：“小雪和荀未来一样，都是转校来的，就是比那小子内向得多。大家呢，多带她在学校转转，尽快熟悉熟悉新环境。”她随手将小雪安排在赵左右身旁的空位坐下，结果中午刚走进食堂大门，就被赵左右拿来当成了震慑小雪的“尚方宝剑”。历经2058年局部熵减时空修正后，虽然戴娟脑海中关于“荀未来”和“小雪”的记忆被时间洪流抹去，但她对学生们的师者仁心从未改变。到了高三备考的关键时期，当背负着沉重记忆的赵左右决定报考北京华彩艺术学院电视编导专业时，戴娟把他叫到办公室语重心长地谈心——听着十六七岁的少年满嘴大谈“投入产出比”与“赚钱性价比”，戴娟既觉得好笑又莫名心疼，温和地拍板支持他：“既然你父母也同意了，那就放手去闯吧，但文化课一定不能落下！”</w:t>
+        <w:t>到了EP21《当雪落下》2008年9月高二（2）班开学当天，戴娟把背着红书包的新转校生林开颜（小雪）领上讲台，笑眯眯地向全班介绍：“小雪和荀未来一样，都是转校来的，就是比那小子内向得多。大家呢，多带她在学校转转，尽快熟悉熟悉新环境。”她随手将小雪安排在赵左右身旁的空位坐下，结果中午刚走进食堂大门，就被赵左右拿来当成了震慑小雪的“尚方宝剑”。历经2058年局部熵减时空修正后，虽然戴娟脑海中关于“荀未来”和“小雪”的记忆被时间洪流抹去，但她对学生们的师者仁心从未改变。到了EP24《独自面对》大结局高三备考的关键时期，当背负着沉重记忆的赵左右决定报考北京华彩艺术学院电视编导专业时，戴娟把他叫到办公室语重心长地谈心——听着十六七岁的少年满嘴大谈“投入产出比”与“赚钱性价比”，戴娟既觉得好笑又莫名心疼，温和地拍板支持他：“既然你父母也同意了，那就放手去闯吧，但文化课一定不能落下！”</w:t>
       </w:r>
     </w:p>
     <w:p>
@@ -1771,7 +1777,7 @@
           <w:color w:val="141414"/>
           <w:sz w:val="21"/>
         </w:rPr>
-        <w:t>• “怪不得早上一直护着这破杂志，不肯让我没收。青春，真好。”（EP01第1-42场，戴娟深夜在办公室台灯下看到赵左右夹在杂志里的信纸时露出的温柔微笑）</w:t>
+        <w:t>• “怪不得早上一直护着这破杂志，不肯让我没收。青春，真好。”（EP01戴娟深夜在办公室台灯下看到赵左右夹在杂志里的信纸时露出的温柔微笑）</w:t>
       </w:r>
     </w:p>
     <w:p>
@@ -1786,7 +1792,7 @@
           <w:color w:val="141414"/>
           <w:sz w:val="21"/>
         </w:rPr>
-        <w:t>• “其实啊我并不意外，这周我都在观察赵左右同学，他真的是付出了很大的努力。我是说班长要考前五名，但没说是总分！所以，班长继续由赵左右同学担任！”（EP11第11-5场，戴娟在高一十班讲台上惜才护犊、破格留任赵左右当班长）</w:t>
+        <w:t>• “其实啊我并不意外，这周我都在观察赵左右同学，他真的是付出了很大的努力。我是说班长要考前五名，但没说是总分！所以，班长继续由赵左右同学担任！”（EP11戴娟在高一十班讲台上惜才护犊、破格留任赵左右当班长）</w:t>
       </w:r>
     </w:p>
     <w:p>
@@ -1801,7 +1807,7 @@
           <w:color w:val="141414"/>
           <w:sz w:val="21"/>
         </w:rPr>
-        <w:t>• “把书读完，老戴下辈子也认得出你来！”（EP16第16-3场，戴娟在办公室送别退学的荀未来时眼含热泪的师者叮嘱）</w:t>
+        <w:t>• “把书读完，老戴下辈子也认得出你来！”（EP16戴娟在办公室送别退学的荀未来时眼含热泪的师者叮嘱）</w:t>
       </w:r>
     </w:p>
     <w:p>
@@ -1816,7 +1822,7 @@
           <w:color w:val="141414"/>
           <w:sz w:val="21"/>
         </w:rPr>
-        <w:t>• “小雪和荀未来一样，都是转校来的，就是比那小子内向得多。大家呢，多带她在学校转转，尽快熟悉熟悉新环境。”（EP21第21-3场，高二开学戴娟向全班介绍转校生小雪）</w:t>
+        <w:t>• “小雪和荀未来一样，都是转校来的，就是比那小子内向得多。大家呢，多带她在学校转转，尽快熟悉熟悉新环境。”（EP21高二开学戴娟向全班介绍转校生小雪）</w:t>
       </w:r>
     </w:p>
     <w:sectPr>

--- a/01_《三人行》全24集全流程标杆成品库/05_核心人物一人一档/人物09_戴娟（长林八中教导主任兼数学老师）.docx
+++ b/01_《三人行》全24集全流程标杆成品库/05_核心人物一人一档/人物09_戴娟（长林八中教导主任兼数学老师）.docx
@@ -1344,7 +1344,7 @@
           <w:color w:val="141414"/>
           <w:sz w:val="22"/>
         </w:rPr>
-        <w:t>（一）第一卷·白昼篇（EP01–EP08）：看台抓包、56.56秒攻心战与台灯下的温柔</w:t>
+        <w:t>（一）第一卷·白昼篇（EP01—EP08）：看台抓包麻辣烫、56.56秒KPI攻心战、台灯下的温柔与除夕占线拜年</w:t>
       </w:r>
     </w:p>
     <w:p>
@@ -1360,22 +1360,7 @@
           <w:color w:val="141414"/>
           <w:sz w:val="21"/>
         </w:rPr>
-        <w:t>2008年1月21日（EP01），戴娟在操场看台抓获偷吃麻辣烫的赵左右与罗爱文，没收了《心惊肉跳》杂志；在办公室里，她被突然闯入的转校生荀未来用一套成熟的“年级平均分KPI”话术说服，破例同意荀未来参加数学测试；当晚在办公室台灯下，她翻出杂志里赵左右写给王一漫的信，温柔感慨“青春真好”。在EP02–04中，她处理分科表风波、接待来校捐款的66岁“赵了先生”，并在电话里向赵东来反馈赵左右改报文科的决定；除夕夜（EP06），她在家中被罗爱文组织的同学们轮流打电话拜年拖住，无意间成全了少年们的造雪行动。</w:t>
-      </w:r>
-    </w:p>
-    <w:p>
-      <w:pPr>
-        <w:spacing w:before="120" w:after="60" w:line="384" w:lineRule="auto"/>
-        <w:jc w:val="left"/>
-      </w:pPr>
-      <w:r>
-        <w:rPr>
-          <w:rFonts w:ascii="Arial" w:hAnsi="Arial" w:eastAsia="黑体"/>
-          <w:b/>
-          <w:color w:val="141414"/>
-          <w:sz w:val="22"/>
-        </w:rPr>
-        <w:t>（二）“铁三角雅座”的良苦用心、明察秋毫破偷卷案与泪别转校生</w:t>
+        <w:t>到了EP01《夺回人生》（2008年1月21日），身为长林八中教导主任兼高一数学老师的戴娟，在操场看台折梯转角处当场抓获偷吃砂锅麻辣烫的赵左右与罗爱文，没收了夹着赵左右情书的《心惊肉跳》杂志并罚写三千字检讨；回到办公室后，面对突然闯入要求插班补考的“大龄转校生”荀未来，原本严词拒绝的戴娟被荀未来掐表用56.56秒的一套“拉高年级数学平均分KPI、不占正式学籍名额”的职场攻心话术精准击中软肋，破例准许他参加高一数学摸底补考（并在批阅试卷时被荀未来写出的压轴大题第三种解法惊得目瞪口呆）。当晚在办公室昏黄的台灯下，刀子嘴豆腐心的戴娟翻出没收杂志里赵左右写给王一漫的青涩信纸，嘴角浮现出一抹慈爱的微笑，轻声感叹：“青春真好。”</w:t>
       </w:r>
     </w:p>
     <w:p>
@@ -1391,7 +1376,22 @@
           <w:color w:val="141414"/>
           <w:sz w:val="21"/>
         </w:rPr>
-        <w:t>到了EP09《人生失控》与EP10《只要我想》高一下学期文理分科重组后，戴娟出任高一文科（10）班班主任。为了镇住班里最能折腾的三个活宝，她特意将赵左右、荀未来与罗爱文的课桌并排摆在讲台眼皮子底下的第一排，戏称为“铁三角重点监控雅座”。当赵左右为了证明自己而冲上讲台立下“月考进不了前五就辞去班长、罚扫全校厕所一个月”的军令状时，刀子嘴豆腐心的戴娟嘴上冷哼，眼底却满是欣慰。她把赵左右这几周在电车上背书、在食堂刷题、甚至低血糖晕倒在校医室的拼命劲儿全看在眼里；因此在月考成绩公布、赵左右文综单科考进前五而总分稍逊时，戴娟站在讲台上霸气拍板：“我是说班长要考前五名，但没说是总分！所以，班长继续由赵左右同学担任！”</w:t>
+        <w:t>到了EP02《第三个雪人》、EP03《少年的决定》与EP04《避风港争夺战》，戴娟一面在学校热情接待拟捐建图书馆的66岁“香港儒商赵了老先生”，一面处理荀未来与赵左右抢夺《文理分科意向表》的走廊风波——在办公室里听完荀未来那番“做自己喜欢的事总不会亏”的肺腑之言后，戴娟默许了学生自主选择分科的权利，并在电话里如实向赵东来反馈了赵左右改报文科的决定。到了EP06《暖雪》除夕跨年之夜，戴娟在家里接到了罗爱文组织的全班同学轮流打来的拜年电话，嘴上嗔怪学生们淘气，心里却暖意融融，也在无意间被占线战术拖住脚步、成全了少年们借出造雪机奔赴东湖公园的浪漫行动。</w:t>
+      </w:r>
+    </w:p>
+    <w:p>
+      <w:pPr>
+        <w:spacing w:before="120" w:after="60" w:line="384" w:lineRule="auto"/>
+        <w:jc w:val="left"/>
+      </w:pPr>
+      <w:r>
+        <w:rPr>
+          <w:rFonts w:ascii="Arial" w:hAnsi="Arial" w:eastAsia="黑体"/>
+          <w:b/>
+          <w:color w:val="141414"/>
+          <w:sz w:val="22"/>
+        </w:rPr>
+        <w:t>（二）第二卷·黄昏篇（EP09—EP16）：“铁三角重点监控座”、交托办公室钥匙、明察秋毫破偷卷案与摘镜泪别转校生</w:t>
       </w:r>
     </w:p>
     <w:p>
@@ -1407,7 +1407,7 @@
           <w:color w:val="141414"/>
           <w:sz w:val="21"/>
         </w:rPr>
-        <w:t>到了EP11《YOU WIN》，紧接着尚雪举报赵左右考前夜潜入办公室偷题，治学严谨的戴娟没有丝毫包庇：她先调取行政楼走廊九点钟的监控录像，随后拿出自己办公桌上的圆珠笔，对比赵左右补交试卷上的黑色水笔字迹，一针见血地拆穿了赵左右“去办公室补作业”的谎言。就在她准备通过全校广播宣读处分决定时，理科八班的陈明突然冲进广播室锁死房门，对着麦克风自曝自己每晚潜入戴主任电脑D盘“往年资料”文件夹下载打CS游戏的秘密，以此作为在场铁证证明赵左右“露出第一题的时候就把卷子放回去了”！面对暴怒冲进学校当众掌掴陈明、强行要办退学的陈父，戴娟心痛如绞，拼命张开双臂护在陈明身前极力挽留；事后面对主动来办公室坦白认错的赵左右，她既严厉惩戒又给他留下了重考自证清白的育人通道。</w:t>
+        <w:t>到了EP09《人生失控》与EP10《只要我想》高一下学期文理分科重组后，戴娟亲自出任高一文科（10）班班主任。为了镇住班里最能折腾的三个活宝，她在开学第一天特意把赵左右、荀未来与罗爱文的课桌并排摆在讲台正前方第一排眼皮子底下，戏称为“铁三角重点监控雅座”。当赵左右为了保住班长职务而冲上讲台立下“月考考不进前五就主动辞职扫全校厕所一个月”的军令状时，戴娟嘴上冷哼，却把少年这几周在电车上背书、在食堂刷题、甚至在体育馆低血糖晕倒躺进校医室的拼命劲儿全看在眼里。在EP10中，当荀未来与罗爱文在男洗手间拉闸抢走赵左右的《陈明数学答案略集锦》、被赵左右凭两人校服上的男士香水味识破扭打后，戴娟在办公室严厉罚站荀未来和罗爱文，并出于对班长的信任，亲手将一串教导主任办公室钥匙交给赵左右，叮嘱他晚上收齐作业送到办公室。</w:t>
       </w:r>
     </w:p>
     <w:p>
@@ -1423,22 +1423,7 @@
           <w:color w:val="141414"/>
           <w:sz w:val="21"/>
         </w:rPr>
-        <w:t>到了EP12《寻未来》至EP16《再见，老同学》，戴娟默许并支持赵左右成立“梦语心理社”与《三人行》杂志社，亲自带队前往爱荣机械制造厂开展学工实践。当四十一岁的“转校生”荀未来决定离开学校去寻找余博士、走进办公室递交退学申请书时，戴娟看着这个虽然数学只考几分、却总能用成熟通透的话语温暖全班的特殊学生，忍不住摘下眼镜拭去眼角的泪水，像母亲送别远行游子般哽咽叮嘱：“把书读完，老戴下辈子也认得出你来！”</w:t>
-      </w:r>
-    </w:p>
-    <w:p>
-      <w:pPr>
-        <w:spacing w:before="120" w:after="60" w:line="384" w:lineRule="auto"/>
-        <w:jc w:val="left"/>
-      </w:pPr>
-      <w:r>
-        <w:rPr>
-          <w:rFonts w:ascii="Arial" w:hAnsi="Arial" w:eastAsia="黑体"/>
-          <w:b/>
-          <w:color w:val="141414"/>
-          <w:sz w:val="22"/>
-        </w:rPr>
-        <w:t>（三）护航少年梦想：从太阳能小车、新转校生到高三艺考谈心</w:t>
+        <w:t>到了EP11《YOU WIN》，月考放榜，赵左右文综单科冲进前五而总分稍逊，惜才护短的戴娟站在讲台上霸气拍板：“我是说班长要考前五名，但没说是总分！所以，班长继续由赵左右同学担任！”然而紧接着落选的尚雪实名举报赵左右考前夜潜入办公室偷题，治学严谨、绝不包庇作弊的戴娟立刻展开调查：她先调取行政楼走廊前夜九点钟的监控录像，随后拿起自己办公桌笔筒里的圆珠笔，对比赵左右补交试卷上的黑色水笔字迹，一针见血地拆穿了赵左右“去办公室补作业”的谎言！就在她痛心疾首地准备通过全校广播宣读对赵左右的留校察看处分时，理科八班的陈明冲进广播室锁门，对着全校麦克风自曝每晚潜入戴主任电脑D盘“往年资料”文件夹打CS游戏的秘密，以此作为在场铁证证明赵左右“露出第一题的时候就把卷子放回去了”！面对暴怒冲进学校当众扇陈明耳光、强行要办退学的陈父，戴娟心痛如绞，张开双臂护在陈明身前苦苦挽留；事后面对主动来办公室坦白认错的赵左右，她既严厉批评，又给予了独立重考自证清白的育人通道。</w:t>
       </w:r>
     </w:p>
     <w:p>
@@ -1454,7 +1439,22 @@
           <w:color w:val="141414"/>
           <w:sz w:val="21"/>
         </w:rPr>
-        <w:t>到了EP18《一夜剧变》，步入高一下学期末，戴娟身上那份属于中国基层老教师的温情愈发醇厚。当向来考倒数第一的罗爱文利用课余时间捣鼓出一辆太阳能玩具小车、忐忑不安地在教室门口被她撞见时，戴娟非但没有像传统严师那样斥责他不务正业，反而饶有兴致地夸赞他动手能力强，鼓励他把小车拿到学校五月跳蚤市场上去卖钱为班级挣班费，点亮了这位“学渣少爷”的实业工程梦。</w:t>
+        <w:t>到了EP12《寻未来》至EP16《再见，老同学》，戴娟默许并支持赵左右成立“梦语心理社”与《三人行》校园杂志社，亲自带队前往爱荣机械制造厂开展学工实践（EP15）。在EP16中，当41岁的“转校生”荀未来决定离开学校去寻找余博士、走进办公室双手递上退学申请书时，戴娟看着这个虽然平时数学只考几分、却总能用成熟通透的话语温暖全班的特殊学生，再也忍不住摘下眼镜拭去眼角的泪水，像母亲送别远行游子般哽咽叮嘱：“不管走到哪儿，把书读完！老戴下辈子也认得出你来！”</w:t>
+      </w:r>
+    </w:p>
+    <w:p>
+      <w:pPr>
+        <w:spacing w:before="120" w:after="60" w:line="384" w:lineRule="auto"/>
+        <w:jc w:val="left"/>
+      </w:pPr>
+      <w:r>
+        <w:rPr>
+          <w:rFonts w:ascii="Arial" w:hAnsi="Arial" w:eastAsia="黑体"/>
+          <w:b/>
+          <w:color w:val="141414"/>
+          <w:sz w:val="22"/>
+        </w:rPr>
+        <w:t>（三）第三卷·黑夜篇至终局（EP18—EP24）：鼓励罗爱文太阳能小车、迎入新转校生小雪与高三艺考谈心护航</w:t>
       </w:r>
     </w:p>
     <w:p>
@@ -1470,7 +1470,39 @@
           <w:color w:val="141414"/>
           <w:sz w:val="21"/>
         </w:rPr>
-        <w:t>到了EP21《当雪落下》2008年9月高二（2）班开学当天，戴娟把背着红书包的新转校生林开颜（小雪）领上讲台，笑眯眯地向全班介绍：“小雪和荀未来一样，都是转校来的，就是比那小子内向得多。大家呢，多带她在学校转转，尽快熟悉熟悉新环境。”她随手将小雪安排在赵左右身旁的空位坐下，结果中午刚走进食堂大门，就被赵左右拿来当成了震慑小雪的“尚方宝剑”。历经2058年局部熵减时空修正后，虽然戴娟脑海中关于“荀未来”和“小雪”的记忆被时间洪流抹去，但她对学生们的师者仁心从未改变。到了EP24《独自面对》大结局高三备考的关键时期，当背负着沉重记忆的赵左右决定报考北京华彩艺术学院电视编导专业时，戴娟把他叫到办公室语重心长地谈心——听着十六七岁的少年满嘴大谈“投入产出比”与“赚钱性价比”，戴娟既觉得好笑又莫名心疼，温和地拍板支持他：“既然你父母也同意了，那就放手去闯吧，但文化课一定不能落下！”</w:t>
+        <w:t>到了EP18《一夜剧变》，戴娟身上那份属于中国基层老教师的因材施教与温情愈发醇厚：当向来考倒数第一的罗爱文利用课余时间捣鼓出一辆太阳能玩具小车、在教室门口被她撞见而忐忑不安地藏到身后时，戴娟非但没有像传统严师那样斥责他不务正业，反而饶有兴致地接过小车夸赞他动手能力强，温和鼓励他把小车拿到学校五月跳蚤市场上去义卖为班级挣班费，彻底点亮了这位“学渣少爷”的实业工程梦。</w:t>
+      </w:r>
+    </w:p>
+    <w:p>
+      <w:pPr>
+        <w:spacing w:before="40" w:after="100" w:line="384" w:lineRule="auto"/>
+        <w:ind w:firstLine="420"/>
+        <w:jc w:val="left"/>
+      </w:pPr>
+      <w:r>
+        <w:rPr>
+          <w:rFonts w:ascii="Times New Roman" w:hAnsi="Times New Roman" w:eastAsia="宋体"/>
+          <w:b w:val="0"/>
+          <w:color w:val="141414"/>
+          <w:sz w:val="21"/>
+        </w:rPr>
+        <w:t>到了EP21《当雪落下》（2008年9月高二开学当天），戴娟把背着红书包的新转校生林开颜（小雪）领上高二（2）班讲台，笑眯眯地向全班介绍：“小雪和荀未来一样，都是转校来的，就是比那小子内向得多。大家呢，多带她在学校转转，尽快熟悉熟悉新环境。”她随手将小雪安排在赵左右身旁的同桌空位坐下（结果中午刚走进食堂大门，就被促狭的赵左右举手喊“戴主任！小雪说她大学都已经毕……”拿来当成了震慑小雪的尚方宝剑）。</w:t>
+      </w:r>
+    </w:p>
+    <w:p>
+      <w:pPr>
+        <w:spacing w:before="40" w:after="100" w:line="384" w:lineRule="auto"/>
+        <w:ind w:firstLine="420"/>
+        <w:jc w:val="left"/>
+      </w:pPr>
+      <w:r>
+        <w:rPr>
+          <w:rFonts w:ascii="Times New Roman" w:hAnsi="Times New Roman" w:eastAsia="宋体"/>
+          <w:b w:val="0"/>
+          <w:color w:val="141414"/>
+          <w:sz w:val="21"/>
+        </w:rPr>
+        <w:t>到了EP23《不可战胜的敌人》与EP24《独自面对》（大结局），历经2058年局部熵减时空修正后，虽然戴娟脑海中关于“荀未来”和“小雪”的记忆被时间洪流抹去，但她对学生们的师者仁心从未改变。在2009年秋至2010年春的高三备考关键期，她迎回了阳光复学的陈明，并在办公室找决定报考北京华彩艺术学院电视编导专业的赵左右语重心长地谈心——听着十七八岁的少年满嘴大谈“投入产出比”与“赚钱性价比”，戴娟既觉得好笑又莫名心疼，温和地拍板支持他：“既然你父母也同意了，那就放手去闯吧，但文化课一定不能落下！”用三尺讲台的坚守陪伴主角团走完整个青春。</w:t>
       </w:r>
     </w:p>
     <w:p>
@@ -1777,7 +1809,7 @@
           <w:color w:val="141414"/>
           <w:sz w:val="21"/>
         </w:rPr>
-        <w:t>• “怪不得早上一直护着这破杂志，不肯让我没收。青春，真好。”（EP01戴娟深夜在办公室台灯下看到赵左右夹在杂志里的信纸时露出的温柔微笑）</w:t>
+        <w:t>• “怪不得早上一直护着这破杂志，不肯让我没收。青春，真好。”（EP01，戴娟深夜在办公室台灯下看到赵左右夹在杂志里的信纸时露出的温柔微笑）</w:t>
       </w:r>
     </w:p>
     <w:p>
@@ -1792,7 +1824,7 @@
           <w:color w:val="141414"/>
           <w:sz w:val="21"/>
         </w:rPr>
-        <w:t>• “其实啊我并不意外，这周我都在观察赵左右同学，他真的是付出了很大的努力。我是说班长要考前五名，但没说是总分！所以，班长继续由赵左右同学担任！”（EP11戴娟在高一十班讲台上惜才护犊、破格留任赵左右当班长）</w:t>
+        <w:t>• “其实啊我并不意外，这周我都在观察赵左右同学，他真的是付出了很大的努力。我是说班长要考前五名，但没说是总分！所以，班长继续由赵左右同学担任！”（EP11，戴娟在高一十班讲台上惜才护犊、破格留任赵左右当班长）</w:t>
       </w:r>
     </w:p>
     <w:p>
@@ -1807,7 +1839,7 @@
           <w:color w:val="141414"/>
           <w:sz w:val="21"/>
         </w:rPr>
-        <w:t>• “把书读完，老戴下辈子也认得出你来！”（EP16戴娟在办公室送别退学的荀未来时眼含热泪的师者叮嘱）</w:t>
+        <w:t>• “把书读完，老戴下辈子也认得出你来！”（EP16，戴娟在办公室送别退学的荀未来时眼含热泪的师者叮嘱）</w:t>
       </w:r>
     </w:p>
     <w:p>
@@ -1822,7 +1854,7 @@
           <w:color w:val="141414"/>
           <w:sz w:val="21"/>
         </w:rPr>
-        <w:t>• “小雪和荀未来一样，都是转校来的，就是比那小子内向得多。大家呢，多带她在学校转转，尽快熟悉熟悉新环境。”（EP21高二开学戴娟向全班介绍转校生小雪）</w:t>
+        <w:t>• “小雪和荀未来一样，都是转校来的，就是比那小子内向得多。大家呢，多带她在学校转转，尽快熟悉熟悉新环境。”（EP21，高二开学戴娟向全班介绍转校生小雪）</w:t>
       </w:r>
     </w:p>
     <w:sectPr>

--- a/01_《三人行》全24集全流程标杆成品库/05_核心人物一人一档/人物09_戴娟（长林八中教导主任兼数学老师）.docx
+++ b/01_《三人行》全24集全流程标杆成品库/05_核心人物一人一档/人物09_戴娟（长林八中教导主任兼数学老师）.docx
@@ -124,9 +124,7 @@
         </w:tc>
       </w:tr>
       <w:tr>
-        <w:trPr>
-          <w:cantSplit/>
-        </w:trPr>
+        <w:trPr/>
         <w:tc>
           <w:tcPr>
             <w:tcW w:type="dxa" w:w="2520"/>
@@ -185,9 +183,7 @@
         </w:tc>
       </w:tr>
       <w:tr>
-        <w:trPr>
-          <w:cantSplit/>
-        </w:trPr>
+        <w:trPr/>
         <w:tc>
           <w:tcPr>
             <w:tcW w:type="dxa" w:w="2520"/>
@@ -248,9 +244,7 @@
         </w:tc>
       </w:tr>
       <w:tr>
-        <w:trPr>
-          <w:cantSplit/>
-        </w:trPr>
+        <w:trPr/>
         <w:tc>
           <w:tcPr>
             <w:tcW w:type="dxa" w:w="2520"/>
@@ -309,9 +303,7 @@
         </w:tc>
       </w:tr>
       <w:tr>
-        <w:trPr>
-          <w:cantSplit/>
-        </w:trPr>
+        <w:trPr/>
         <w:tc>
           <w:tcPr>
             <w:tcW w:type="dxa" w:w="2520"/>
@@ -372,9 +364,7 @@
         </w:tc>
       </w:tr>
       <w:tr>
-        <w:trPr>
-          <w:cantSplit/>
-        </w:trPr>
+        <w:trPr/>
         <w:tc>
           <w:tcPr>
             <w:tcW w:type="dxa" w:w="2520"/>
@@ -433,9 +423,7 @@
         </w:tc>
       </w:tr>
       <w:tr>
-        <w:trPr>
-          <w:cantSplit/>
-        </w:trPr>
+        <w:trPr/>
         <w:tc>
           <w:tcPr>
             <w:tcW w:type="dxa" w:w="2520"/>
@@ -496,9 +484,7 @@
         </w:tc>
       </w:tr>
       <w:tr>
-        <w:trPr>
-          <w:cantSplit/>
-        </w:trPr>
+        <w:trPr/>
         <w:tc>
           <w:tcPr>
             <w:tcW w:type="dxa" w:w="2520"/>
@@ -557,9 +543,7 @@
         </w:tc>
       </w:tr>
       <w:tr>
-        <w:trPr>
-          <w:cantSplit/>
-        </w:trPr>
+        <w:trPr/>
         <w:tc>
           <w:tcPr>
             <w:tcW w:type="dxa" w:w="2520"/>
@@ -620,9 +604,7 @@
         </w:tc>
       </w:tr>
       <w:tr>
-        <w:trPr>
-          <w:cantSplit/>
-        </w:trPr>
+        <w:trPr/>
         <w:tc>
           <w:tcPr>
             <w:tcW w:type="dxa" w:w="2520"/>
@@ -681,9 +663,7 @@
         </w:tc>
       </w:tr>
       <w:tr>
-        <w:trPr>
-          <w:cantSplit/>
-        </w:trPr>
+        <w:trPr/>
         <w:tc>
           <w:tcPr>
             <w:tcW w:type="dxa" w:w="2520"/>
@@ -744,9 +724,7 @@
         </w:tc>
       </w:tr>
       <w:tr>
-        <w:trPr>
-          <w:cantSplit/>
-        </w:trPr>
+        <w:trPr/>
         <w:tc>
           <w:tcPr>
             <w:tcW w:type="dxa" w:w="2520"/>
@@ -1037,9 +1015,7 @@
         </w:tc>
       </w:tr>
       <w:tr>
-        <w:trPr>
-          <w:cantSplit/>
-        </w:trPr>
+        <w:trPr/>
         <w:tc>
           <w:tcPr>
             <w:tcW w:type="dxa" w:w="2520"/>
@@ -1104,9 +1080,7 @@
         </w:tc>
       </w:tr>
       <w:tr>
-        <w:trPr>
-          <w:cantSplit/>
-        </w:trPr>
+        <w:trPr/>
         <w:tc>
           <w:tcPr>
             <w:tcW w:type="dxa" w:w="2520"/>
@@ -1173,9 +1147,7 @@
         </w:tc>
       </w:tr>
       <w:tr>
-        <w:trPr>
-          <w:cantSplit/>
-        </w:trPr>
+        <w:trPr/>
         <w:tc>
           <w:tcPr>
             <w:tcW w:type="dxa" w:w="2520"/>
@@ -1597,9 +1569,7 @@
         </w:tc>
       </w:tr>
       <w:tr>
-        <w:trPr>
-          <w:cantSplit/>
-        </w:trPr>
+        <w:trPr/>
         <w:tc>
           <w:tcPr>
             <w:tcW w:type="dxa" w:w="2664"/>
@@ -1658,9 +1628,7 @@
         </w:tc>
       </w:tr>
       <w:tr>
-        <w:trPr>
-          <w:cantSplit/>
-        </w:trPr>
+        <w:trPr/>
         <w:tc>
           <w:tcPr>
             <w:tcW w:type="dxa" w:w="2664"/>
@@ -1721,9 +1689,7 @@
         </w:tc>
       </w:tr>
       <w:tr>
-        <w:trPr>
-          <w:cantSplit/>
-        </w:trPr>
+        <w:trPr/>
         <w:tc>
           <w:tcPr>
             <w:tcW w:type="dxa" w:w="2664"/>
